--- a/Bulan 1-2/Minggu 1-2/Jurnal_PKL_Minggu_1-2_Analisis_Kebutuhan.docx
+++ b/Bulan 1-2/Minggu 1-2/Jurnal_PKL_Minggu_1-2_Analisis_Kebutuhan.docx
@@ -16,7 +16,46 @@
           <w:szCs w:val="44"/>
         </w:rPr>
       </w:pPr>
-      <w:proofErr w:type="spellStart"/>
+      <w:r>
+        <w:rPr>
+          <w:rFonts w:ascii="Arial" w:hAnsi="Arial" w:cs="Arial"/>
+          <w:b/>
+          <w:bCs/>
+          <w:sz w:val="32"/>
+          <w:szCs w:val="32"/>
+        </w:rPr>
+        <w:t>L</w:t>
+      </w:r>
+      <w:r>
+        <w:rPr>
+          <w:rFonts w:ascii="Arial" w:hAnsi="Arial" w:cs="Arial"/>
+          <w:b/>
+          <w:bCs/>
+          <w:sz w:val="32"/>
+          <w:szCs w:val="32"/>
+        </w:rPr>
+        <w:t>APORAN</w:t>
+      </w:r>
+      <w:r>
+        <w:rPr>
+          <w:rFonts w:ascii="Arial" w:hAnsi="Arial" w:cs="Arial"/>
+          <w:b/>
+          <w:bCs/>
+          <w:sz w:val="32"/>
+          <w:szCs w:val="32"/>
+        </w:rPr>
+        <w:t xml:space="preserve"> J</w:t>
+      </w:r>
+      <w:r>
+        <w:rPr>
+          <w:rFonts w:ascii="Arial" w:hAnsi="Arial" w:cs="Arial"/>
+          <w:b/>
+          <w:bCs/>
+          <w:sz w:val="32"/>
+          <w:szCs w:val="32"/>
+        </w:rPr>
+        <w:t>URNAL</w:t>
+      </w:r>
       <w:r>
         <w:rPr>
           <w:rFonts w:ascii="Arial" w:hAnsi="Arial" w:cs="Arial"/>
@@ -25,10 +64,15 @@
           <w:sz w:val="44"/>
           <w:szCs w:val="44"/>
         </w:rPr>
-        <w:t>Laporan</w:t>
-      </w:r>
-      <w:proofErr w:type="spellEnd"/>
-      <w:r>
+        <w:t xml:space="preserve"> </w:t>
+      </w:r>
+    </w:p>
+    <w:p>
+      <w:pPr>
+        <w:pBdr>
+          <w:bottom w:val="single" w:sz="6" w:space="1" w:color="auto"/>
+        </w:pBdr>
+        <w:jc w:val="center"/>
         <w:rPr>
           <w:rFonts w:ascii="Arial" w:hAnsi="Arial" w:cs="Arial"/>
           <w:b/>
@@ -36,157 +80,237 @@
           <w:sz w:val="44"/>
           <w:szCs w:val="44"/>
         </w:rPr>
-        <w:t xml:space="preserve"> </w:t>
-      </w:r>
-      <w:proofErr w:type="spellStart"/>
+      </w:pPr>
       <w:r>
         <w:rPr>
           <w:rFonts w:ascii="Arial" w:hAnsi="Arial" w:cs="Arial"/>
           <w:b/>
           <w:bCs/>
-          <w:sz w:val="44"/>
-          <w:szCs w:val="44"/>
-        </w:rPr>
-        <w:t>Jurnal</w:t>
-      </w:r>
-      <w:proofErr w:type="spellEnd"/>
+          <w:sz w:val="28"/>
+          <w:szCs w:val="28"/>
+        </w:rPr>
+        <w:t>P</w:t>
+      </w:r>
       <w:r>
         <w:rPr>
           <w:rFonts w:ascii="Arial" w:hAnsi="Arial" w:cs="Arial"/>
           <w:b/>
           <w:bCs/>
-          <w:sz w:val="44"/>
-          <w:szCs w:val="44"/>
-        </w:rPr>
-        <w:t xml:space="preserve"> PKL</w:t>
+          <w:sz w:val="28"/>
+          <w:szCs w:val="28"/>
+        </w:rPr>
+        <w:t>RAKTIK</w:t>
       </w:r>
       <w:r>
         <w:rPr>
           <w:rFonts w:ascii="Arial" w:hAnsi="Arial" w:cs="Arial"/>
           <w:b/>
           <w:bCs/>
-          <w:sz w:val="44"/>
-          <w:szCs w:val="44"/>
-        </w:rPr>
-        <w:br/>
-      </w:r>
-      <w:proofErr w:type="spellStart"/>
+          <w:sz w:val="28"/>
+          <w:szCs w:val="28"/>
+        </w:rPr>
+        <w:t xml:space="preserve"> K</w:t>
+      </w:r>
       <w:r>
         <w:rPr>
           <w:rFonts w:ascii="Arial" w:hAnsi="Arial" w:cs="Arial"/>
           <w:b/>
           <w:bCs/>
-          <w:sz w:val="44"/>
-          <w:szCs w:val="44"/>
-        </w:rPr>
-        <w:t>Minggu</w:t>
-      </w:r>
-      <w:proofErr w:type="spellEnd"/>
+          <w:sz w:val="28"/>
+          <w:szCs w:val="28"/>
+        </w:rPr>
+        <w:t xml:space="preserve">ERJA </w:t>
+      </w:r>
       <w:r>
         <w:rPr>
           <w:rFonts w:ascii="Arial" w:hAnsi="Arial" w:cs="Arial"/>
           <w:b/>
           <w:bCs/>
-          <w:sz w:val="44"/>
-          <w:szCs w:val="44"/>
-        </w:rPr>
-        <w:t xml:space="preserve"> 1–2: </w:t>
-      </w:r>
-      <w:proofErr w:type="spellStart"/>
+          <w:sz w:val="28"/>
+          <w:szCs w:val="28"/>
+        </w:rPr>
+        <w:t>L</w:t>
+      </w:r>
       <w:r>
         <w:rPr>
           <w:rFonts w:ascii="Arial" w:hAnsi="Arial" w:cs="Arial"/>
           <w:b/>
           <w:bCs/>
-          <w:sz w:val="44"/>
-          <w:szCs w:val="44"/>
-        </w:rPr>
-        <w:t>Inisialisasi</w:t>
-      </w:r>
-      <w:proofErr w:type="spellEnd"/>
+          <w:sz w:val="28"/>
+          <w:szCs w:val="28"/>
+        </w:rPr>
+        <w:t>APANGAN</w:t>
+      </w:r>
       <w:r>
         <w:rPr>
           <w:rFonts w:ascii="Arial" w:hAnsi="Arial" w:cs="Arial"/>
           <w:b/>
           <w:bCs/>
-          <w:sz w:val="44"/>
-          <w:szCs w:val="44"/>
+          <w:sz w:val="28"/>
+          <w:szCs w:val="28"/>
         </w:rPr>
         <w:t xml:space="preserve"> </w:t>
       </w:r>
-      <w:proofErr w:type="spellStart"/>
       <w:r>
         <w:rPr>
           <w:rFonts w:ascii="Arial" w:hAnsi="Arial" w:cs="Arial"/>
           <w:b/>
           <w:bCs/>
-          <w:sz w:val="44"/>
-          <w:szCs w:val="44"/>
-        </w:rPr>
-        <w:t>Proyek</w:t>
-      </w:r>
-      <w:proofErr w:type="spellEnd"/>
-      <w:r>
+          <w:sz w:val="28"/>
+          <w:szCs w:val="28"/>
+        </w:rPr>
+        <w:t>(PKL)</w:t>
+      </w:r>
+    </w:p>
+    <w:p>
+      <w:pPr>
+        <w:rPr>
+          <w:b/>
+        </w:rPr>
+      </w:pPr>
+    </w:p>
+    <w:p>
+      <w:pPr>
+        <w:jc w:val="center"/>
         <w:rPr>
           <w:rFonts w:ascii="Arial" w:hAnsi="Arial" w:cs="Arial"/>
           <w:b/>
           <w:bCs/>
-          <w:sz w:val="44"/>
-          <w:szCs w:val="44"/>
-        </w:rPr>
-        <w:t xml:space="preserve"> dan Environment</w:t>
+          <w:sz w:val="28"/>
+          <w:szCs w:val="28"/>
+        </w:rPr>
+      </w:pPr>
+      <w:proofErr w:type="spellStart"/>
+      <w:r>
+        <w:rPr>
+          <w:rFonts w:ascii="Arial" w:hAnsi="Arial" w:cs="Arial"/>
+          <w:b/>
+          <w:bCs/>
+          <w:sz w:val="28"/>
+          <w:szCs w:val="28"/>
+        </w:rPr>
+        <w:t>Minggu</w:t>
+      </w:r>
+      <w:proofErr w:type="spellEnd"/>
+      <w:r>
+        <w:rPr>
+          <w:rFonts w:ascii="Arial" w:hAnsi="Arial" w:cs="Arial"/>
+          <w:b/>
+          <w:bCs/>
+          <w:sz w:val="28"/>
+          <w:szCs w:val="28"/>
+        </w:rPr>
+        <w:t xml:space="preserve"> 1–2</w:t>
       </w:r>
     </w:p>
     <w:p>
       <w:pPr>
-        <w:pBdr>
-          <w:bottom w:val="single" w:sz="6" w:space="1" w:color="auto"/>
-        </w:pBdr>
         <w:jc w:val="center"/>
         <w:rPr>
+          <w:i/>
+          <w:iCs/>
+          <w:sz w:val="24"/>
+          <w:szCs w:val="24"/>
+        </w:rPr>
+      </w:pPr>
+      <w:r>
+        <w:rPr>
           <w:rFonts w:ascii="Arial" w:hAnsi="Arial" w:cs="Arial"/>
-          <w:sz w:val="36"/>
-          <w:szCs w:val="36"/>
-        </w:rPr>
-      </w:pPr>
+          <w:b/>
+          <w:bCs/>
+          <w:sz w:val="28"/>
+          <w:szCs w:val="28"/>
+        </w:rPr>
+        <w:t xml:space="preserve"> </w:t>
+      </w:r>
+      <w:proofErr w:type="spellStart"/>
+      <w:r>
+        <w:rPr>
+          <w:rFonts w:ascii="Arial" w:hAnsi="Arial" w:cs="Arial"/>
+          <w:i/>
+          <w:iCs/>
+          <w:sz w:val="24"/>
+          <w:szCs w:val="24"/>
+        </w:rPr>
+        <w:t>Inisialisasi</w:t>
+      </w:r>
+      <w:proofErr w:type="spellEnd"/>
+      <w:r>
+        <w:rPr>
+          <w:rFonts w:ascii="Arial" w:hAnsi="Arial" w:cs="Arial"/>
+          <w:i/>
+          <w:iCs/>
+          <w:sz w:val="24"/>
+          <w:szCs w:val="24"/>
+        </w:rPr>
+        <w:t xml:space="preserve"> </w:t>
+      </w:r>
+      <w:proofErr w:type="spellStart"/>
+      <w:r>
+        <w:rPr>
+          <w:rFonts w:ascii="Arial" w:hAnsi="Arial" w:cs="Arial"/>
+          <w:i/>
+          <w:iCs/>
+          <w:sz w:val="24"/>
+          <w:szCs w:val="24"/>
+        </w:rPr>
+        <w:t>Proyek</w:t>
+      </w:r>
+      <w:proofErr w:type="spellEnd"/>
+      <w:r>
+        <w:rPr>
+          <w:rFonts w:ascii="Arial" w:hAnsi="Arial" w:cs="Arial"/>
+          <w:i/>
+          <w:iCs/>
+          <w:sz w:val="24"/>
+          <w:szCs w:val="24"/>
+        </w:rPr>
+        <w:t xml:space="preserve"> dan</w:t>
+      </w:r>
+      <w:r>
+        <w:rPr>
+          <w:rFonts w:ascii="Arial" w:hAnsi="Arial" w:cs="Arial"/>
+          <w:i/>
+          <w:iCs/>
+          <w:sz w:val="24"/>
+          <w:szCs w:val="24"/>
+        </w:rPr>
+        <w:t xml:space="preserve"> Development</w:t>
+      </w:r>
+      <w:r>
+        <w:rPr>
+          <w:rFonts w:ascii="Arial" w:hAnsi="Arial" w:cs="Arial"/>
+          <w:i/>
+          <w:iCs/>
+          <w:sz w:val="24"/>
+          <w:szCs w:val="24"/>
+        </w:rPr>
+        <w:t xml:space="preserve"> Environment</w:t>
+      </w:r>
     </w:p>
     <w:p>
       <w:pPr>
-        <w:jc w:val="center"/>
-        <w:rPr>
-          <w:rFonts w:ascii="Arial" w:hAnsi="Arial" w:cs="Arial"/>
-          <w:sz w:val="36"/>
-          <w:szCs w:val="36"/>
+        <w:rPr>
+          <w:b/>
         </w:rPr>
       </w:pPr>
     </w:p>
     <w:p>
-      <w:r>
-        <w:rPr>
-          <w:b/>
-        </w:rPr>
+      <w:pPr>
+        <w:pStyle w:val="Heading1"/>
+      </w:pPr>
+      <w:r>
         <w:t>1. Analisis Kebutuhan Tempat PKL</w:t>
       </w:r>
       <w:r>
-        <w:rPr>
-          <w:b/>
-        </w:rPr>
         <w:br/>
       </w:r>
     </w:p>
     <w:p>
       <w:pPr>
         <w:pStyle w:val="Heading2"/>
-        <w:rPr>
-          <w:sz w:val="32"/>
-          <w:szCs w:val="32"/>
-        </w:rPr>
-      </w:pPr>
-      <w:r>
-        <w:rPr>
-          <w:sz w:val="32"/>
-          <w:szCs w:val="32"/>
-        </w:rPr>
+      </w:pPr>
+      <w:r>
         <w:t>1.1 Latar Belakang</w:t>
       </w:r>
     </w:p>
@@ -201,16 +325,8 @@
     <w:p>
       <w:pPr>
         <w:pStyle w:val="Heading2"/>
-        <w:rPr>
-          <w:sz w:val="32"/>
-          <w:szCs w:val="32"/>
-        </w:rPr>
-      </w:pPr>
-      <w:r>
-        <w:rPr>
-          <w:sz w:val="32"/>
-          <w:szCs w:val="32"/>
-        </w:rPr>
+      </w:pPr>
+      <w:r>
         <w:t>1.2 Tujuan Analisis</w:t>
       </w:r>
     </w:p>
@@ -253,16 +369,8 @@
     <w:p>
       <w:pPr>
         <w:pStyle w:val="Heading2"/>
-        <w:rPr>
-          <w:sz w:val="32"/>
-          <w:szCs w:val="32"/>
-        </w:rPr>
-      </w:pPr>
-      <w:r>
-        <w:rPr>
-          <w:sz w:val="32"/>
-          <w:szCs w:val="32"/>
-        </w:rPr>
+      </w:pPr>
+      <w:r>
         <w:t>1.3 Metode Pengumpulan Data</w:t>
       </w:r>
     </w:p>
@@ -272,7 +380,23 @@
       </w:r>
       <w:r>
         <w:br/>
-        <w:t xml:space="preserve">• Observasi aktivitas </w:t>
+        <w:t xml:space="preserve">• </w:t>
+      </w:r>
+      <w:proofErr w:type="spellStart"/>
+      <w:r>
+        <w:t>Observasi</w:t>
+      </w:r>
+      <w:proofErr w:type="spellEnd"/>
+      <w:r>
+        <w:t xml:space="preserve"> </w:t>
+      </w:r>
+      <w:proofErr w:type="spellStart"/>
+      <w:r>
+        <w:t>aktivitas</w:t>
+      </w:r>
+      <w:proofErr w:type="spellEnd"/>
+      <w:r>
+        <w:t xml:space="preserve"> </w:t>
       </w:r>
       <w:proofErr w:type="spellStart"/>
       <w:r>
@@ -325,12 +449,37 @@
     <w:p/>
     <w:p/>
     <w:p/>
-    <w:p/>
+    <w:p>
+      <w:r>
+        <w:tab/>
+      </w:r>
+    </w:p>
     <w:p/>
     <w:p/>
     <w:p>
       <w:pPr>
         <w:pStyle w:val="Heading2"/>
+      </w:pPr>
+      <w:r>
+        <w:t xml:space="preserve">1.4 </w:t>
+      </w:r>
+      <w:proofErr w:type="spellStart"/>
+      <w:r>
+        <w:t>Ringkasan</w:t>
+      </w:r>
+      <w:proofErr w:type="spellEnd"/>
+      <w:r>
+        <w:t xml:space="preserve"> Hasil </w:t>
+      </w:r>
+      <w:proofErr w:type="spellStart"/>
+      <w:r>
+        <w:t>Wawancara</w:t>
+      </w:r>
+      <w:proofErr w:type="spellEnd"/>
+    </w:p>
+    <w:p/>
+    <w:p>
+      <w:pPr>
         <w:rPr>
           <w:sz w:val="32"/>
           <w:szCs w:val="32"/>
@@ -338,46 +487,227 @@
       </w:pPr>
       <w:r>
         <w:rPr>
-          <w:sz w:val="32"/>
-          <w:szCs w:val="32"/>
-        </w:rPr>
-        <w:t>1.4 Ringkasan Hasil Wawancara</w:t>
-      </w:r>
-    </w:p>
-    <w:p>
-      <w:pPr>
-        <w:rPr>
-          <w:sz w:val="32"/>
-          <w:szCs w:val="32"/>
-        </w:rPr>
-      </w:pPr>
-      <w:r>
-        <w:rPr>
-          <w:sz w:val="32"/>
-          <w:szCs w:val="32"/>
-        </w:rPr>
-        <w:t>Narasumber 1 – Ibu Nia (HC</w:t>
-      </w:r>
-      <w:r>
-        <w:rPr>
-          <w:sz w:val="32"/>
-          <w:szCs w:val="32"/>
-        </w:rPr>
-        <w:t>/SDM)</w:t>
-      </w:r>
-    </w:p>
-    <w:p>
-      <w:pPr>
-        <w:rPr>
-          <w:rFonts w:ascii="Times New Roman" w:hAnsi="Times New Roman" w:cs="Times New Roman"/>
+          <w:rStyle w:val="Heading3Char"/>
+        </w:rPr>
+        <w:t>1.4.</w:t>
+      </w:r>
+      <w:r>
+        <w:rPr>
+          <w:rStyle w:val="Heading3Char"/>
+          <w:szCs w:val="24"/>
+        </w:rPr>
+        <w:t>1</w:t>
+      </w:r>
+      <w:r>
+        <w:rPr>
+          <w:sz w:val="24"/>
+          <w:szCs w:val="24"/>
+        </w:rPr>
+        <w:t xml:space="preserve"> </w:t>
+      </w:r>
+      <w:r>
+        <w:rPr>
           <w:b/>
           <w:bCs/>
           <w:sz w:val="24"/>
           <w:szCs w:val="24"/>
         </w:rPr>
+        <w:t>N</w:t>
+      </w:r>
+      <w:r>
+        <w:rPr>
+          <w:b/>
+          <w:bCs/>
+          <w:sz w:val="24"/>
+          <w:szCs w:val="24"/>
+        </w:rPr>
+        <w:t>ARASUMBER</w:t>
+      </w:r>
+      <w:r>
+        <w:rPr>
+          <w:b/>
+          <w:bCs/>
+          <w:sz w:val="24"/>
+          <w:szCs w:val="24"/>
+        </w:rPr>
+        <w:t xml:space="preserve"> 1</w:t>
+      </w:r>
+      <w:r>
+        <w:rPr>
+          <w:sz w:val="32"/>
+          <w:szCs w:val="32"/>
+        </w:rPr>
+        <w:t xml:space="preserve"> </w:t>
+      </w:r>
+    </w:p>
+    <w:p>
+      <w:pPr>
+        <w:rPr>
+          <w:sz w:val="32"/>
+          <w:szCs w:val="32"/>
+        </w:rPr>
+      </w:pPr>
+    </w:p>
+    <w:tbl>
+      <w:tblPr>
+        <w:tblStyle w:val="TableGrid"/>
+        <w:tblW w:w="0" w:type="auto"/>
+        <w:tblBorders>
+          <w:top w:val="none" w:sz="0" w:space="0" w:color="auto"/>
+          <w:left w:val="none" w:sz="0" w:space="0" w:color="auto"/>
+          <w:bottom w:val="none" w:sz="0" w:space="0" w:color="auto"/>
+          <w:right w:val="none" w:sz="0" w:space="0" w:color="auto"/>
+          <w:insideH w:val="none" w:sz="0" w:space="0" w:color="auto"/>
+          <w:insideV w:val="none" w:sz="0" w:space="0" w:color="auto"/>
+        </w:tblBorders>
+        <w:tblLook w:val="04A0" w:firstRow="1" w:lastRow="0" w:firstColumn="1" w:lastColumn="0" w:noHBand="0" w:noVBand="1"/>
+      </w:tblPr>
+      <w:tblGrid>
+        <w:gridCol w:w="2952"/>
+        <w:gridCol w:w="2952"/>
+        <w:gridCol w:w="2952"/>
+      </w:tblGrid>
+      <w:tr>
+        <w:tc>
+          <w:tcPr>
+            <w:tcW w:w="2952" w:type="dxa"/>
+          </w:tcPr>
+          <w:p>
+            <w:pPr>
+              <w:rPr>
+                <w:sz w:val="32"/>
+                <w:szCs w:val="32"/>
+              </w:rPr>
+            </w:pPr>
+            <w:r>
+              <w:rPr>
+                <w:sz w:val="32"/>
+                <w:szCs w:val="32"/>
+              </w:rPr>
+              <w:t>Nama</w:t>
+            </w:r>
+          </w:p>
+        </w:tc>
+        <w:tc>
+          <w:tcPr>
+            <w:tcW w:w="2952" w:type="dxa"/>
+          </w:tcPr>
+          <w:p>
+            <w:pPr>
+              <w:rPr>
+                <w:sz w:val="32"/>
+                <w:szCs w:val="32"/>
+              </w:rPr>
+            </w:pPr>
+            <w:r>
+              <w:rPr>
+                <w:sz w:val="32"/>
+                <w:szCs w:val="32"/>
+              </w:rPr>
+              <w:t>:</w:t>
+            </w:r>
+          </w:p>
+        </w:tc>
+        <w:tc>
+          <w:tcPr>
+            <w:tcW w:w="2952" w:type="dxa"/>
+          </w:tcPr>
+          <w:p>
+            <w:pPr>
+              <w:rPr>
+                <w:sz w:val="32"/>
+                <w:szCs w:val="32"/>
+              </w:rPr>
+            </w:pPr>
+            <w:r>
+              <w:rPr>
+                <w:sz w:val="32"/>
+                <w:szCs w:val="32"/>
+              </w:rPr>
+              <w:t>Ibu Nia</w:t>
+            </w:r>
+          </w:p>
+        </w:tc>
+      </w:tr>
+      <w:tr>
+        <w:tc>
+          <w:tcPr>
+            <w:tcW w:w="2952" w:type="dxa"/>
+          </w:tcPr>
+          <w:p>
+            <w:pPr>
+              <w:rPr>
+                <w:sz w:val="32"/>
+                <w:szCs w:val="32"/>
+              </w:rPr>
+            </w:pPr>
+            <w:r>
+              <w:rPr>
+                <w:sz w:val="32"/>
+                <w:szCs w:val="32"/>
+              </w:rPr>
+              <w:t>Divisi</w:t>
+            </w:r>
+          </w:p>
+        </w:tc>
+        <w:tc>
+          <w:tcPr>
+            <w:tcW w:w="2952" w:type="dxa"/>
+          </w:tcPr>
+          <w:p>
+            <w:pPr>
+              <w:rPr>
+                <w:sz w:val="32"/>
+                <w:szCs w:val="32"/>
+              </w:rPr>
+            </w:pPr>
+            <w:r>
+              <w:rPr>
+                <w:sz w:val="32"/>
+                <w:szCs w:val="32"/>
+              </w:rPr>
+              <w:t>:</w:t>
+            </w:r>
+          </w:p>
+        </w:tc>
+        <w:tc>
+          <w:tcPr>
+            <w:tcW w:w="2952" w:type="dxa"/>
+          </w:tcPr>
+          <w:p>
+            <w:pPr>
+              <w:rPr>
+                <w:sz w:val="32"/>
+                <w:szCs w:val="32"/>
+              </w:rPr>
+            </w:pPr>
+            <w:r>
+              <w:rPr>
+                <w:sz w:val="32"/>
+                <w:szCs w:val="32"/>
+              </w:rPr>
+              <w:t>HC / SDM</w:t>
+            </w:r>
+          </w:p>
+        </w:tc>
+      </w:tr>
+    </w:tbl>
+    <w:p>
+      <w:pPr>
+        <w:rPr>
+          <w:sz w:val="32"/>
+          <w:szCs w:val="32"/>
+        </w:rPr>
+      </w:pPr>
+    </w:p>
+    <w:p>
+      <w:pPr>
+        <w:rPr>
+          <w:sz w:val="24"/>
+          <w:szCs w:val="24"/>
+        </w:rPr>
       </w:pPr>
       <w:proofErr w:type="spellStart"/>
-      <w:proofErr w:type="gramStart"/>
       <w:r>
         <w:rPr>
           <w:b/>
@@ -395,9 +725,8 @@
           <w:sz w:val="28"/>
           <w:szCs w:val="28"/>
         </w:rPr>
-        <w:t xml:space="preserve"> :</w:t>
-      </w:r>
-      <w:proofErr w:type="gramEnd"/>
+        <w:t xml:space="preserve"> </w:t>
+      </w:r>
       <w:r>
         <w:rPr>
           <w:b/>
@@ -407,51 +736,93 @@
         </w:rPr>
         <w:br/>
       </w:r>
-      <w:r>
+    </w:p>
+    <w:p>
+      <w:pPr>
+        <w:pStyle w:val="ListParagraph"/>
+        <w:numPr>
+          <w:ilvl w:val="0"/>
+          <w:numId w:val="12"/>
+        </w:numPr>
         <w:rPr>
           <w:sz w:val="24"/>
           <w:szCs w:val="24"/>
         </w:rPr>
-        <w:br/>
-      </w:r>
+      </w:pPr>
       <w:r>
         <w:rPr>
           <w:rFonts w:ascii="Times New Roman" w:hAnsi="Times New Roman" w:cs="Times New Roman"/>
         </w:rPr>
-        <w:t>-S</w:t>
-      </w:r>
+        <w:t xml:space="preserve">Skill </w:t>
+      </w:r>
+      <w:proofErr w:type="spellStart"/>
       <w:r>
         <w:rPr>
           <w:rFonts w:ascii="Times New Roman" w:hAnsi="Times New Roman" w:cs="Times New Roman"/>
         </w:rPr>
-        <w:t xml:space="preserve">kill </w:t>
+        <w:t>apa</w:t>
+      </w:r>
+      <w:proofErr w:type="spellEnd"/>
+      <w:r>
+        <w:rPr>
+          <w:rFonts w:ascii="Times New Roman" w:hAnsi="Times New Roman" w:cs="Times New Roman"/>
+        </w:rPr>
+        <w:t xml:space="preserve"> yang paling </w:t>
       </w:r>
       <w:proofErr w:type="spellStart"/>
       <w:r>
         <w:rPr>
           <w:rFonts w:ascii="Times New Roman" w:hAnsi="Times New Roman" w:cs="Times New Roman"/>
         </w:rPr>
-        <w:t>apa</w:t>
+        <w:t>penting</w:t>
       </w:r>
       <w:proofErr w:type="spellEnd"/>
       <w:r>
         <w:rPr>
           <w:rFonts w:ascii="Times New Roman" w:hAnsi="Times New Roman" w:cs="Times New Roman"/>
         </w:rPr>
-        <w:t xml:space="preserve"> yang paling </w:t>
+        <w:t xml:space="preserve"> </w:t>
       </w:r>
       <w:proofErr w:type="spellStart"/>
       <w:r>
         <w:rPr>
           <w:rFonts w:ascii="Times New Roman" w:hAnsi="Times New Roman" w:cs="Times New Roman"/>
         </w:rPr>
-        <w:t>penting</w:t>
+        <w:t>dimiliki</w:t>
       </w:r>
       <w:proofErr w:type="spellEnd"/>
       <w:r>
         <w:rPr>
           <w:rFonts w:ascii="Times New Roman" w:hAnsi="Times New Roman" w:cs="Times New Roman"/>
         </w:rPr>
+        <w:t xml:space="preserve"> oleh </w:t>
+      </w:r>
+      <w:proofErr w:type="spellStart"/>
+      <w:r>
+        <w:rPr>
+          <w:rFonts w:ascii="Times New Roman" w:hAnsi="Times New Roman" w:cs="Times New Roman"/>
+        </w:rPr>
+        <w:t>siswa</w:t>
+      </w:r>
+      <w:proofErr w:type="spellEnd"/>
+      <w:r>
+        <w:rPr>
+          <w:rFonts w:ascii="Times New Roman" w:hAnsi="Times New Roman" w:cs="Times New Roman"/>
+        </w:rPr>
+        <w:t xml:space="preserve"> yang </w:t>
+      </w:r>
+      <w:proofErr w:type="spellStart"/>
+      <w:r>
+        <w:rPr>
+          <w:rFonts w:ascii="Times New Roman" w:hAnsi="Times New Roman" w:cs="Times New Roman"/>
+        </w:rPr>
+        <w:t>sedang</w:t>
+      </w:r>
+      <w:proofErr w:type="spellEnd"/>
+      <w:r>
+        <w:rPr>
+          <w:rFonts w:ascii="Times New Roman" w:hAnsi="Times New Roman" w:cs="Times New Roman"/>
+        </w:rPr>
         <w:t xml:space="preserve"> </w:t>
       </w:r>
       <w:proofErr w:type="spellStart"/>
@@ -459,89 +830,33 @@
         <w:rPr>
           <w:rFonts w:ascii="Times New Roman" w:hAnsi="Times New Roman" w:cs="Times New Roman"/>
         </w:rPr>
-        <w:t>dimiliki</w:t>
+        <w:t>magang</w:t>
       </w:r>
       <w:proofErr w:type="spellEnd"/>
       <w:r>
         <w:rPr>
           <w:rFonts w:ascii="Times New Roman" w:hAnsi="Times New Roman" w:cs="Times New Roman"/>
         </w:rPr>
-        <w:t xml:space="preserve"> oleh </w:t>
-      </w:r>
-      <w:proofErr w:type="spellStart"/>
-      <w:r>
-        <w:rPr>
-          <w:rFonts w:ascii="Times New Roman" w:hAnsi="Times New Roman" w:cs="Times New Roman"/>
-        </w:rPr>
-        <w:t>siswa</w:t>
-      </w:r>
-      <w:proofErr w:type="spellEnd"/>
-      <w:r>
-        <w:rPr>
-          <w:rFonts w:ascii="Times New Roman" w:hAnsi="Times New Roman" w:cs="Times New Roman"/>
-        </w:rPr>
-        <w:t xml:space="preserve"> yang </w:t>
-      </w:r>
-      <w:proofErr w:type="spellStart"/>
-      <w:r>
-        <w:rPr>
-          <w:rFonts w:ascii="Times New Roman" w:hAnsi="Times New Roman" w:cs="Times New Roman"/>
-        </w:rPr>
-        <w:t>sedang</w:t>
-      </w:r>
-      <w:proofErr w:type="spellEnd"/>
-      <w:r>
-        <w:rPr>
-          <w:rFonts w:ascii="Times New Roman" w:hAnsi="Times New Roman" w:cs="Times New Roman"/>
-        </w:rPr>
-        <w:t xml:space="preserve"> </w:t>
-      </w:r>
-      <w:proofErr w:type="spellStart"/>
-      <w:r>
-        <w:rPr>
-          <w:rFonts w:ascii="Times New Roman" w:hAnsi="Times New Roman" w:cs="Times New Roman"/>
-        </w:rPr>
-        <w:t>magang</w:t>
-      </w:r>
-      <w:proofErr w:type="spellEnd"/>
-      <w:r>
-        <w:rPr>
-          <w:rFonts w:ascii="Times New Roman" w:hAnsi="Times New Roman" w:cs="Times New Roman"/>
-        </w:rPr>
-        <w:t>/PKL</w:t>
-      </w:r>
-      <w:r>
-        <w:rPr>
-          <w:rFonts w:ascii="Times New Roman" w:hAnsi="Times New Roman" w:cs="Times New Roman"/>
-        </w:rPr>
-        <w:t xml:space="preserve"> ?.</w:t>
+        <w:t>/PKL?</w:t>
       </w:r>
     </w:p>
     <w:p>
       <w:pPr>
-        <w:jc w:val="both"/>
+        <w:pStyle w:val="ListParagraph"/>
+        <w:numPr>
+          <w:ilvl w:val="0"/>
+          <w:numId w:val="12"/>
+        </w:numPr>
         <w:rPr>
           <w:rFonts w:ascii="Times New Roman" w:hAnsi="Times New Roman" w:cs="Times New Roman"/>
         </w:rPr>
       </w:pPr>
+      <w:proofErr w:type="spellStart"/>
       <w:r>
         <w:rPr>
           <w:rFonts w:ascii="Times New Roman" w:hAnsi="Times New Roman" w:cs="Times New Roman"/>
         </w:rPr>
-        <w:t>-</w:t>
-      </w:r>
-      <w:proofErr w:type="spellStart"/>
-      <w:r>
-        <w:rPr>
-          <w:rFonts w:ascii="Times New Roman" w:hAnsi="Times New Roman" w:cs="Times New Roman"/>
-        </w:rPr>
-        <w:t>A</w:t>
-      </w:r>
-      <w:r>
-        <w:rPr>
-          <w:rFonts w:ascii="Times New Roman" w:hAnsi="Times New Roman" w:cs="Times New Roman"/>
-        </w:rPr>
-        <w:t>pakah</w:t>
+        <w:t>Apakah</w:t>
       </w:r>
       <w:proofErr w:type="spellEnd"/>
       <w:r>
@@ -696,111 +1011,89 @@
         <w:rPr>
           <w:rFonts w:ascii="Times New Roman" w:hAnsi="Times New Roman" w:cs="Times New Roman"/>
         </w:rPr>
-        <w:t>maksima</w:t>
-      </w:r>
+        <w:t>maksimal</w:t>
+      </w:r>
+      <w:proofErr w:type="spellEnd"/>
       <w:r>
         <w:rPr>
           <w:rFonts w:ascii="Times New Roman" w:hAnsi="Times New Roman" w:cs="Times New Roman"/>
         </w:rPr>
-        <w:t>l</w:t>
-      </w:r>
-      <w:proofErr w:type="spellEnd"/>
+        <w:t xml:space="preserve"> </w:t>
+      </w:r>
       <w:r>
         <w:rPr>
           <w:rFonts w:ascii="Times New Roman" w:hAnsi="Times New Roman" w:cs="Times New Roman"/>
         </w:rPr>
-        <w:t xml:space="preserve"> ?</w:t>
+        <w:t>?</w:t>
       </w:r>
       <w:proofErr w:type="gramEnd"/>
-      <w:r>
-        <w:rPr>
-          <w:rFonts w:ascii="Times New Roman" w:hAnsi="Times New Roman" w:cs="Times New Roman"/>
-        </w:rPr>
-        <w:t>.</w:t>
-      </w:r>
     </w:p>
     <w:p>
       <w:pPr>
-        <w:jc w:val="both"/>
+        <w:pStyle w:val="ListParagraph"/>
+        <w:numPr>
+          <w:ilvl w:val="0"/>
+          <w:numId w:val="12"/>
+        </w:numPr>
         <w:rPr>
           <w:rFonts w:ascii="Times New Roman" w:hAnsi="Times New Roman" w:cs="Times New Roman"/>
         </w:rPr>
       </w:pPr>
+      <w:proofErr w:type="spellStart"/>
       <w:r>
         <w:rPr>
           <w:rFonts w:ascii="Times New Roman" w:hAnsi="Times New Roman" w:cs="Times New Roman"/>
         </w:rPr>
-        <w:t>-</w:t>
+        <w:t>Sikap</w:t>
+      </w:r>
+      <w:proofErr w:type="spellEnd"/>
+      <w:r>
+        <w:rPr>
+          <w:rFonts w:ascii="Times New Roman" w:hAnsi="Times New Roman" w:cs="Times New Roman"/>
+        </w:rPr>
+        <w:t xml:space="preserve"> </w:t>
       </w:r>
       <w:proofErr w:type="spellStart"/>
       <w:r>
         <w:rPr>
           <w:rFonts w:ascii="Times New Roman" w:hAnsi="Times New Roman" w:cs="Times New Roman"/>
         </w:rPr>
-        <w:t>S</w:t>
-      </w:r>
+        <w:t>apa</w:t>
+      </w:r>
+      <w:proofErr w:type="spellEnd"/>
       <w:r>
         <w:rPr>
           <w:rFonts w:ascii="Times New Roman" w:hAnsi="Times New Roman" w:cs="Times New Roman"/>
         </w:rPr>
-        <w:t>ikap</w:t>
+        <w:t xml:space="preserve"> yang paling </w:t>
+      </w:r>
+      <w:proofErr w:type="spellStart"/>
+      <w:r>
+        <w:rPr>
+          <w:rFonts w:ascii="Times New Roman" w:hAnsi="Times New Roman" w:cs="Times New Roman"/>
+        </w:rPr>
+        <w:t>penting</w:t>
       </w:r>
       <w:proofErr w:type="spellEnd"/>
       <w:r>
         <w:rPr>
           <w:rFonts w:ascii="Times New Roman" w:hAnsi="Times New Roman" w:cs="Times New Roman"/>
         </w:rPr>
-        <w:t xml:space="preserve"> </w:t>
+        <w:t xml:space="preserve"> di dunia </w:t>
       </w:r>
       <w:proofErr w:type="spellStart"/>
       <w:r>
         <w:rPr>
           <w:rFonts w:ascii="Times New Roman" w:hAnsi="Times New Roman" w:cs="Times New Roman"/>
         </w:rPr>
-        <w:t>apa</w:t>
+        <w:t>kerja</w:t>
       </w:r>
       <w:proofErr w:type="spellEnd"/>
       <w:r>
         <w:rPr>
           <w:rFonts w:ascii="Times New Roman" w:hAnsi="Times New Roman" w:cs="Times New Roman"/>
         </w:rPr>
-        <w:t xml:space="preserve"> yang paling </w:t>
-      </w:r>
-      <w:proofErr w:type="spellStart"/>
-      <w:r>
-        <w:rPr>
-          <w:rFonts w:ascii="Times New Roman" w:hAnsi="Times New Roman" w:cs="Times New Roman"/>
-        </w:rPr>
-        <w:t>penting</w:t>
-      </w:r>
-      <w:proofErr w:type="spellEnd"/>
-      <w:r>
-        <w:rPr>
-          <w:rFonts w:ascii="Times New Roman" w:hAnsi="Times New Roman" w:cs="Times New Roman"/>
-        </w:rPr>
-        <w:t xml:space="preserve"> di dunia </w:t>
-      </w:r>
-      <w:proofErr w:type="spellStart"/>
-      <w:proofErr w:type="gramStart"/>
-      <w:r>
-        <w:rPr>
-          <w:rFonts w:ascii="Times New Roman" w:hAnsi="Times New Roman" w:cs="Times New Roman"/>
-        </w:rPr>
-        <w:t>kerja</w:t>
-      </w:r>
-      <w:proofErr w:type="spellEnd"/>
-      <w:r>
-        <w:rPr>
-          <w:rFonts w:ascii="Times New Roman" w:hAnsi="Times New Roman" w:cs="Times New Roman"/>
-        </w:rPr>
-        <w:t xml:space="preserve"> ?</w:t>
-      </w:r>
-      <w:proofErr w:type="gramEnd"/>
-      <w:r>
-        <w:rPr>
-          <w:rFonts w:ascii="Times New Roman" w:hAnsi="Times New Roman" w:cs="Times New Roman"/>
-        </w:rPr>
-        <w:t>.</w:t>
+        <w:t>?</w:t>
       </w:r>
     </w:p>
     <w:p>
@@ -823,7 +1116,6 @@
         </w:rPr>
       </w:pPr>
       <w:proofErr w:type="spellStart"/>
-      <w:proofErr w:type="gramStart"/>
       <w:r>
         <w:rPr>
           <w:b/>
@@ -841,74 +1133,342 @@
           <w:sz w:val="28"/>
           <w:szCs w:val="28"/>
         </w:rPr>
-        <w:t xml:space="preserve"> :</w:t>
-      </w:r>
-      <w:proofErr w:type="gramEnd"/>
+        <w:t xml:space="preserve"> </w:t>
+      </w:r>
     </w:p>
     <w:p>
       <w:pPr>
+        <w:pStyle w:val="ListParagraph"/>
+        <w:numPr>
+          <w:ilvl w:val="0"/>
+          <w:numId w:val="17"/>
+        </w:numPr>
         <w:rPr>
           <w:rFonts w:ascii="Times New Roman" w:hAnsi="Times New Roman" w:cs="Times New Roman"/>
+        </w:rPr>
+      </w:pPr>
+      <w:proofErr w:type="spellStart"/>
+      <w:r>
+        <w:rPr>
+          <w:rFonts w:ascii="Times New Roman" w:hAnsi="Times New Roman" w:cs="Times New Roman"/>
+        </w:rPr>
+        <w:t>Komunikasi</w:t>
+      </w:r>
+      <w:proofErr w:type="spellEnd"/>
+      <w:r>
+        <w:rPr>
+          <w:rFonts w:ascii="Times New Roman" w:hAnsi="Times New Roman" w:cs="Times New Roman"/>
+        </w:rPr>
+        <w:t xml:space="preserve"> </w:t>
+      </w:r>
+      <w:proofErr w:type="spellStart"/>
+      <w:r>
+        <w:rPr>
+          <w:rFonts w:ascii="Times New Roman" w:hAnsi="Times New Roman" w:cs="Times New Roman"/>
+        </w:rPr>
+        <w:t>kerja</w:t>
+      </w:r>
+      <w:proofErr w:type="spellEnd"/>
+      <w:r>
+        <w:rPr>
+          <w:rFonts w:ascii="Times New Roman" w:hAnsi="Times New Roman" w:cs="Times New Roman"/>
+        </w:rPr>
+        <w:t xml:space="preserve"> yang </w:t>
+      </w:r>
+      <w:proofErr w:type="spellStart"/>
+      <w:r>
+        <w:rPr>
+          <w:rFonts w:ascii="Times New Roman" w:hAnsi="Times New Roman" w:cs="Times New Roman"/>
+        </w:rPr>
+        <w:t>baik</w:t>
+      </w:r>
+      <w:proofErr w:type="spellEnd"/>
+      <w:r>
+        <w:rPr>
+          <w:rFonts w:ascii="Times New Roman" w:hAnsi="Times New Roman" w:cs="Times New Roman"/>
+        </w:rPr>
+        <w:t>.</w:t>
+      </w:r>
+    </w:p>
+    <w:p>
+      <w:pPr>
+        <w:pStyle w:val="ListParagraph"/>
+        <w:numPr>
+          <w:ilvl w:val="0"/>
+          <w:numId w:val="17"/>
+        </w:numPr>
+        <w:rPr>
+          <w:rFonts w:ascii="Times New Roman" w:hAnsi="Times New Roman" w:cs="Times New Roman"/>
+        </w:rPr>
+      </w:pPr>
+      <w:proofErr w:type="spellStart"/>
+      <w:r>
+        <w:rPr>
+          <w:rFonts w:ascii="Times New Roman" w:hAnsi="Times New Roman" w:cs="Times New Roman"/>
+        </w:rPr>
+        <w:t>Kedisiplinan</w:t>
+      </w:r>
+      <w:proofErr w:type="spellEnd"/>
+      <w:r>
+        <w:rPr>
+          <w:rFonts w:ascii="Times New Roman" w:hAnsi="Times New Roman" w:cs="Times New Roman"/>
+        </w:rPr>
+        <w:t>.</w:t>
+      </w:r>
+    </w:p>
+    <w:p>
+      <w:pPr>
+        <w:pStyle w:val="ListParagraph"/>
+        <w:numPr>
+          <w:ilvl w:val="0"/>
+          <w:numId w:val="17"/>
+        </w:numPr>
+        <w:rPr>
           <w:b/>
           <w:bCs/>
           <w:sz w:val="28"/>
           <w:szCs w:val="28"/>
         </w:rPr>
       </w:pPr>
-      <w:r>
-        <w:rPr>
+      <w:proofErr w:type="spellStart"/>
+      <w:r>
+        <w:rPr>
+          <w:rFonts w:ascii="Times New Roman" w:hAnsi="Times New Roman" w:cs="Times New Roman"/>
+        </w:rPr>
+        <w:t>Inisiatif</w:t>
+      </w:r>
+      <w:proofErr w:type="spellEnd"/>
+      <w:r>
+        <w:rPr>
+          <w:rFonts w:ascii="Times New Roman" w:hAnsi="Times New Roman" w:cs="Times New Roman"/>
+        </w:rPr>
+        <w:t xml:space="preserve"> </w:t>
+      </w:r>
+      <w:proofErr w:type="spellStart"/>
+      <w:r>
+        <w:rPr>
+          <w:rFonts w:ascii="Times New Roman" w:hAnsi="Times New Roman" w:cs="Times New Roman"/>
+        </w:rPr>
+        <w:t>dalam</w:t>
+      </w:r>
+      <w:proofErr w:type="spellEnd"/>
+      <w:r>
+        <w:rPr>
+          <w:rFonts w:ascii="Times New Roman" w:hAnsi="Times New Roman" w:cs="Times New Roman"/>
+        </w:rPr>
+        <w:t xml:space="preserve"> </w:t>
+      </w:r>
+      <w:proofErr w:type="spellStart"/>
+      <w:r>
+        <w:rPr>
+          <w:rFonts w:ascii="Times New Roman" w:hAnsi="Times New Roman" w:cs="Times New Roman"/>
+        </w:rPr>
+        <w:t>belajar</w:t>
+      </w:r>
+      <w:proofErr w:type="spellEnd"/>
+      <w:r>
+        <w:rPr>
+          <w:rFonts w:ascii="Times New Roman" w:hAnsi="Times New Roman" w:cs="Times New Roman"/>
+        </w:rPr>
+        <w:t xml:space="preserve"> dan membantu </w:t>
+      </w:r>
+      <w:proofErr w:type="spellStart"/>
+      <w:r>
+        <w:rPr>
+          <w:rFonts w:ascii="Times New Roman" w:hAnsi="Times New Roman" w:cs="Times New Roman"/>
+        </w:rPr>
+        <w:t>pekerjaan</w:t>
+      </w:r>
+      <w:proofErr w:type="spellEnd"/>
+      <w:r>
+        <w:rPr>
+          <w:rFonts w:ascii="Times New Roman" w:hAnsi="Times New Roman" w:cs="Times New Roman"/>
+        </w:rPr>
+        <w:t xml:space="preserve"> </w:t>
+      </w:r>
+      <w:proofErr w:type="spellStart"/>
+      <w:r>
+        <w:rPr>
+          <w:rFonts w:ascii="Times New Roman" w:hAnsi="Times New Roman" w:cs="Times New Roman"/>
+        </w:rPr>
+        <w:t>sesuai</w:t>
+      </w:r>
+      <w:proofErr w:type="spellEnd"/>
+      <w:r>
+        <w:rPr>
+          <w:rFonts w:ascii="Times New Roman" w:hAnsi="Times New Roman" w:cs="Times New Roman"/>
+        </w:rPr>
+        <w:t xml:space="preserve"> </w:t>
+      </w:r>
+      <w:proofErr w:type="spellStart"/>
+      <w:r>
+        <w:rPr>
+          <w:rFonts w:ascii="Times New Roman" w:hAnsi="Times New Roman" w:cs="Times New Roman"/>
+        </w:rPr>
+        <w:t>tanggung</w:t>
+      </w:r>
+      <w:proofErr w:type="spellEnd"/>
+      <w:r>
+        <w:rPr>
+          <w:rFonts w:ascii="Times New Roman" w:hAnsi="Times New Roman" w:cs="Times New Roman"/>
+        </w:rPr>
+        <w:t xml:space="preserve"> </w:t>
+      </w:r>
+      <w:proofErr w:type="spellStart"/>
+      <w:r>
+        <w:rPr>
+          <w:rFonts w:ascii="Times New Roman" w:hAnsi="Times New Roman" w:cs="Times New Roman"/>
+        </w:rPr>
+        <w:t>jawab</w:t>
+      </w:r>
+      <w:proofErr w:type="spellEnd"/>
+      <w:r>
+        <w:rPr>
+          <w:rFonts w:ascii="Times New Roman" w:hAnsi="Times New Roman" w:cs="Times New Roman"/>
+        </w:rPr>
+        <w:t>.</w:t>
+      </w:r>
+    </w:p>
+    <w:p>
+      <w:pPr>
+        <w:rPr>
+          <w:sz w:val="32"/>
+          <w:szCs w:val="32"/>
+        </w:rPr>
+      </w:pPr>
+    </w:p>
+    <w:p>
+      <w:pPr>
+        <w:rPr>
+          <w:sz w:val="32"/>
+          <w:szCs w:val="32"/>
+        </w:rPr>
+      </w:pPr>
+    </w:p>
+    <w:p>
+      <w:pPr>
+        <w:rPr>
+          <w:sz w:val="32"/>
+          <w:szCs w:val="32"/>
+        </w:rPr>
+      </w:pPr>
+    </w:p>
+    <w:p>
+      <w:pPr>
+        <w:rPr>
+          <w:sz w:val="32"/>
+          <w:szCs w:val="32"/>
+        </w:rPr>
+      </w:pPr>
+    </w:p>
+    <w:p>
+      <w:pPr>
+        <w:rPr>
+          <w:sz w:val="32"/>
+          <w:szCs w:val="32"/>
+        </w:rPr>
+      </w:pPr>
+    </w:p>
+    <w:p>
+      <w:pPr>
+        <w:rPr>
+          <w:sz w:val="32"/>
+          <w:szCs w:val="32"/>
+        </w:rPr>
+      </w:pPr>
+    </w:p>
+    <w:p>
+      <w:pPr>
+        <w:rPr>
+          <w:sz w:val="32"/>
+          <w:szCs w:val="32"/>
+        </w:rPr>
+      </w:pPr>
+    </w:p>
+    <w:p>
+      <w:pPr>
+        <w:rPr>
+          <w:sz w:val="32"/>
+          <w:szCs w:val="32"/>
+        </w:rPr>
+      </w:pPr>
+    </w:p>
+    <w:p>
+      <w:pPr>
+        <w:rPr>
+          <w:sz w:val="32"/>
+          <w:szCs w:val="32"/>
+        </w:rPr>
+      </w:pPr>
+    </w:p>
+    <w:p>
+      <w:pPr>
+        <w:rPr>
+          <w:sz w:val="32"/>
+          <w:szCs w:val="32"/>
+        </w:rPr>
+      </w:pPr>
+    </w:p>
+    <w:p>
+      <w:pPr>
+        <w:rPr>
+          <w:sz w:val="32"/>
+          <w:szCs w:val="32"/>
+        </w:rPr>
+      </w:pPr>
+    </w:p>
+    <w:p>
+      <w:pPr>
+        <w:rPr>
+          <w:sz w:val="32"/>
+          <w:szCs w:val="32"/>
+        </w:rPr>
+      </w:pPr>
+      <w:r>
+        <w:rPr>
+          <w:rStyle w:val="Heading3Char"/>
+        </w:rPr>
+        <w:t>1.4.2</w:t>
+      </w:r>
+      <w:r>
+        <w:rPr>
+          <w:rStyle w:val="Heading3Char"/>
+        </w:rPr>
+        <w:t xml:space="preserve"> </w:t>
+      </w:r>
+      <w:r>
+        <w:rPr>
+          <w:b/>
+          <w:bCs/>
           <w:sz w:val="24"/>
           <w:szCs w:val="24"/>
         </w:rPr>
-        <w:br/>
-      </w:r>
-      <w:r>
-        <w:rPr>
-          <w:rFonts w:ascii="Times New Roman" w:hAnsi="Times New Roman" w:cs="Times New Roman"/>
-        </w:rPr>
-        <w:t xml:space="preserve">- </w:t>
-      </w:r>
-      <w:proofErr w:type="spellStart"/>
-      <w:r>
-        <w:rPr>
-          <w:rFonts w:ascii="Times New Roman" w:hAnsi="Times New Roman" w:cs="Times New Roman"/>
-        </w:rPr>
-        <w:t>Komunikasi</w:t>
-      </w:r>
-      <w:proofErr w:type="spellEnd"/>
-      <w:r>
-        <w:rPr>
-          <w:rFonts w:ascii="Times New Roman" w:hAnsi="Times New Roman" w:cs="Times New Roman"/>
+        <w:t>NARASUMBER</w:t>
+      </w:r>
+      <w:r>
+        <w:rPr>
+          <w:b/>
+          <w:bCs/>
+          <w:sz w:val="24"/>
+          <w:szCs w:val="24"/>
         </w:rPr>
         <w:t xml:space="preserve"> </w:t>
       </w:r>
-      <w:proofErr w:type="spellStart"/>
-      <w:r>
-        <w:rPr>
-          <w:rFonts w:ascii="Times New Roman" w:hAnsi="Times New Roman" w:cs="Times New Roman"/>
-        </w:rPr>
-        <w:t>kerja</w:t>
-      </w:r>
-      <w:proofErr w:type="spellEnd"/>
-      <w:r>
-        <w:rPr>
-          <w:rFonts w:ascii="Times New Roman" w:hAnsi="Times New Roman" w:cs="Times New Roman"/>
-        </w:rPr>
-        <w:t xml:space="preserve"> yang baik.</w:t>
-      </w:r>
-      <w:r>
-        <w:rPr>
-          <w:rFonts w:ascii="Times New Roman" w:hAnsi="Times New Roman" w:cs="Times New Roman"/>
-        </w:rPr>
-        <w:br/>
-        <w:t>- Kedisiplinan.</w:t>
-      </w:r>
-      <w:r>
-        <w:rPr>
-          <w:rFonts w:ascii="Times New Roman" w:hAnsi="Times New Roman" w:cs="Times New Roman"/>
-        </w:rPr>
-        <w:br/>
-        <w:t>- Inisiatif dalam belajar dan membantu pekerjaan sesuai tanggung jawab.</w:t>
+      <w:r>
+        <w:rPr>
+          <w:b/>
+          <w:bCs/>
+          <w:sz w:val="24"/>
+          <w:szCs w:val="24"/>
+        </w:rPr>
+        <w:t>2</w:t>
+      </w:r>
+      <w:r>
+        <w:rPr>
+          <w:sz w:val="32"/>
+          <w:szCs w:val="32"/>
+        </w:rPr>
+        <w:t xml:space="preserve">  </w:t>
       </w:r>
     </w:p>
     <w:p>
@@ -919,6 +1479,192 @@
         </w:rPr>
       </w:pPr>
     </w:p>
+    <w:tbl>
+      <w:tblPr>
+        <w:tblStyle w:val="TableGrid"/>
+        <w:tblW w:w="0" w:type="auto"/>
+        <w:tblBorders>
+          <w:top w:val="none" w:sz="0" w:space="0" w:color="auto"/>
+          <w:left w:val="none" w:sz="0" w:space="0" w:color="auto"/>
+          <w:bottom w:val="none" w:sz="0" w:space="0" w:color="auto"/>
+          <w:right w:val="none" w:sz="0" w:space="0" w:color="auto"/>
+          <w:insideH w:val="none" w:sz="0" w:space="0" w:color="auto"/>
+          <w:insideV w:val="none" w:sz="0" w:space="0" w:color="auto"/>
+        </w:tblBorders>
+        <w:tblLook w:val="04A0" w:firstRow="1" w:lastRow="0" w:firstColumn="1" w:lastColumn="0" w:noHBand="0" w:noVBand="1"/>
+      </w:tblPr>
+      <w:tblGrid>
+        <w:gridCol w:w="2320"/>
+        <w:gridCol w:w="2061"/>
+        <w:gridCol w:w="2087"/>
+        <w:gridCol w:w="2388"/>
+      </w:tblGrid>
+      <w:tr>
+        <w:tc>
+          <w:tcPr>
+            <w:tcW w:w="2320" w:type="dxa"/>
+            <w:shd w:val="clear" w:color="auto" w:fill="auto"/>
+          </w:tcPr>
+          <w:p>
+            <w:pPr>
+              <w:rPr>
+                <w:sz w:val="32"/>
+                <w:szCs w:val="32"/>
+              </w:rPr>
+            </w:pPr>
+            <w:r>
+              <w:rPr>
+                <w:sz w:val="32"/>
+                <w:szCs w:val="32"/>
+              </w:rPr>
+              <w:t>Nama</w:t>
+            </w:r>
+          </w:p>
+        </w:tc>
+        <w:tc>
+          <w:tcPr>
+            <w:tcW w:w="2061" w:type="dxa"/>
+          </w:tcPr>
+          <w:p>
+            <w:pPr>
+              <w:rPr>
+                <w:sz w:val="32"/>
+                <w:szCs w:val="32"/>
+              </w:rPr>
+            </w:pPr>
+          </w:p>
+        </w:tc>
+        <w:tc>
+          <w:tcPr>
+            <w:tcW w:w="2087" w:type="dxa"/>
+            <w:shd w:val="clear" w:color="auto" w:fill="auto"/>
+          </w:tcPr>
+          <w:p>
+            <w:pPr>
+              <w:rPr>
+                <w:sz w:val="32"/>
+                <w:szCs w:val="32"/>
+              </w:rPr>
+            </w:pPr>
+            <w:r>
+              <w:rPr>
+                <w:sz w:val="32"/>
+                <w:szCs w:val="32"/>
+              </w:rPr>
+              <w:t>:</w:t>
+            </w:r>
+          </w:p>
+        </w:tc>
+        <w:tc>
+          <w:tcPr>
+            <w:tcW w:w="2388" w:type="dxa"/>
+            <w:shd w:val="clear" w:color="auto" w:fill="auto"/>
+          </w:tcPr>
+          <w:p>
+            <w:pPr>
+              <w:rPr>
+                <w:sz w:val="32"/>
+                <w:szCs w:val="32"/>
+              </w:rPr>
+            </w:pPr>
+            <w:r>
+              <w:rPr>
+                <w:sz w:val="32"/>
+                <w:szCs w:val="32"/>
+              </w:rPr>
+              <w:t xml:space="preserve">Kang </w:t>
+            </w:r>
+            <w:proofErr w:type="spellStart"/>
+            <w:r>
+              <w:rPr>
+                <w:sz w:val="32"/>
+                <w:szCs w:val="32"/>
+              </w:rPr>
+              <w:t>Ayyas</w:t>
+            </w:r>
+            <w:proofErr w:type="spellEnd"/>
+          </w:p>
+        </w:tc>
+      </w:tr>
+      <w:tr>
+        <w:tc>
+          <w:tcPr>
+            <w:tcW w:w="2320" w:type="dxa"/>
+            <w:shd w:val="clear" w:color="auto" w:fill="auto"/>
+          </w:tcPr>
+          <w:p>
+            <w:pPr>
+              <w:rPr>
+                <w:sz w:val="32"/>
+                <w:szCs w:val="32"/>
+              </w:rPr>
+            </w:pPr>
+            <w:r>
+              <w:rPr>
+                <w:sz w:val="32"/>
+                <w:szCs w:val="32"/>
+              </w:rPr>
+              <w:t>Divisi</w:t>
+            </w:r>
+          </w:p>
+        </w:tc>
+        <w:tc>
+          <w:tcPr>
+            <w:tcW w:w="2061" w:type="dxa"/>
+          </w:tcPr>
+          <w:p>
+            <w:pPr>
+              <w:rPr>
+                <w:sz w:val="32"/>
+                <w:szCs w:val="32"/>
+              </w:rPr>
+            </w:pPr>
+          </w:p>
+        </w:tc>
+        <w:tc>
+          <w:tcPr>
+            <w:tcW w:w="2087" w:type="dxa"/>
+            <w:shd w:val="clear" w:color="auto" w:fill="auto"/>
+          </w:tcPr>
+          <w:p>
+            <w:pPr>
+              <w:rPr>
+                <w:sz w:val="32"/>
+                <w:szCs w:val="32"/>
+              </w:rPr>
+            </w:pPr>
+            <w:r>
+              <w:rPr>
+                <w:sz w:val="32"/>
+                <w:szCs w:val="32"/>
+              </w:rPr>
+              <w:t>:</w:t>
+            </w:r>
+          </w:p>
+        </w:tc>
+        <w:tc>
+          <w:tcPr>
+            <w:tcW w:w="2388" w:type="dxa"/>
+            <w:shd w:val="clear" w:color="auto" w:fill="auto"/>
+          </w:tcPr>
+          <w:p>
+            <w:pPr>
+              <w:rPr>
+                <w:sz w:val="32"/>
+                <w:szCs w:val="32"/>
+              </w:rPr>
+            </w:pPr>
+            <w:r>
+              <w:rPr>
+                <w:sz w:val="32"/>
+                <w:szCs w:val="32"/>
+              </w:rPr>
+              <w:t>Mentor PKL IT</w:t>
+            </w:r>
+          </w:p>
+        </w:tc>
+      </w:tr>
+    </w:tbl>
     <w:p>
       <w:pPr>
         <w:rPr>
@@ -926,118 +1672,6 @@
           <w:szCs w:val="32"/>
         </w:rPr>
       </w:pPr>
-    </w:p>
-    <w:p>
-      <w:pPr>
-        <w:rPr>
-          <w:sz w:val="32"/>
-          <w:szCs w:val="32"/>
-        </w:rPr>
-      </w:pPr>
-    </w:p>
-    <w:p>
-      <w:pPr>
-        <w:rPr>
-          <w:sz w:val="32"/>
-          <w:szCs w:val="32"/>
-        </w:rPr>
-      </w:pPr>
-    </w:p>
-    <w:p>
-      <w:pPr>
-        <w:rPr>
-          <w:sz w:val="32"/>
-          <w:szCs w:val="32"/>
-        </w:rPr>
-      </w:pPr>
-    </w:p>
-    <w:p>
-      <w:pPr>
-        <w:rPr>
-          <w:sz w:val="32"/>
-          <w:szCs w:val="32"/>
-        </w:rPr>
-      </w:pPr>
-    </w:p>
-    <w:p>
-      <w:pPr>
-        <w:rPr>
-          <w:sz w:val="32"/>
-          <w:szCs w:val="32"/>
-        </w:rPr>
-      </w:pPr>
-    </w:p>
-    <w:p>
-      <w:pPr>
-        <w:rPr>
-          <w:sz w:val="32"/>
-          <w:szCs w:val="32"/>
-        </w:rPr>
-      </w:pPr>
-    </w:p>
-    <w:p>
-      <w:pPr>
-        <w:rPr>
-          <w:sz w:val="32"/>
-          <w:szCs w:val="32"/>
-        </w:rPr>
-      </w:pPr>
-    </w:p>
-    <w:p>
-      <w:pPr>
-        <w:rPr>
-          <w:sz w:val="32"/>
-          <w:szCs w:val="32"/>
-        </w:rPr>
-      </w:pPr>
-    </w:p>
-    <w:p>
-      <w:pPr>
-        <w:rPr>
-          <w:sz w:val="32"/>
-          <w:szCs w:val="32"/>
-        </w:rPr>
-      </w:pPr>
-    </w:p>
-    <w:p>
-      <w:pPr>
-        <w:rPr>
-          <w:sz w:val="32"/>
-          <w:szCs w:val="32"/>
-        </w:rPr>
-      </w:pPr>
-      <w:proofErr w:type="spellStart"/>
-      <w:r>
-        <w:rPr>
-          <w:sz w:val="32"/>
-          <w:szCs w:val="32"/>
-        </w:rPr>
-        <w:t>Narasumber</w:t>
-      </w:r>
-      <w:proofErr w:type="spellEnd"/>
-      <w:r>
-        <w:rPr>
-          <w:sz w:val="32"/>
-          <w:szCs w:val="32"/>
-        </w:rPr>
-        <w:t xml:space="preserve"> 2 – Kang </w:t>
-      </w:r>
-      <w:proofErr w:type="spellStart"/>
-      <w:r>
-        <w:rPr>
-          <w:sz w:val="32"/>
-          <w:szCs w:val="32"/>
-        </w:rPr>
-        <w:t>Ayyas</w:t>
-      </w:r>
-      <w:proofErr w:type="spellEnd"/>
-      <w:r>
-        <w:rPr>
-          <w:sz w:val="32"/>
-          <w:szCs w:val="32"/>
-        </w:rPr>
-        <w:t xml:space="preserve"> (Mentor PKL)</w:t>
-      </w:r>
     </w:p>
     <w:p>
       <w:pPr>
@@ -1049,7 +1683,6 @@
         </w:rPr>
       </w:pPr>
       <w:proofErr w:type="spellStart"/>
-      <w:proofErr w:type="gramStart"/>
       <w:r>
         <w:rPr>
           <w:b/>
@@ -1067,14 +1700,17 @@
           <w:sz w:val="28"/>
           <w:szCs w:val="28"/>
         </w:rPr>
-        <w:t xml:space="preserve"> :</w:t>
-      </w:r>
-      <w:proofErr w:type="gramEnd"/>
+        <w:t xml:space="preserve"> </w:t>
+      </w:r>
     </w:p>
     <w:p>
-      <w:r>
-        <w:t>-</w:t>
-      </w:r>
+      <w:pPr>
+        <w:pStyle w:val="ListParagraph"/>
+        <w:numPr>
+          <w:ilvl w:val="0"/>
+          <w:numId w:val="18"/>
+        </w:numPr>
+      </w:pPr>
       <w:proofErr w:type="spellStart"/>
       <w:r>
         <w:t>Sebenarnya</w:t>
@@ -1133,9 +1769,13 @@
       </w:r>
     </w:p>
     <w:p>
-      <w:r>
-        <w:t>-</w:t>
-      </w:r>
+      <w:pPr>
+        <w:pStyle w:val="ListParagraph"/>
+        <w:numPr>
+          <w:ilvl w:val="0"/>
+          <w:numId w:val="18"/>
+        </w:numPr>
+      </w:pPr>
       <w:proofErr w:type="spellStart"/>
       <w:r>
         <w:t>apakah</w:t>
@@ -1210,12 +1850,88 @@
       </w:r>
     </w:p>
     <w:p>
-      <w:r>
-        <w:t>-</w:t>
-      </w:r>
+      <w:pPr>
+        <w:pStyle w:val="ListParagraph"/>
+        <w:numPr>
+          <w:ilvl w:val="0"/>
+          <w:numId w:val="18"/>
+        </w:numPr>
+      </w:pPr>
       <w:proofErr w:type="spellStart"/>
       <w:r>
+        <w:t>menurut</w:t>
+      </w:r>
+      <w:proofErr w:type="spellEnd"/>
+      <w:r>
+        <w:t xml:space="preserve"> </w:t>
+      </w:r>
+      <w:proofErr w:type="spellStart"/>
+      <w:r>
+        <w:t>akang</w:t>
+      </w:r>
+      <w:proofErr w:type="spellEnd"/>
+      <w:r>
+        <w:t xml:space="preserve"> </w:t>
+      </w:r>
+      <w:proofErr w:type="spellStart"/>
+      <w:r>
+        <w:t>mungkin</w:t>
+      </w:r>
+      <w:proofErr w:type="spellEnd"/>
+      <w:r>
+        <w:t xml:space="preserve"> </w:t>
+      </w:r>
+      <w:proofErr w:type="spellStart"/>
+      <w:r>
+        <w:t>fitur</w:t>
+      </w:r>
+      <w:proofErr w:type="spellEnd"/>
+      <w:r>
+        <w:t xml:space="preserve"> </w:t>
+      </w:r>
+      <w:proofErr w:type="spellStart"/>
+      <w:r>
+        <w:t>apa</w:t>
+      </w:r>
+      <w:proofErr w:type="spellEnd"/>
+      <w:r>
+        <w:t xml:space="preserve"> </w:t>
+      </w:r>
+      <w:proofErr w:type="spellStart"/>
+      <w:r>
+        <w:t>saja</w:t>
+      </w:r>
+      <w:proofErr w:type="spellEnd"/>
+      <w:r>
+        <w:t xml:space="preserve"> yang paling </w:t>
+      </w:r>
+      <w:proofErr w:type="spellStart"/>
+      <w:r>
+        <w:t>penting</w:t>
+      </w:r>
+      <w:proofErr w:type="spellEnd"/>
+      <w:r>
+        <w:t xml:space="preserve"> di project </w:t>
+      </w:r>
+      <w:proofErr w:type="spellStart"/>
+      <w:r>
+        <w:t>ini</w:t>
+      </w:r>
+      <w:proofErr w:type="spellEnd"/>
+      <w:r>
+        <w:t xml:space="preserve"> </w:t>
+      </w:r>
+      <w:proofErr w:type="spellStart"/>
+      <w:r>
         <w:t>jika</w:t>
+      </w:r>
+      <w:proofErr w:type="spellEnd"/>
+      <w:r>
+        <w:t xml:space="preserve"> </w:t>
+      </w:r>
+      <w:proofErr w:type="spellStart"/>
+      <w:r>
+        <w:t>dikembangkan</w:t>
       </w:r>
       <w:proofErr w:type="spellEnd"/>
       <w:r>
@@ -1224,172 +1940,13 @@
       <w:proofErr w:type="spellStart"/>
       <w:proofErr w:type="gramStart"/>
       <w:r>
-        <w:t>dilanjut,sistem</w:t>
+        <w:t>kedepannya</w:t>
       </w:r>
       <w:proofErr w:type="spellEnd"/>
+      <w:r>
+        <w:t xml:space="preserve"> ?</w:t>
+      </w:r>
       <w:proofErr w:type="gramEnd"/>
-      <w:r>
-        <w:t xml:space="preserve"> </w:t>
-      </w:r>
-      <w:proofErr w:type="spellStart"/>
-      <w:r>
-        <w:t>ini</w:t>
-      </w:r>
-      <w:proofErr w:type="spellEnd"/>
-      <w:r>
-        <w:t xml:space="preserve"> </w:t>
-      </w:r>
-      <w:proofErr w:type="spellStart"/>
-      <w:r>
-        <w:t>nantinya</w:t>
-      </w:r>
-      <w:proofErr w:type="spellEnd"/>
-      <w:r>
-        <w:t xml:space="preserve"> </w:t>
-      </w:r>
-      <w:proofErr w:type="spellStart"/>
-      <w:r>
-        <w:t>akan</w:t>
-      </w:r>
-      <w:proofErr w:type="spellEnd"/>
-      <w:r>
-        <w:t xml:space="preserve"> </w:t>
-      </w:r>
-      <w:proofErr w:type="spellStart"/>
-      <w:r>
-        <w:t>dipakai</w:t>
-      </w:r>
-      <w:proofErr w:type="spellEnd"/>
-      <w:r>
-        <w:t xml:space="preserve"> oleh </w:t>
-      </w:r>
-      <w:proofErr w:type="spellStart"/>
-      <w:r>
-        <w:t>siapa</w:t>
-      </w:r>
-      <w:proofErr w:type="spellEnd"/>
-      <w:r>
-        <w:t xml:space="preserve"> </w:t>
-      </w:r>
-      <w:proofErr w:type="spellStart"/>
-      <w:r>
-        <w:t>aja</w:t>
-      </w:r>
-      <w:proofErr w:type="spellEnd"/>
-      <w:r>
-        <w:t xml:space="preserve"> yah kang?</w:t>
-      </w:r>
-    </w:p>
-    <w:p>
-      <w:r>
-        <w:t>-</w:t>
-      </w:r>
-      <w:proofErr w:type="spellStart"/>
-      <w:r>
-        <w:t>menurut</w:t>
-      </w:r>
-      <w:proofErr w:type="spellEnd"/>
-      <w:r>
-        <w:t xml:space="preserve"> </w:t>
-      </w:r>
-      <w:proofErr w:type="spellStart"/>
-      <w:r>
-        <w:t>akang</w:t>
-      </w:r>
-      <w:proofErr w:type="spellEnd"/>
-      <w:r>
-        <w:t xml:space="preserve"> </w:t>
-      </w:r>
-      <w:proofErr w:type="spellStart"/>
-      <w:r>
-        <w:t>mungkin</w:t>
-      </w:r>
-      <w:proofErr w:type="spellEnd"/>
-      <w:r>
-        <w:t xml:space="preserve"> </w:t>
-      </w:r>
-      <w:proofErr w:type="spellStart"/>
-      <w:r>
-        <w:t>fitur</w:t>
-      </w:r>
-      <w:proofErr w:type="spellEnd"/>
-      <w:r>
-        <w:t xml:space="preserve"> </w:t>
-      </w:r>
-      <w:proofErr w:type="spellStart"/>
-      <w:r>
-        <w:t>apa</w:t>
-      </w:r>
-      <w:proofErr w:type="spellEnd"/>
-      <w:r>
-        <w:t xml:space="preserve"> </w:t>
-      </w:r>
-      <w:proofErr w:type="spellStart"/>
-      <w:r>
-        <w:t>saja</w:t>
-      </w:r>
-      <w:proofErr w:type="spellEnd"/>
-      <w:r>
-        <w:t xml:space="preserve"> yang paling </w:t>
-      </w:r>
-      <w:proofErr w:type="spellStart"/>
-      <w:r>
-        <w:t>penting</w:t>
-      </w:r>
-      <w:proofErr w:type="spellEnd"/>
-      <w:r>
-        <w:t xml:space="preserve"> di project </w:t>
-      </w:r>
-      <w:proofErr w:type="spellStart"/>
-      <w:r>
-        <w:t>ini</w:t>
-      </w:r>
-      <w:proofErr w:type="spellEnd"/>
-      <w:r>
-        <w:t xml:space="preserve"> </w:t>
-      </w:r>
-      <w:proofErr w:type="spellStart"/>
-      <w:r>
-        <w:t>jika</w:t>
-      </w:r>
-      <w:proofErr w:type="spellEnd"/>
-      <w:r>
-        <w:t xml:space="preserve"> </w:t>
-      </w:r>
-      <w:proofErr w:type="spellStart"/>
-      <w:r>
-        <w:t>dikembangkan</w:t>
-      </w:r>
-      <w:proofErr w:type="spellEnd"/>
-      <w:r>
-        <w:t xml:space="preserve"> </w:t>
-      </w:r>
-      <w:proofErr w:type="spellStart"/>
-      <w:proofErr w:type="gramStart"/>
-      <w:r>
-        <w:t>kedepannya</w:t>
-      </w:r>
-      <w:proofErr w:type="spellEnd"/>
-      <w:r>
-        <w:t xml:space="preserve"> ?</w:t>
-      </w:r>
-      <w:proofErr w:type="gramEnd"/>
-    </w:p>
-    <w:p>
-      <w:pPr>
-        <w:rPr>
-          <w:sz w:val="24"/>
-          <w:szCs w:val="24"/>
-        </w:rPr>
-      </w:pPr>
-    </w:p>
-    <w:p>
-      <w:pPr>
-        <w:rPr>
-          <w:sz w:val="24"/>
-          <w:szCs w:val="24"/>
-        </w:rPr>
-      </w:pPr>
     </w:p>
     <w:p>
       <w:pPr>
@@ -1401,7 +1958,6 @@
         </w:rPr>
       </w:pPr>
       <w:proofErr w:type="spellStart"/>
-      <w:proofErr w:type="gramStart"/>
       <w:r>
         <w:rPr>
           <w:b/>
@@ -1419,153 +1975,83 @@
           <w:sz w:val="28"/>
           <w:szCs w:val="28"/>
         </w:rPr>
-        <w:t xml:space="preserve"> :</w:t>
-      </w:r>
-      <w:proofErr w:type="gramEnd"/>
+        <w:t xml:space="preserve"> </w:t>
+      </w:r>
     </w:p>
     <w:p>
       <w:pPr>
-        <w:rPr>
-          <w:sz w:val="24"/>
-          <w:szCs w:val="24"/>
-        </w:rPr>
-      </w:pPr>
-      <w:r>
-        <w:rPr>
-          <w:sz w:val="24"/>
-          <w:szCs w:val="24"/>
-        </w:rPr>
-        <w:br/>
-      </w:r>
-      <w:r>
-        <w:t>- Project bertujuan memperdalam backend development.</w:t>
-      </w:r>
-      <w:r>
-        <w:br/>
-        <w:t>- Dapat dikembangkan menjadi portofolio.</w:t>
-      </w:r>
-      <w:r>
-        <w:br/>
-        <w:t>- Fitur lanjutan: flow stock in/out, supplier, dan fitur inventory lainnya.</w:t>
-      </w:r>
-      <w:r>
-        <w:br/>
-        <w:t>- Harapan: memahami konsep sebelum mengembangkan fitur baru.</w:t>
+        <w:pStyle w:val="ListParagraph"/>
+        <w:numPr>
+          <w:ilvl w:val="0"/>
+          <w:numId w:val="23"/>
+        </w:numPr>
+      </w:pPr>
+      <w:r>
+        <w:t xml:space="preserve">Project </w:t>
+      </w:r>
+      <w:proofErr w:type="spellStart"/>
+      <w:r>
+        <w:t>bertujuan</w:t>
+      </w:r>
+      <w:proofErr w:type="spellEnd"/>
+      <w:r>
+        <w:t xml:space="preserve"> </w:t>
+      </w:r>
+      <w:proofErr w:type="spellStart"/>
+      <w:r>
+        <w:t>memperdalam</w:t>
+      </w:r>
+      <w:proofErr w:type="spellEnd"/>
+      <w:r>
+        <w:t xml:space="preserve"> backend development.</w:t>
       </w:r>
     </w:p>
     <w:p>
       <w:pPr>
-        <w:rPr>
-          <w:sz w:val="32"/>
-          <w:szCs w:val="32"/>
-        </w:rPr>
-      </w:pPr>
+        <w:pStyle w:val="ListParagraph"/>
+        <w:numPr>
+          <w:ilvl w:val="0"/>
+          <w:numId w:val="23"/>
+        </w:numPr>
+      </w:pPr>
+      <w:r>
+        <w:t xml:space="preserve">Dapat </w:t>
+      </w:r>
+      <w:proofErr w:type="spellStart"/>
+      <w:r>
+        <w:t>dikembangkan</w:t>
+      </w:r>
+      <w:proofErr w:type="spellEnd"/>
+      <w:r>
+        <w:t xml:space="preserve"> </w:t>
+      </w:r>
+      <w:proofErr w:type="spellStart"/>
+      <w:r>
+        <w:t>menjadi</w:t>
+      </w:r>
+      <w:proofErr w:type="spellEnd"/>
+      <w:r>
+        <w:t xml:space="preserve"> </w:t>
+      </w:r>
+      <w:proofErr w:type="spellStart"/>
+      <w:r>
+        <w:t>portofolio</w:t>
+      </w:r>
+      <w:proofErr w:type="spellEnd"/>
+      <w:r>
+        <w:t xml:space="preserve"> </w:t>
+      </w:r>
+      <w:r>
+        <w:t>(proof of concept).</w:t>
+      </w:r>
     </w:p>
     <w:p>
       <w:pPr>
-        <w:rPr>
-          <w:sz w:val="32"/>
-          <w:szCs w:val="32"/>
-        </w:rPr>
-      </w:pPr>
-    </w:p>
-    <w:p>
-      <w:pPr>
-        <w:rPr>
-          <w:sz w:val="32"/>
-          <w:szCs w:val="32"/>
-        </w:rPr>
-      </w:pPr>
-    </w:p>
-    <w:p>
-      <w:pPr>
-        <w:rPr>
-          <w:sz w:val="32"/>
-          <w:szCs w:val="32"/>
-        </w:rPr>
-      </w:pPr>
-    </w:p>
-    <w:p>
-      <w:pPr>
-        <w:rPr>
-          <w:sz w:val="32"/>
-          <w:szCs w:val="32"/>
-        </w:rPr>
-      </w:pPr>
-    </w:p>
-    <w:p>
-      <w:pPr>
-        <w:rPr>
-          <w:sz w:val="32"/>
-          <w:szCs w:val="32"/>
-        </w:rPr>
-      </w:pPr>
-    </w:p>
-    <w:p>
-      <w:pPr>
-        <w:rPr>
-          <w:sz w:val="32"/>
-          <w:szCs w:val="32"/>
-        </w:rPr>
-      </w:pPr>
-    </w:p>
-    <w:p>
-      <w:pPr>
-        <w:rPr>
-          <w:sz w:val="32"/>
-          <w:szCs w:val="32"/>
-        </w:rPr>
-      </w:pPr>
-    </w:p>
-    <w:p>
-      <w:pPr>
-        <w:rPr>
-          <w:sz w:val="32"/>
-          <w:szCs w:val="32"/>
-        </w:rPr>
-      </w:pPr>
-    </w:p>
-    <w:p>
-      <w:pPr>
-        <w:rPr>
-          <w:sz w:val="32"/>
-          <w:szCs w:val="32"/>
-        </w:rPr>
-      </w:pPr>
-    </w:p>
-    <w:p>
-      <w:pPr>
-        <w:rPr>
-          <w:sz w:val="32"/>
-          <w:szCs w:val="32"/>
-        </w:rPr>
-      </w:pPr>
-      <w:proofErr w:type="spellStart"/>
-      <w:r>
-        <w:rPr>
-          <w:sz w:val="32"/>
-          <w:szCs w:val="32"/>
-        </w:rPr>
-        <w:t>Narasumber</w:t>
-      </w:r>
-      <w:proofErr w:type="spellEnd"/>
-      <w:r>
-        <w:rPr>
-          <w:sz w:val="32"/>
-          <w:szCs w:val="32"/>
-        </w:rPr>
-        <w:t xml:space="preserve"> 3 – Kang Yusuf</w:t>
-      </w:r>
-      <w:r>
-        <w:rPr>
-          <w:sz w:val="32"/>
-          <w:szCs w:val="32"/>
-        </w:rPr>
-        <w:t xml:space="preserve"> (IT)</w:t>
-      </w:r>
-    </w:p>
-    <w:p>
-      <w:pPr>
+        <w:pStyle w:val="ListParagraph"/>
+        <w:numPr>
+          <w:ilvl w:val="0"/>
+          <w:numId w:val="23"/>
+        </w:numPr>
         <w:rPr>
           <w:b/>
           <w:bCs/>
@@ -1573,18 +2059,370 @@
           <w:szCs w:val="28"/>
         </w:rPr>
       </w:pPr>
+      <w:r>
+        <w:t xml:space="preserve">Fitur </w:t>
+      </w:r>
+      <w:proofErr w:type="spellStart"/>
+      <w:r>
+        <w:t>lanjuta</w:t>
+      </w:r>
+      <w:r>
+        <w:t>n</w:t>
+      </w:r>
+      <w:proofErr w:type="spellEnd"/>
+      <w:r>
+        <w:t>: flow stock in/</w:t>
+      </w:r>
       <w:proofErr w:type="spellStart"/>
       <w:proofErr w:type="gramStart"/>
       <w:r>
+        <w:t>out,supplier</w:t>
+      </w:r>
+      <w:proofErr w:type="gramEnd"/>
+      <w:r>
+        <w:t>,dan</w:t>
+      </w:r>
+      <w:proofErr w:type="spellEnd"/>
+      <w:r>
+        <w:t xml:space="preserve"> </w:t>
+      </w:r>
+      <w:proofErr w:type="spellStart"/>
+      <w:r>
+        <w:t>fitur</w:t>
+      </w:r>
+      <w:proofErr w:type="spellEnd"/>
+      <w:r>
+        <w:t xml:space="preserve"> inventory </w:t>
+      </w:r>
+      <w:proofErr w:type="spellStart"/>
+      <w:r>
+        <w:t>lainnya</w:t>
+      </w:r>
+      <w:proofErr w:type="spellEnd"/>
+      <w:r>
+        <w:t>.</w:t>
+      </w:r>
+    </w:p>
+    <w:p>
+      <w:pPr>
+        <w:rPr>
+          <w:sz w:val="32"/>
+          <w:szCs w:val="32"/>
+        </w:rPr>
+      </w:pPr>
+    </w:p>
+    <w:p>
+      <w:pPr>
+        <w:rPr>
+          <w:sz w:val="32"/>
+          <w:szCs w:val="32"/>
+        </w:rPr>
+      </w:pPr>
+    </w:p>
+    <w:p>
+      <w:pPr>
+        <w:rPr>
+          <w:sz w:val="32"/>
+          <w:szCs w:val="32"/>
+        </w:rPr>
+      </w:pPr>
+    </w:p>
+    <w:p>
+      <w:pPr>
+        <w:rPr>
+          <w:sz w:val="32"/>
+          <w:szCs w:val="32"/>
+        </w:rPr>
+      </w:pPr>
+    </w:p>
+    <w:p>
+      <w:pPr>
+        <w:rPr>
+          <w:sz w:val="32"/>
+          <w:szCs w:val="32"/>
+        </w:rPr>
+      </w:pPr>
+    </w:p>
+    <w:p>
+      <w:pPr>
+        <w:rPr>
+          <w:sz w:val="32"/>
+          <w:szCs w:val="32"/>
+        </w:rPr>
+      </w:pPr>
+    </w:p>
+    <w:p>
+      <w:pPr>
+        <w:rPr>
+          <w:sz w:val="32"/>
+          <w:szCs w:val="32"/>
+        </w:rPr>
+      </w:pPr>
+    </w:p>
+    <w:p>
+      <w:pPr>
+        <w:rPr>
+          <w:sz w:val="32"/>
+          <w:szCs w:val="32"/>
+        </w:rPr>
+      </w:pPr>
+    </w:p>
+    <w:p>
+      <w:pPr>
+        <w:rPr>
+          <w:sz w:val="32"/>
+          <w:szCs w:val="32"/>
+        </w:rPr>
+      </w:pPr>
+    </w:p>
+    <w:p>
+      <w:pPr>
+        <w:rPr>
+          <w:sz w:val="32"/>
+          <w:szCs w:val="32"/>
+        </w:rPr>
+      </w:pPr>
+    </w:p>
+    <w:p>
+      <w:pPr>
+        <w:rPr>
+          <w:sz w:val="32"/>
+          <w:szCs w:val="32"/>
+        </w:rPr>
+      </w:pPr>
+    </w:p>
+    <w:p>
+      <w:pPr>
+        <w:rPr>
+          <w:sz w:val="32"/>
+          <w:szCs w:val="32"/>
+        </w:rPr>
+      </w:pPr>
+    </w:p>
+    <w:p>
+      <w:pPr>
+        <w:rPr>
+          <w:sz w:val="32"/>
+          <w:szCs w:val="32"/>
+        </w:rPr>
+      </w:pPr>
+      <w:r>
+        <w:rPr>
+          <w:rStyle w:val="Heading3Char"/>
+        </w:rPr>
+        <w:t>1.4.3</w:t>
+      </w:r>
+      <w:r>
+        <w:rPr>
+          <w:rStyle w:val="Heading3Char"/>
+        </w:rPr>
+        <w:t xml:space="preserve"> </w:t>
+      </w:r>
+      <w:r>
+        <w:rPr>
+          <w:b/>
+          <w:bCs/>
+          <w:sz w:val="24"/>
+          <w:szCs w:val="24"/>
+        </w:rPr>
+        <w:t>N</w:t>
+      </w:r>
+      <w:r>
+        <w:rPr>
+          <w:b/>
+          <w:bCs/>
+          <w:sz w:val="24"/>
+          <w:szCs w:val="24"/>
+        </w:rPr>
+        <w:t>ARASUMBER</w:t>
+      </w:r>
+      <w:r>
+        <w:rPr>
+          <w:b/>
+          <w:bCs/>
+          <w:sz w:val="24"/>
+          <w:szCs w:val="24"/>
+        </w:rPr>
+        <w:t xml:space="preserve"> 3</w:t>
+      </w:r>
+      <w:r>
+        <w:rPr>
+          <w:sz w:val="32"/>
+          <w:szCs w:val="32"/>
+        </w:rPr>
+        <w:t xml:space="preserve"> </w:t>
+      </w:r>
+    </w:p>
+    <w:p>
+      <w:pPr>
+        <w:rPr>
+          <w:sz w:val="32"/>
+          <w:szCs w:val="32"/>
+        </w:rPr>
+      </w:pPr>
+    </w:p>
+    <w:tbl>
+      <w:tblPr>
+        <w:tblStyle w:val="TableGrid"/>
+        <w:tblW w:w="0" w:type="auto"/>
+        <w:tblBorders>
+          <w:top w:val="none" w:sz="0" w:space="0" w:color="auto"/>
+          <w:left w:val="none" w:sz="0" w:space="0" w:color="auto"/>
+          <w:bottom w:val="none" w:sz="0" w:space="0" w:color="auto"/>
+          <w:right w:val="none" w:sz="0" w:space="0" w:color="auto"/>
+          <w:insideH w:val="none" w:sz="0" w:space="0" w:color="auto"/>
+          <w:insideV w:val="none" w:sz="0" w:space="0" w:color="auto"/>
+        </w:tblBorders>
+        <w:tblLook w:val="04A0" w:firstRow="1" w:lastRow="0" w:firstColumn="1" w:lastColumn="0" w:noHBand="0" w:noVBand="1"/>
+      </w:tblPr>
+      <w:tblGrid>
+        <w:gridCol w:w="2952"/>
+        <w:gridCol w:w="2952"/>
+        <w:gridCol w:w="2952"/>
+      </w:tblGrid>
+      <w:tr>
+        <w:tc>
+          <w:tcPr>
+            <w:tcW w:w="2952" w:type="dxa"/>
+          </w:tcPr>
+          <w:p>
+            <w:pPr>
+              <w:rPr>
+                <w:sz w:val="32"/>
+                <w:szCs w:val="32"/>
+              </w:rPr>
+            </w:pPr>
+            <w:r>
+              <w:rPr>
+                <w:sz w:val="32"/>
+                <w:szCs w:val="32"/>
+              </w:rPr>
+              <w:t>Nama</w:t>
+            </w:r>
+          </w:p>
+        </w:tc>
+        <w:tc>
+          <w:tcPr>
+            <w:tcW w:w="2952" w:type="dxa"/>
+          </w:tcPr>
+          <w:p>
+            <w:pPr>
+              <w:rPr>
+                <w:sz w:val="32"/>
+                <w:szCs w:val="32"/>
+              </w:rPr>
+            </w:pPr>
+            <w:r>
+              <w:rPr>
+                <w:sz w:val="32"/>
+                <w:szCs w:val="32"/>
+              </w:rPr>
+              <w:t>:</w:t>
+            </w:r>
+          </w:p>
+        </w:tc>
+        <w:tc>
+          <w:tcPr>
+            <w:tcW w:w="2952" w:type="dxa"/>
+          </w:tcPr>
+          <w:p>
+            <w:pPr>
+              <w:rPr>
+                <w:sz w:val="32"/>
+                <w:szCs w:val="32"/>
+              </w:rPr>
+            </w:pPr>
+            <w:r>
+              <w:rPr>
+                <w:sz w:val="32"/>
+                <w:szCs w:val="32"/>
+              </w:rPr>
+              <w:t>Kang Yusuf</w:t>
+            </w:r>
+          </w:p>
+        </w:tc>
+      </w:tr>
+      <w:tr>
+        <w:tc>
+          <w:tcPr>
+            <w:tcW w:w="2952" w:type="dxa"/>
+          </w:tcPr>
+          <w:p>
+            <w:pPr>
+              <w:rPr>
+                <w:sz w:val="32"/>
+                <w:szCs w:val="32"/>
+              </w:rPr>
+            </w:pPr>
+            <w:r>
+              <w:rPr>
+                <w:sz w:val="32"/>
+                <w:szCs w:val="32"/>
+              </w:rPr>
+              <w:t>Divisi</w:t>
+            </w:r>
+          </w:p>
+        </w:tc>
+        <w:tc>
+          <w:tcPr>
+            <w:tcW w:w="2952" w:type="dxa"/>
+          </w:tcPr>
+          <w:p>
+            <w:pPr>
+              <w:rPr>
+                <w:sz w:val="32"/>
+                <w:szCs w:val="32"/>
+              </w:rPr>
+            </w:pPr>
+            <w:r>
+              <w:rPr>
+                <w:sz w:val="32"/>
+                <w:szCs w:val="32"/>
+              </w:rPr>
+              <w:t>:</w:t>
+            </w:r>
+          </w:p>
+        </w:tc>
+        <w:tc>
+          <w:tcPr>
+            <w:tcW w:w="2952" w:type="dxa"/>
+          </w:tcPr>
+          <w:p>
+            <w:pPr>
+              <w:rPr>
+                <w:sz w:val="32"/>
+                <w:szCs w:val="32"/>
+              </w:rPr>
+            </w:pPr>
+            <w:r>
+              <w:rPr>
+                <w:sz w:val="32"/>
+                <w:szCs w:val="32"/>
+              </w:rPr>
+              <w:t>IT</w:t>
+            </w:r>
+          </w:p>
+        </w:tc>
+      </w:tr>
+    </w:tbl>
+    <w:p>
+      <w:pPr>
+        <w:rPr>
+          <w:sz w:val="32"/>
+          <w:szCs w:val="32"/>
+        </w:rPr>
+      </w:pPr>
+    </w:p>
+    <w:p>
+      <w:pPr>
         <w:rPr>
           <w:b/>
           <w:bCs/>
           <w:sz w:val="28"/>
           <w:szCs w:val="28"/>
         </w:rPr>
-        <w:t>Pertanyaan</w:t>
-      </w:r>
-      <w:proofErr w:type="spellEnd"/>
+      </w:pPr>
+      <w:proofErr w:type="spellStart"/>
       <w:r>
         <w:rPr>
           <w:b/>
@@ -1592,607 +2430,601 @@
           <w:sz w:val="28"/>
           <w:szCs w:val="28"/>
         </w:rPr>
-        <w:t xml:space="preserve"> :</w:t>
-      </w:r>
-      <w:proofErr w:type="gramEnd"/>
-    </w:p>
-    <w:p>
-      <w:pPr>
-        <w:rPr>
-          <w:rFonts w:ascii="Times New Roman" w:hAnsi="Times New Roman" w:cs="Times New Roman"/>
-        </w:rPr>
-      </w:pPr>
-      <w:r>
-        <w:rPr>
-          <w:rFonts w:ascii="Times New Roman" w:hAnsi="Times New Roman" w:cs="Times New Roman"/>
-        </w:rPr>
-        <w:t>-</w:t>
-      </w:r>
-      <w:proofErr w:type="spellStart"/>
-      <w:r>
-        <w:rPr>
-          <w:rFonts w:ascii="Times New Roman" w:hAnsi="Times New Roman" w:cs="Times New Roman"/>
-        </w:rPr>
-        <w:t>Untuk</w:t>
+        <w:t>Pertanyaan</w:t>
       </w:r>
       <w:proofErr w:type="spellEnd"/>
       <w:r>
-        <w:rPr>
-          <w:rFonts w:ascii="Times New Roman" w:hAnsi="Times New Roman" w:cs="Times New Roman"/>
-        </w:rPr>
-        <w:t xml:space="preserve"> </w:t>
-      </w:r>
-      <w:proofErr w:type="spellStart"/>
-      <w:r>
-        <w:rPr>
-          <w:rFonts w:ascii="Times New Roman" w:hAnsi="Times New Roman" w:cs="Times New Roman"/>
-        </w:rPr>
-        <w:t>bapak</w:t>
-      </w:r>
-      <w:proofErr w:type="spellEnd"/>
-      <w:r>
-        <w:rPr>
-          <w:rFonts w:ascii="Times New Roman" w:hAnsi="Times New Roman" w:cs="Times New Roman"/>
-        </w:rPr>
-        <w:t xml:space="preserve"> </w:t>
-      </w:r>
-      <w:proofErr w:type="spellStart"/>
-      <w:r>
-        <w:rPr>
-          <w:rFonts w:ascii="Times New Roman" w:hAnsi="Times New Roman" w:cs="Times New Roman"/>
-        </w:rPr>
-        <w:t>sendiri</w:t>
-      </w:r>
-      <w:proofErr w:type="spellEnd"/>
-      <w:r>
-        <w:rPr>
-          <w:rFonts w:ascii="Times New Roman" w:hAnsi="Times New Roman" w:cs="Times New Roman"/>
-        </w:rPr>
-        <w:t xml:space="preserve"> </w:t>
-      </w:r>
-      <w:proofErr w:type="spellStart"/>
-      <w:r>
-        <w:rPr>
-          <w:rFonts w:ascii="Times New Roman" w:hAnsi="Times New Roman" w:cs="Times New Roman"/>
-        </w:rPr>
-        <w:t>sudah</w:t>
-      </w:r>
-      <w:proofErr w:type="spellEnd"/>
-      <w:r>
-        <w:rPr>
-          <w:rFonts w:ascii="Times New Roman" w:hAnsi="Times New Roman" w:cs="Times New Roman"/>
-        </w:rPr>
-        <w:t xml:space="preserve"> </w:t>
-      </w:r>
-      <w:proofErr w:type="spellStart"/>
-      <w:r>
-        <w:rPr>
-          <w:rFonts w:ascii="Times New Roman" w:hAnsi="Times New Roman" w:cs="Times New Roman"/>
-        </w:rPr>
-        <w:t>berapa</w:t>
-      </w:r>
-      <w:proofErr w:type="spellEnd"/>
-      <w:r>
-        <w:rPr>
-          <w:rFonts w:ascii="Times New Roman" w:hAnsi="Times New Roman" w:cs="Times New Roman"/>
-        </w:rPr>
-        <w:t xml:space="preserve"> lama </w:t>
-      </w:r>
-      <w:proofErr w:type="spellStart"/>
-      <w:r>
-        <w:rPr>
-          <w:rFonts w:ascii="Times New Roman" w:hAnsi="Times New Roman" w:cs="Times New Roman"/>
-        </w:rPr>
-        <w:t>bekerja</w:t>
-      </w:r>
-      <w:proofErr w:type="spellEnd"/>
-      <w:r>
-        <w:rPr>
-          <w:rFonts w:ascii="Times New Roman" w:hAnsi="Times New Roman" w:cs="Times New Roman"/>
-        </w:rPr>
-        <w:t xml:space="preserve"> di PT Dahana </w:t>
-      </w:r>
-      <w:proofErr w:type="spellStart"/>
-      <w:r>
-        <w:rPr>
-          <w:rFonts w:ascii="Times New Roman" w:hAnsi="Times New Roman" w:cs="Times New Roman"/>
-        </w:rPr>
-        <w:t>sendiri</w:t>
-      </w:r>
-      <w:proofErr w:type="spellEnd"/>
-      <w:r>
-        <w:rPr>
-          <w:rFonts w:ascii="Times New Roman" w:hAnsi="Times New Roman" w:cs="Times New Roman"/>
-        </w:rPr>
-        <w:t xml:space="preserve"> </w:t>
-      </w:r>
-      <w:proofErr w:type="spellStart"/>
-      <w:r>
-        <w:rPr>
-          <w:rFonts w:ascii="Times New Roman" w:hAnsi="Times New Roman" w:cs="Times New Roman"/>
-        </w:rPr>
-        <w:t>pak</w:t>
-      </w:r>
-      <w:proofErr w:type="spellEnd"/>
-      <w:r>
-        <w:rPr>
-          <w:rFonts w:ascii="Times New Roman" w:hAnsi="Times New Roman" w:cs="Times New Roman"/>
-        </w:rPr>
-        <w:t>?</w:t>
-      </w:r>
-    </w:p>
-    <w:p>
-      <w:pPr>
-        <w:rPr>
-          <w:rFonts w:ascii="Times New Roman" w:hAnsi="Times New Roman" w:cs="Times New Roman"/>
-        </w:rPr>
-      </w:pPr>
-      <w:r>
-        <w:rPr>
-          <w:rFonts w:ascii="Times New Roman" w:hAnsi="Times New Roman" w:cs="Times New Roman"/>
-        </w:rPr>
-        <w:t>-</w:t>
-      </w:r>
-      <w:proofErr w:type="spellStart"/>
-      <w:r>
-        <w:rPr>
-          <w:rFonts w:ascii="Times New Roman" w:hAnsi="Times New Roman" w:cs="Times New Roman"/>
-        </w:rPr>
-        <w:t>Tugas</w:t>
-      </w:r>
-      <w:proofErr w:type="spellEnd"/>
-      <w:r>
-        <w:rPr>
-          <w:rFonts w:ascii="Times New Roman" w:hAnsi="Times New Roman" w:cs="Times New Roman"/>
-        </w:rPr>
-        <w:t xml:space="preserve"> </w:t>
-      </w:r>
-      <w:proofErr w:type="spellStart"/>
-      <w:r>
-        <w:rPr>
-          <w:rFonts w:ascii="Times New Roman" w:hAnsi="Times New Roman" w:cs="Times New Roman"/>
-        </w:rPr>
-        <w:t>apa</w:t>
-      </w:r>
-      <w:proofErr w:type="spellEnd"/>
-      <w:r>
-        <w:rPr>
-          <w:rFonts w:ascii="Times New Roman" w:hAnsi="Times New Roman" w:cs="Times New Roman"/>
-        </w:rPr>
-        <w:t xml:space="preserve"> </w:t>
-      </w:r>
-      <w:proofErr w:type="spellStart"/>
-      <w:r>
-        <w:rPr>
-          <w:rFonts w:ascii="Times New Roman" w:hAnsi="Times New Roman" w:cs="Times New Roman"/>
-        </w:rPr>
-        <w:t>saja</w:t>
-      </w:r>
-      <w:proofErr w:type="spellEnd"/>
-      <w:r>
-        <w:rPr>
-          <w:rFonts w:ascii="Times New Roman" w:hAnsi="Times New Roman" w:cs="Times New Roman"/>
-        </w:rPr>
-        <w:t xml:space="preserve"> / </w:t>
-      </w:r>
-      <w:proofErr w:type="spellStart"/>
-      <w:r>
-        <w:rPr>
-          <w:rFonts w:ascii="Times New Roman" w:hAnsi="Times New Roman" w:cs="Times New Roman"/>
-        </w:rPr>
-        <w:t>aktivitas</w:t>
-      </w:r>
-      <w:proofErr w:type="spellEnd"/>
-      <w:r>
-        <w:rPr>
-          <w:rFonts w:ascii="Times New Roman" w:hAnsi="Times New Roman" w:cs="Times New Roman"/>
-        </w:rPr>
-        <w:t xml:space="preserve"> </w:t>
-      </w:r>
-      <w:proofErr w:type="spellStart"/>
-      <w:r>
-        <w:rPr>
-          <w:rFonts w:ascii="Times New Roman" w:hAnsi="Times New Roman" w:cs="Times New Roman"/>
-        </w:rPr>
-        <w:t>apa</w:t>
-      </w:r>
-      <w:proofErr w:type="spellEnd"/>
-      <w:r>
-        <w:rPr>
-          <w:rFonts w:ascii="Times New Roman" w:hAnsi="Times New Roman" w:cs="Times New Roman"/>
-        </w:rPr>
-        <w:t xml:space="preserve"> </w:t>
-      </w:r>
-      <w:proofErr w:type="spellStart"/>
-      <w:r>
-        <w:rPr>
-          <w:rFonts w:ascii="Times New Roman" w:hAnsi="Times New Roman" w:cs="Times New Roman"/>
-        </w:rPr>
-        <w:t>saja</w:t>
-      </w:r>
-      <w:proofErr w:type="spellEnd"/>
-      <w:r>
-        <w:rPr>
-          <w:rFonts w:ascii="Times New Roman" w:hAnsi="Times New Roman" w:cs="Times New Roman"/>
-        </w:rPr>
-        <w:t xml:space="preserve"> yang </w:t>
-      </w:r>
-      <w:proofErr w:type="spellStart"/>
-      <w:r>
-        <w:rPr>
-          <w:rFonts w:ascii="Times New Roman" w:hAnsi="Times New Roman" w:cs="Times New Roman"/>
-        </w:rPr>
-        <w:t>biasanya</w:t>
-      </w:r>
-      <w:proofErr w:type="spellEnd"/>
-      <w:r>
-        <w:rPr>
-          <w:rFonts w:ascii="Times New Roman" w:hAnsi="Times New Roman" w:cs="Times New Roman"/>
-        </w:rPr>
-        <w:t xml:space="preserve"> </w:t>
-      </w:r>
-      <w:proofErr w:type="spellStart"/>
-      <w:r>
-        <w:rPr>
-          <w:rFonts w:ascii="Times New Roman" w:hAnsi="Times New Roman" w:cs="Times New Roman"/>
-        </w:rPr>
-        <w:t>dilakukan</w:t>
-      </w:r>
-      <w:proofErr w:type="spellEnd"/>
-      <w:r>
-        <w:rPr>
-          <w:rFonts w:ascii="Times New Roman" w:hAnsi="Times New Roman" w:cs="Times New Roman"/>
-        </w:rPr>
-        <w:t xml:space="preserve"> </w:t>
-      </w:r>
-      <w:proofErr w:type="spellStart"/>
-      <w:r>
-        <w:rPr>
-          <w:rFonts w:ascii="Times New Roman" w:hAnsi="Times New Roman" w:cs="Times New Roman"/>
-        </w:rPr>
-        <w:t>sehari</w:t>
-      </w:r>
-      <w:proofErr w:type="spellEnd"/>
-      <w:r>
-        <w:rPr>
-          <w:rFonts w:ascii="Times New Roman" w:hAnsi="Times New Roman" w:cs="Times New Roman"/>
-        </w:rPr>
-        <w:t xml:space="preserve"> </w:t>
-      </w:r>
-      <w:proofErr w:type="spellStart"/>
-      <w:r>
-        <w:rPr>
-          <w:rFonts w:ascii="Times New Roman" w:hAnsi="Times New Roman" w:cs="Times New Roman"/>
-        </w:rPr>
-        <w:t>hari</w:t>
-      </w:r>
-      <w:proofErr w:type="spellEnd"/>
-      <w:r>
-        <w:rPr>
-          <w:rFonts w:ascii="Times New Roman" w:hAnsi="Times New Roman" w:cs="Times New Roman"/>
-        </w:rPr>
-        <w:t xml:space="preserve"> </w:t>
-      </w:r>
-      <w:proofErr w:type="spellStart"/>
-      <w:r>
-        <w:rPr>
-          <w:rFonts w:ascii="Times New Roman" w:hAnsi="Times New Roman" w:cs="Times New Roman"/>
-        </w:rPr>
-        <w:t>ketika</w:t>
-      </w:r>
-      <w:proofErr w:type="spellEnd"/>
-      <w:r>
-        <w:rPr>
-          <w:rFonts w:ascii="Times New Roman" w:hAnsi="Times New Roman" w:cs="Times New Roman"/>
-        </w:rPr>
-        <w:t xml:space="preserve"> jam </w:t>
-      </w:r>
-      <w:proofErr w:type="spellStart"/>
-      <w:r>
-        <w:rPr>
-          <w:rFonts w:ascii="Times New Roman" w:hAnsi="Times New Roman" w:cs="Times New Roman"/>
-        </w:rPr>
-        <w:t>kerja</w:t>
-      </w:r>
-      <w:proofErr w:type="spellEnd"/>
-      <w:r>
-        <w:rPr>
-          <w:rFonts w:ascii="Times New Roman" w:hAnsi="Times New Roman" w:cs="Times New Roman"/>
-        </w:rPr>
-        <w:t>?</w:t>
-      </w:r>
-    </w:p>
-    <w:p>
-      <w:pPr>
-        <w:rPr>
-          <w:rFonts w:ascii="Times New Roman" w:hAnsi="Times New Roman" w:cs="Times New Roman"/>
-        </w:rPr>
-      </w:pPr>
-      <w:r>
-        <w:rPr>
-          <w:rFonts w:ascii="Times New Roman" w:hAnsi="Times New Roman" w:cs="Times New Roman"/>
-        </w:rPr>
-        <w:t>-</w:t>
-      </w:r>
-      <w:proofErr w:type="spellStart"/>
-      <w:r>
-        <w:rPr>
-          <w:rFonts w:ascii="Times New Roman" w:hAnsi="Times New Roman" w:cs="Times New Roman"/>
-        </w:rPr>
-        <w:t>apa</w:t>
-      </w:r>
-      <w:proofErr w:type="spellEnd"/>
-      <w:r>
-        <w:rPr>
-          <w:rFonts w:ascii="Times New Roman" w:hAnsi="Times New Roman" w:cs="Times New Roman"/>
-        </w:rPr>
-        <w:t xml:space="preserve"> </w:t>
-      </w:r>
-      <w:proofErr w:type="spellStart"/>
-      <w:r>
-        <w:rPr>
-          <w:rFonts w:ascii="Times New Roman" w:hAnsi="Times New Roman" w:cs="Times New Roman"/>
-        </w:rPr>
-        <w:t>tantangan</w:t>
-      </w:r>
-      <w:proofErr w:type="spellEnd"/>
-      <w:r>
-        <w:rPr>
-          <w:rFonts w:ascii="Times New Roman" w:hAnsi="Times New Roman" w:cs="Times New Roman"/>
-        </w:rPr>
-        <w:t xml:space="preserve"> </w:t>
-      </w:r>
-      <w:proofErr w:type="spellStart"/>
-      <w:r>
-        <w:rPr>
-          <w:rFonts w:ascii="Times New Roman" w:hAnsi="Times New Roman" w:cs="Times New Roman"/>
-        </w:rPr>
-        <w:t>bapak</w:t>
-      </w:r>
-      <w:proofErr w:type="spellEnd"/>
-      <w:r>
-        <w:rPr>
-          <w:rFonts w:ascii="Times New Roman" w:hAnsi="Times New Roman" w:cs="Times New Roman"/>
-        </w:rPr>
-        <w:t xml:space="preserve"> yang </w:t>
-      </w:r>
-      <w:proofErr w:type="spellStart"/>
-      <w:r>
-        <w:rPr>
-          <w:rFonts w:ascii="Times New Roman" w:hAnsi="Times New Roman" w:cs="Times New Roman"/>
-        </w:rPr>
-        <w:t>sering</w:t>
-      </w:r>
-      <w:proofErr w:type="spellEnd"/>
-      <w:r>
-        <w:rPr>
-          <w:rFonts w:ascii="Times New Roman" w:hAnsi="Times New Roman" w:cs="Times New Roman"/>
-        </w:rPr>
-        <w:t xml:space="preserve"> </w:t>
-      </w:r>
-      <w:proofErr w:type="spellStart"/>
-      <w:r>
-        <w:rPr>
-          <w:rFonts w:ascii="Times New Roman" w:hAnsi="Times New Roman" w:cs="Times New Roman"/>
-        </w:rPr>
-        <w:t>dihadapi</w:t>
-      </w:r>
-      <w:proofErr w:type="spellEnd"/>
-      <w:r>
-        <w:rPr>
-          <w:rFonts w:ascii="Times New Roman" w:hAnsi="Times New Roman" w:cs="Times New Roman"/>
-        </w:rPr>
-        <w:t xml:space="preserve"> di </w:t>
-      </w:r>
-      <w:proofErr w:type="spellStart"/>
-      <w:r>
-        <w:rPr>
-          <w:rFonts w:ascii="Times New Roman" w:hAnsi="Times New Roman" w:cs="Times New Roman"/>
-        </w:rPr>
-        <w:t>pekerjaan</w:t>
-      </w:r>
-      <w:proofErr w:type="spellEnd"/>
-      <w:r>
-        <w:rPr>
-          <w:rFonts w:ascii="Times New Roman" w:hAnsi="Times New Roman" w:cs="Times New Roman"/>
-        </w:rPr>
-        <w:t xml:space="preserve"> </w:t>
-      </w:r>
-      <w:proofErr w:type="spellStart"/>
-      <w:r>
-        <w:rPr>
-          <w:rFonts w:ascii="Times New Roman" w:hAnsi="Times New Roman" w:cs="Times New Roman"/>
-        </w:rPr>
-        <w:t>sehari</w:t>
-      </w:r>
-      <w:proofErr w:type="spellEnd"/>
-      <w:r>
-        <w:rPr>
-          <w:rFonts w:ascii="Times New Roman" w:hAnsi="Times New Roman" w:cs="Times New Roman"/>
-        </w:rPr>
-        <w:t xml:space="preserve"> </w:t>
-      </w:r>
-      <w:proofErr w:type="spellStart"/>
-      <w:r>
-        <w:rPr>
-          <w:rFonts w:ascii="Times New Roman" w:hAnsi="Times New Roman" w:cs="Times New Roman"/>
-        </w:rPr>
-        <w:t>hari</w:t>
-      </w:r>
-      <w:proofErr w:type="spellEnd"/>
-      <w:r>
-        <w:rPr>
-          <w:rFonts w:ascii="Times New Roman" w:hAnsi="Times New Roman" w:cs="Times New Roman"/>
-        </w:rPr>
-        <w:t>?</w:t>
-      </w:r>
-    </w:p>
-    <w:p>
-      <w:pPr>
-        <w:rPr>
-          <w:rFonts w:ascii="Times New Roman" w:hAnsi="Times New Roman" w:cs="Times New Roman"/>
-        </w:rPr>
-      </w:pPr>
-      <w:r>
-        <w:rPr>
-          <w:rFonts w:ascii="Times New Roman" w:hAnsi="Times New Roman" w:cs="Times New Roman"/>
-        </w:rPr>
-        <w:t>-</w:t>
-      </w:r>
-      <w:proofErr w:type="spellStart"/>
-      <w:r>
-        <w:rPr>
-          <w:rFonts w:ascii="Times New Roman" w:hAnsi="Times New Roman" w:cs="Times New Roman"/>
-        </w:rPr>
-        <w:t>menurut</w:t>
-      </w:r>
-      <w:proofErr w:type="spellEnd"/>
-      <w:r>
-        <w:rPr>
-          <w:rFonts w:ascii="Times New Roman" w:hAnsi="Times New Roman" w:cs="Times New Roman"/>
-        </w:rPr>
-        <w:t xml:space="preserve"> </w:t>
-      </w:r>
-      <w:proofErr w:type="spellStart"/>
-      <w:r>
-        <w:rPr>
-          <w:rFonts w:ascii="Times New Roman" w:hAnsi="Times New Roman" w:cs="Times New Roman"/>
-        </w:rPr>
-        <w:t>bapak</w:t>
-      </w:r>
-      <w:proofErr w:type="spellEnd"/>
-      <w:r>
-        <w:rPr>
-          <w:rFonts w:ascii="Times New Roman" w:hAnsi="Times New Roman" w:cs="Times New Roman"/>
-        </w:rPr>
-        <w:t xml:space="preserve"> </w:t>
-      </w:r>
-      <w:proofErr w:type="spellStart"/>
-      <w:r>
-        <w:rPr>
-          <w:rFonts w:ascii="Times New Roman" w:hAnsi="Times New Roman" w:cs="Times New Roman"/>
-        </w:rPr>
-        <w:t>apa</w:t>
-      </w:r>
-      <w:proofErr w:type="spellEnd"/>
-      <w:r>
-        <w:rPr>
-          <w:rFonts w:ascii="Times New Roman" w:hAnsi="Times New Roman" w:cs="Times New Roman"/>
-        </w:rPr>
-        <w:t xml:space="preserve"> yang </w:t>
-      </w:r>
-      <w:proofErr w:type="spellStart"/>
-      <w:r>
-        <w:rPr>
-          <w:rFonts w:ascii="Times New Roman" w:hAnsi="Times New Roman" w:cs="Times New Roman"/>
-        </w:rPr>
-        <w:t>membuat</w:t>
-      </w:r>
-      <w:proofErr w:type="spellEnd"/>
-      <w:r>
-        <w:rPr>
-          <w:rFonts w:ascii="Times New Roman" w:hAnsi="Times New Roman" w:cs="Times New Roman"/>
-        </w:rPr>
-        <w:t xml:space="preserve"> </w:t>
-      </w:r>
-      <w:proofErr w:type="spellStart"/>
-      <w:r>
-        <w:rPr>
-          <w:rFonts w:ascii="Times New Roman" w:hAnsi="Times New Roman" w:cs="Times New Roman"/>
-        </w:rPr>
-        <w:t>seseorang</w:t>
-      </w:r>
-      <w:proofErr w:type="spellEnd"/>
-      <w:r>
-        <w:rPr>
-          <w:rFonts w:ascii="Times New Roman" w:hAnsi="Times New Roman" w:cs="Times New Roman"/>
-        </w:rPr>
-        <w:t xml:space="preserve"> </w:t>
-      </w:r>
-      <w:proofErr w:type="spellStart"/>
-      <w:r>
-        <w:rPr>
-          <w:rFonts w:ascii="Times New Roman" w:hAnsi="Times New Roman" w:cs="Times New Roman"/>
-        </w:rPr>
-        <w:t>memiliki</w:t>
-      </w:r>
-      <w:proofErr w:type="spellEnd"/>
-      <w:r>
-        <w:rPr>
-          <w:rFonts w:ascii="Times New Roman" w:hAnsi="Times New Roman" w:cs="Times New Roman"/>
-        </w:rPr>
-        <w:t xml:space="preserve"> </w:t>
-      </w:r>
-      <w:proofErr w:type="spellStart"/>
-      <w:r>
-        <w:rPr>
-          <w:rFonts w:ascii="Times New Roman" w:hAnsi="Times New Roman" w:cs="Times New Roman"/>
-        </w:rPr>
-        <w:t>etos</w:t>
-      </w:r>
-      <w:proofErr w:type="spellEnd"/>
-      <w:r>
-        <w:rPr>
-          <w:rFonts w:ascii="Times New Roman" w:hAnsi="Times New Roman" w:cs="Times New Roman"/>
-        </w:rPr>
-        <w:t xml:space="preserve"> </w:t>
-      </w:r>
-      <w:proofErr w:type="spellStart"/>
-      <w:r>
-        <w:rPr>
-          <w:rFonts w:ascii="Times New Roman" w:hAnsi="Times New Roman" w:cs="Times New Roman"/>
-        </w:rPr>
-        <w:t>kerja</w:t>
-      </w:r>
-      <w:proofErr w:type="spellEnd"/>
-      <w:r>
-        <w:rPr>
-          <w:rFonts w:ascii="Times New Roman" w:hAnsi="Times New Roman" w:cs="Times New Roman"/>
-        </w:rPr>
-        <w:t xml:space="preserve"> yang </w:t>
-      </w:r>
-      <w:proofErr w:type="spellStart"/>
-      <w:r>
-        <w:rPr>
-          <w:rFonts w:ascii="Times New Roman" w:hAnsi="Times New Roman" w:cs="Times New Roman"/>
-        </w:rPr>
-        <w:t>baik</w:t>
-      </w:r>
-      <w:proofErr w:type="spellEnd"/>
-      <w:r>
-        <w:rPr>
-          <w:rFonts w:ascii="Times New Roman" w:hAnsi="Times New Roman" w:cs="Times New Roman"/>
-        </w:rPr>
-        <w:t xml:space="preserve"> di dunia </w:t>
-      </w:r>
-      <w:proofErr w:type="spellStart"/>
-      <w:r>
-        <w:rPr>
-          <w:rFonts w:ascii="Times New Roman" w:hAnsi="Times New Roman" w:cs="Times New Roman"/>
-        </w:rPr>
-        <w:t>perusahaan</w:t>
-      </w:r>
-      <w:proofErr w:type="spellEnd"/>
-      <w:r>
-        <w:rPr>
-          <w:rFonts w:ascii="Times New Roman" w:hAnsi="Times New Roman" w:cs="Times New Roman"/>
-        </w:rPr>
-        <w:t>?</w:t>
-      </w:r>
-    </w:p>
-    <w:p>
-      <w:pPr>
         <w:rPr>
           <w:b/>
           <w:bCs/>
           <w:sz w:val="28"/>
           <w:szCs w:val="28"/>
         </w:rPr>
-      </w:pPr>
+        <w:t xml:space="preserve"> </w:t>
+      </w:r>
+    </w:p>
+    <w:p>
+      <w:pPr>
+        <w:pStyle w:val="ListParagraph"/>
+        <w:numPr>
+          <w:ilvl w:val="0"/>
+          <w:numId w:val="22"/>
+        </w:numPr>
+        <w:rPr>
+          <w:rFonts w:ascii="Times New Roman" w:hAnsi="Times New Roman" w:cs="Times New Roman"/>
+        </w:rPr>
+      </w:pPr>
+      <w:proofErr w:type="spellStart"/>
+      <w:r>
+        <w:rPr>
+          <w:rFonts w:ascii="Times New Roman" w:hAnsi="Times New Roman" w:cs="Times New Roman"/>
+        </w:rPr>
+        <w:t>Untuk</w:t>
+      </w:r>
+      <w:proofErr w:type="spellEnd"/>
+      <w:r>
+        <w:rPr>
+          <w:rFonts w:ascii="Times New Roman" w:hAnsi="Times New Roman" w:cs="Times New Roman"/>
+        </w:rPr>
+        <w:t xml:space="preserve"> </w:t>
+      </w:r>
+      <w:proofErr w:type="spellStart"/>
+      <w:r>
+        <w:rPr>
+          <w:rFonts w:ascii="Times New Roman" w:hAnsi="Times New Roman" w:cs="Times New Roman"/>
+        </w:rPr>
+        <w:t>bapak</w:t>
+      </w:r>
+      <w:proofErr w:type="spellEnd"/>
+      <w:r>
+        <w:rPr>
+          <w:rFonts w:ascii="Times New Roman" w:hAnsi="Times New Roman" w:cs="Times New Roman"/>
+        </w:rPr>
+        <w:t xml:space="preserve"> </w:t>
+      </w:r>
+      <w:proofErr w:type="spellStart"/>
+      <w:r>
+        <w:rPr>
+          <w:rFonts w:ascii="Times New Roman" w:hAnsi="Times New Roman" w:cs="Times New Roman"/>
+        </w:rPr>
+        <w:t>sendiri</w:t>
+      </w:r>
+      <w:proofErr w:type="spellEnd"/>
+      <w:r>
+        <w:rPr>
+          <w:rFonts w:ascii="Times New Roman" w:hAnsi="Times New Roman" w:cs="Times New Roman"/>
+        </w:rPr>
+        <w:t xml:space="preserve"> </w:t>
+      </w:r>
+      <w:proofErr w:type="spellStart"/>
+      <w:r>
+        <w:rPr>
+          <w:rFonts w:ascii="Times New Roman" w:hAnsi="Times New Roman" w:cs="Times New Roman"/>
+        </w:rPr>
+        <w:t>sudah</w:t>
+      </w:r>
+      <w:proofErr w:type="spellEnd"/>
+      <w:r>
+        <w:rPr>
+          <w:rFonts w:ascii="Times New Roman" w:hAnsi="Times New Roman" w:cs="Times New Roman"/>
+        </w:rPr>
+        <w:t xml:space="preserve"> </w:t>
+      </w:r>
+      <w:proofErr w:type="spellStart"/>
+      <w:r>
+        <w:rPr>
+          <w:rFonts w:ascii="Times New Roman" w:hAnsi="Times New Roman" w:cs="Times New Roman"/>
+        </w:rPr>
+        <w:t>berapa</w:t>
+      </w:r>
+      <w:proofErr w:type="spellEnd"/>
+      <w:r>
+        <w:rPr>
+          <w:rFonts w:ascii="Times New Roman" w:hAnsi="Times New Roman" w:cs="Times New Roman"/>
+        </w:rPr>
+        <w:t xml:space="preserve"> lama </w:t>
+      </w:r>
+      <w:proofErr w:type="spellStart"/>
+      <w:r>
+        <w:rPr>
+          <w:rFonts w:ascii="Times New Roman" w:hAnsi="Times New Roman" w:cs="Times New Roman"/>
+        </w:rPr>
+        <w:t>bekerja</w:t>
+      </w:r>
+      <w:proofErr w:type="spellEnd"/>
+      <w:r>
+        <w:rPr>
+          <w:rFonts w:ascii="Times New Roman" w:hAnsi="Times New Roman" w:cs="Times New Roman"/>
+        </w:rPr>
+        <w:t xml:space="preserve"> di PT Dahana </w:t>
+      </w:r>
+      <w:proofErr w:type="spellStart"/>
+      <w:r>
+        <w:rPr>
+          <w:rFonts w:ascii="Times New Roman" w:hAnsi="Times New Roman" w:cs="Times New Roman"/>
+        </w:rPr>
+        <w:t>sendiri</w:t>
+      </w:r>
+      <w:proofErr w:type="spellEnd"/>
+      <w:r>
+        <w:rPr>
+          <w:rFonts w:ascii="Times New Roman" w:hAnsi="Times New Roman" w:cs="Times New Roman"/>
+        </w:rPr>
+        <w:t xml:space="preserve"> </w:t>
+      </w:r>
+      <w:proofErr w:type="spellStart"/>
+      <w:r>
+        <w:rPr>
+          <w:rFonts w:ascii="Times New Roman" w:hAnsi="Times New Roman" w:cs="Times New Roman"/>
+        </w:rPr>
+        <w:t>pak</w:t>
+      </w:r>
+      <w:proofErr w:type="spellEnd"/>
+      <w:r>
+        <w:rPr>
+          <w:rFonts w:ascii="Times New Roman" w:hAnsi="Times New Roman" w:cs="Times New Roman"/>
+        </w:rPr>
+        <w:t>?</w:t>
+      </w:r>
+    </w:p>
+    <w:p>
+      <w:pPr>
+        <w:pStyle w:val="ListParagraph"/>
+        <w:numPr>
+          <w:ilvl w:val="0"/>
+          <w:numId w:val="22"/>
+        </w:numPr>
+        <w:rPr>
+          <w:rFonts w:ascii="Times New Roman" w:hAnsi="Times New Roman" w:cs="Times New Roman"/>
+        </w:rPr>
+      </w:pPr>
+      <w:proofErr w:type="spellStart"/>
+      <w:r>
+        <w:rPr>
+          <w:rFonts w:ascii="Times New Roman" w:hAnsi="Times New Roman" w:cs="Times New Roman"/>
+        </w:rPr>
+        <w:t>Tugas</w:t>
+      </w:r>
+      <w:proofErr w:type="spellEnd"/>
+      <w:r>
+        <w:rPr>
+          <w:rFonts w:ascii="Times New Roman" w:hAnsi="Times New Roman" w:cs="Times New Roman"/>
+        </w:rPr>
+        <w:t xml:space="preserve"> </w:t>
+      </w:r>
+      <w:proofErr w:type="spellStart"/>
+      <w:r>
+        <w:rPr>
+          <w:rFonts w:ascii="Times New Roman" w:hAnsi="Times New Roman" w:cs="Times New Roman"/>
+        </w:rPr>
+        <w:t>apa</w:t>
+      </w:r>
+      <w:proofErr w:type="spellEnd"/>
+      <w:r>
+        <w:rPr>
+          <w:rFonts w:ascii="Times New Roman" w:hAnsi="Times New Roman" w:cs="Times New Roman"/>
+        </w:rPr>
+        <w:t xml:space="preserve"> </w:t>
+      </w:r>
+      <w:proofErr w:type="spellStart"/>
+      <w:r>
+        <w:rPr>
+          <w:rFonts w:ascii="Times New Roman" w:hAnsi="Times New Roman" w:cs="Times New Roman"/>
+        </w:rPr>
+        <w:t>saja</w:t>
+      </w:r>
+      <w:proofErr w:type="spellEnd"/>
+      <w:r>
+        <w:rPr>
+          <w:rFonts w:ascii="Times New Roman" w:hAnsi="Times New Roman" w:cs="Times New Roman"/>
+        </w:rPr>
+        <w:t xml:space="preserve"> / </w:t>
+      </w:r>
+      <w:proofErr w:type="spellStart"/>
+      <w:r>
+        <w:rPr>
+          <w:rFonts w:ascii="Times New Roman" w:hAnsi="Times New Roman" w:cs="Times New Roman"/>
+        </w:rPr>
+        <w:t>aktivitas</w:t>
+      </w:r>
+      <w:proofErr w:type="spellEnd"/>
+      <w:r>
+        <w:rPr>
+          <w:rFonts w:ascii="Times New Roman" w:hAnsi="Times New Roman" w:cs="Times New Roman"/>
+        </w:rPr>
+        <w:t xml:space="preserve"> </w:t>
+      </w:r>
+      <w:proofErr w:type="spellStart"/>
+      <w:r>
+        <w:rPr>
+          <w:rFonts w:ascii="Times New Roman" w:hAnsi="Times New Roman" w:cs="Times New Roman"/>
+        </w:rPr>
+        <w:t>apa</w:t>
+      </w:r>
+      <w:proofErr w:type="spellEnd"/>
+      <w:r>
+        <w:rPr>
+          <w:rFonts w:ascii="Times New Roman" w:hAnsi="Times New Roman" w:cs="Times New Roman"/>
+        </w:rPr>
+        <w:t xml:space="preserve"> </w:t>
+      </w:r>
+      <w:proofErr w:type="spellStart"/>
+      <w:r>
+        <w:rPr>
+          <w:rFonts w:ascii="Times New Roman" w:hAnsi="Times New Roman" w:cs="Times New Roman"/>
+        </w:rPr>
+        <w:t>saja</w:t>
+      </w:r>
+      <w:proofErr w:type="spellEnd"/>
+      <w:r>
+        <w:rPr>
+          <w:rFonts w:ascii="Times New Roman" w:hAnsi="Times New Roman" w:cs="Times New Roman"/>
+        </w:rPr>
+        <w:t xml:space="preserve"> yang </w:t>
+      </w:r>
+      <w:proofErr w:type="spellStart"/>
+      <w:r>
+        <w:rPr>
+          <w:rFonts w:ascii="Times New Roman" w:hAnsi="Times New Roman" w:cs="Times New Roman"/>
+        </w:rPr>
+        <w:t>biasanya</w:t>
+      </w:r>
+      <w:proofErr w:type="spellEnd"/>
+      <w:r>
+        <w:rPr>
+          <w:rFonts w:ascii="Times New Roman" w:hAnsi="Times New Roman" w:cs="Times New Roman"/>
+        </w:rPr>
+        <w:t xml:space="preserve"> </w:t>
+      </w:r>
+      <w:proofErr w:type="spellStart"/>
+      <w:r>
+        <w:rPr>
+          <w:rFonts w:ascii="Times New Roman" w:hAnsi="Times New Roman" w:cs="Times New Roman"/>
+        </w:rPr>
+        <w:t>dilakukan</w:t>
+      </w:r>
+      <w:proofErr w:type="spellEnd"/>
+      <w:r>
+        <w:rPr>
+          <w:rFonts w:ascii="Times New Roman" w:hAnsi="Times New Roman" w:cs="Times New Roman"/>
+        </w:rPr>
+        <w:t xml:space="preserve"> </w:t>
+      </w:r>
+      <w:proofErr w:type="spellStart"/>
+      <w:r>
+        <w:rPr>
+          <w:rFonts w:ascii="Times New Roman" w:hAnsi="Times New Roman" w:cs="Times New Roman"/>
+        </w:rPr>
+        <w:t>sehari</w:t>
+      </w:r>
+      <w:proofErr w:type="spellEnd"/>
+      <w:r>
+        <w:rPr>
+          <w:rFonts w:ascii="Times New Roman" w:hAnsi="Times New Roman" w:cs="Times New Roman"/>
+        </w:rPr>
+        <w:t xml:space="preserve"> </w:t>
+      </w:r>
+      <w:proofErr w:type="spellStart"/>
+      <w:r>
+        <w:rPr>
+          <w:rFonts w:ascii="Times New Roman" w:hAnsi="Times New Roman" w:cs="Times New Roman"/>
+        </w:rPr>
+        <w:t>hari</w:t>
+      </w:r>
+      <w:proofErr w:type="spellEnd"/>
+      <w:r>
+        <w:rPr>
+          <w:rFonts w:ascii="Times New Roman" w:hAnsi="Times New Roman" w:cs="Times New Roman"/>
+        </w:rPr>
+        <w:t xml:space="preserve"> </w:t>
+      </w:r>
+      <w:proofErr w:type="spellStart"/>
+      <w:r>
+        <w:rPr>
+          <w:rFonts w:ascii="Times New Roman" w:hAnsi="Times New Roman" w:cs="Times New Roman"/>
+        </w:rPr>
+        <w:t>ketika</w:t>
+      </w:r>
+      <w:proofErr w:type="spellEnd"/>
+      <w:r>
+        <w:rPr>
+          <w:rFonts w:ascii="Times New Roman" w:hAnsi="Times New Roman" w:cs="Times New Roman"/>
+        </w:rPr>
+        <w:t xml:space="preserve"> jam </w:t>
+      </w:r>
+      <w:proofErr w:type="spellStart"/>
+      <w:r>
+        <w:rPr>
+          <w:rFonts w:ascii="Times New Roman" w:hAnsi="Times New Roman" w:cs="Times New Roman"/>
+        </w:rPr>
+        <w:t>kerja</w:t>
+      </w:r>
+      <w:proofErr w:type="spellEnd"/>
+      <w:r>
+        <w:rPr>
+          <w:rFonts w:ascii="Times New Roman" w:hAnsi="Times New Roman" w:cs="Times New Roman"/>
+        </w:rPr>
+        <w:t>?</w:t>
+      </w:r>
+    </w:p>
+    <w:p>
+      <w:pPr>
+        <w:pStyle w:val="ListParagraph"/>
+        <w:numPr>
+          <w:ilvl w:val="0"/>
+          <w:numId w:val="22"/>
+        </w:numPr>
+        <w:rPr>
+          <w:rFonts w:ascii="Times New Roman" w:hAnsi="Times New Roman" w:cs="Times New Roman"/>
+        </w:rPr>
+      </w:pPr>
+      <w:proofErr w:type="spellStart"/>
+      <w:r>
+        <w:rPr>
+          <w:rFonts w:ascii="Times New Roman" w:hAnsi="Times New Roman" w:cs="Times New Roman"/>
+        </w:rPr>
+        <w:t>apa</w:t>
+      </w:r>
+      <w:proofErr w:type="spellEnd"/>
+      <w:r>
+        <w:rPr>
+          <w:rFonts w:ascii="Times New Roman" w:hAnsi="Times New Roman" w:cs="Times New Roman"/>
+        </w:rPr>
+        <w:t xml:space="preserve"> </w:t>
+      </w:r>
+      <w:proofErr w:type="spellStart"/>
+      <w:r>
+        <w:rPr>
+          <w:rFonts w:ascii="Times New Roman" w:hAnsi="Times New Roman" w:cs="Times New Roman"/>
+        </w:rPr>
+        <w:t>tantangan</w:t>
+      </w:r>
+      <w:proofErr w:type="spellEnd"/>
+      <w:r>
+        <w:rPr>
+          <w:rFonts w:ascii="Times New Roman" w:hAnsi="Times New Roman" w:cs="Times New Roman"/>
+        </w:rPr>
+        <w:t xml:space="preserve"> </w:t>
+      </w:r>
+      <w:proofErr w:type="spellStart"/>
+      <w:r>
+        <w:rPr>
+          <w:rFonts w:ascii="Times New Roman" w:hAnsi="Times New Roman" w:cs="Times New Roman"/>
+        </w:rPr>
+        <w:t>bapak</w:t>
+      </w:r>
+      <w:proofErr w:type="spellEnd"/>
+      <w:r>
+        <w:rPr>
+          <w:rFonts w:ascii="Times New Roman" w:hAnsi="Times New Roman" w:cs="Times New Roman"/>
+        </w:rPr>
+        <w:t xml:space="preserve"> yang </w:t>
+      </w:r>
+      <w:proofErr w:type="spellStart"/>
+      <w:r>
+        <w:rPr>
+          <w:rFonts w:ascii="Times New Roman" w:hAnsi="Times New Roman" w:cs="Times New Roman"/>
+        </w:rPr>
+        <w:t>sering</w:t>
+      </w:r>
+      <w:proofErr w:type="spellEnd"/>
+      <w:r>
+        <w:rPr>
+          <w:rFonts w:ascii="Times New Roman" w:hAnsi="Times New Roman" w:cs="Times New Roman"/>
+        </w:rPr>
+        <w:t xml:space="preserve"> </w:t>
+      </w:r>
+      <w:proofErr w:type="spellStart"/>
+      <w:r>
+        <w:rPr>
+          <w:rFonts w:ascii="Times New Roman" w:hAnsi="Times New Roman" w:cs="Times New Roman"/>
+        </w:rPr>
+        <w:t>dihadapi</w:t>
+      </w:r>
+      <w:proofErr w:type="spellEnd"/>
+      <w:r>
+        <w:rPr>
+          <w:rFonts w:ascii="Times New Roman" w:hAnsi="Times New Roman" w:cs="Times New Roman"/>
+        </w:rPr>
+        <w:t xml:space="preserve"> di </w:t>
+      </w:r>
+      <w:proofErr w:type="spellStart"/>
+      <w:r>
+        <w:rPr>
+          <w:rFonts w:ascii="Times New Roman" w:hAnsi="Times New Roman" w:cs="Times New Roman"/>
+        </w:rPr>
+        <w:t>pekerjaan</w:t>
+      </w:r>
+      <w:proofErr w:type="spellEnd"/>
+      <w:r>
+        <w:rPr>
+          <w:rFonts w:ascii="Times New Roman" w:hAnsi="Times New Roman" w:cs="Times New Roman"/>
+        </w:rPr>
+        <w:t xml:space="preserve"> </w:t>
+      </w:r>
+      <w:proofErr w:type="spellStart"/>
+      <w:r>
+        <w:rPr>
+          <w:rFonts w:ascii="Times New Roman" w:hAnsi="Times New Roman" w:cs="Times New Roman"/>
+        </w:rPr>
+        <w:t>sehari</w:t>
+      </w:r>
+      <w:proofErr w:type="spellEnd"/>
+      <w:r>
+        <w:rPr>
+          <w:rFonts w:ascii="Times New Roman" w:hAnsi="Times New Roman" w:cs="Times New Roman"/>
+        </w:rPr>
+        <w:t xml:space="preserve"> </w:t>
+      </w:r>
+      <w:proofErr w:type="spellStart"/>
+      <w:r>
+        <w:rPr>
+          <w:rFonts w:ascii="Times New Roman" w:hAnsi="Times New Roman" w:cs="Times New Roman"/>
+        </w:rPr>
+        <w:t>hari</w:t>
+      </w:r>
+      <w:proofErr w:type="spellEnd"/>
+      <w:r>
+        <w:rPr>
+          <w:rFonts w:ascii="Times New Roman" w:hAnsi="Times New Roman" w:cs="Times New Roman"/>
+        </w:rPr>
+        <w:t>?</w:t>
+      </w:r>
+    </w:p>
+    <w:p>
+      <w:pPr>
+        <w:pStyle w:val="ListParagraph"/>
+        <w:numPr>
+          <w:ilvl w:val="0"/>
+          <w:numId w:val="22"/>
+        </w:numPr>
+        <w:rPr>
+          <w:rFonts w:ascii="Times New Roman" w:hAnsi="Times New Roman" w:cs="Times New Roman"/>
+        </w:rPr>
+      </w:pPr>
+      <w:proofErr w:type="spellStart"/>
+      <w:r>
+        <w:rPr>
+          <w:rFonts w:ascii="Times New Roman" w:hAnsi="Times New Roman" w:cs="Times New Roman"/>
+        </w:rPr>
+        <w:t>menurut</w:t>
+      </w:r>
+      <w:proofErr w:type="spellEnd"/>
+      <w:r>
+        <w:rPr>
+          <w:rFonts w:ascii="Times New Roman" w:hAnsi="Times New Roman" w:cs="Times New Roman"/>
+        </w:rPr>
+        <w:t xml:space="preserve"> </w:t>
+      </w:r>
+      <w:proofErr w:type="spellStart"/>
+      <w:r>
+        <w:rPr>
+          <w:rFonts w:ascii="Times New Roman" w:hAnsi="Times New Roman" w:cs="Times New Roman"/>
+        </w:rPr>
+        <w:t>bapak</w:t>
+      </w:r>
+      <w:proofErr w:type="spellEnd"/>
+      <w:r>
+        <w:rPr>
+          <w:rFonts w:ascii="Times New Roman" w:hAnsi="Times New Roman" w:cs="Times New Roman"/>
+        </w:rPr>
+        <w:t xml:space="preserve"> </w:t>
+      </w:r>
+      <w:proofErr w:type="spellStart"/>
+      <w:r>
+        <w:rPr>
+          <w:rFonts w:ascii="Times New Roman" w:hAnsi="Times New Roman" w:cs="Times New Roman"/>
+        </w:rPr>
+        <w:t>apa</w:t>
+      </w:r>
+      <w:proofErr w:type="spellEnd"/>
+      <w:r>
+        <w:rPr>
+          <w:rFonts w:ascii="Times New Roman" w:hAnsi="Times New Roman" w:cs="Times New Roman"/>
+        </w:rPr>
+        <w:t xml:space="preserve"> yang </w:t>
+      </w:r>
+      <w:proofErr w:type="spellStart"/>
+      <w:r>
+        <w:rPr>
+          <w:rFonts w:ascii="Times New Roman" w:hAnsi="Times New Roman" w:cs="Times New Roman"/>
+        </w:rPr>
+        <w:t>membuat</w:t>
+      </w:r>
+      <w:proofErr w:type="spellEnd"/>
+      <w:r>
+        <w:rPr>
+          <w:rFonts w:ascii="Times New Roman" w:hAnsi="Times New Roman" w:cs="Times New Roman"/>
+        </w:rPr>
+        <w:t xml:space="preserve"> </w:t>
+      </w:r>
+      <w:proofErr w:type="spellStart"/>
+      <w:r>
+        <w:rPr>
+          <w:rFonts w:ascii="Times New Roman" w:hAnsi="Times New Roman" w:cs="Times New Roman"/>
+        </w:rPr>
+        <w:t>seseorang</w:t>
+      </w:r>
+      <w:proofErr w:type="spellEnd"/>
+      <w:r>
+        <w:rPr>
+          <w:rFonts w:ascii="Times New Roman" w:hAnsi="Times New Roman" w:cs="Times New Roman"/>
+        </w:rPr>
+        <w:t xml:space="preserve"> </w:t>
+      </w:r>
+      <w:proofErr w:type="spellStart"/>
+      <w:r>
+        <w:rPr>
+          <w:rFonts w:ascii="Times New Roman" w:hAnsi="Times New Roman" w:cs="Times New Roman"/>
+        </w:rPr>
+        <w:t>memiliki</w:t>
+      </w:r>
+      <w:proofErr w:type="spellEnd"/>
+      <w:r>
+        <w:rPr>
+          <w:rFonts w:ascii="Times New Roman" w:hAnsi="Times New Roman" w:cs="Times New Roman"/>
+        </w:rPr>
+        <w:t xml:space="preserve"> </w:t>
+      </w:r>
+      <w:proofErr w:type="spellStart"/>
+      <w:r>
+        <w:rPr>
+          <w:rFonts w:ascii="Times New Roman" w:hAnsi="Times New Roman" w:cs="Times New Roman"/>
+        </w:rPr>
+        <w:t>etos</w:t>
+      </w:r>
+      <w:proofErr w:type="spellEnd"/>
+      <w:r>
+        <w:rPr>
+          <w:rFonts w:ascii="Times New Roman" w:hAnsi="Times New Roman" w:cs="Times New Roman"/>
+        </w:rPr>
+        <w:t xml:space="preserve"> </w:t>
+      </w:r>
+      <w:proofErr w:type="spellStart"/>
+      <w:r>
+        <w:rPr>
+          <w:rFonts w:ascii="Times New Roman" w:hAnsi="Times New Roman" w:cs="Times New Roman"/>
+        </w:rPr>
+        <w:t>kerja</w:t>
+      </w:r>
+      <w:proofErr w:type="spellEnd"/>
+      <w:r>
+        <w:rPr>
+          <w:rFonts w:ascii="Times New Roman" w:hAnsi="Times New Roman" w:cs="Times New Roman"/>
+        </w:rPr>
+        <w:t xml:space="preserve"> yang </w:t>
+      </w:r>
+      <w:proofErr w:type="spellStart"/>
+      <w:r>
+        <w:rPr>
+          <w:rFonts w:ascii="Times New Roman" w:hAnsi="Times New Roman" w:cs="Times New Roman"/>
+        </w:rPr>
+        <w:t>baik</w:t>
+      </w:r>
+      <w:proofErr w:type="spellEnd"/>
+      <w:r>
+        <w:rPr>
+          <w:rFonts w:ascii="Times New Roman" w:hAnsi="Times New Roman" w:cs="Times New Roman"/>
+        </w:rPr>
+        <w:t xml:space="preserve"> di dunia </w:t>
+      </w:r>
+      <w:proofErr w:type="spellStart"/>
+      <w:r>
+        <w:rPr>
+          <w:rFonts w:ascii="Times New Roman" w:hAnsi="Times New Roman" w:cs="Times New Roman"/>
+        </w:rPr>
+        <w:t>perusahaan</w:t>
+      </w:r>
+      <w:proofErr w:type="spellEnd"/>
+      <w:r>
+        <w:rPr>
+          <w:rFonts w:ascii="Times New Roman" w:hAnsi="Times New Roman" w:cs="Times New Roman"/>
+        </w:rPr>
+        <w:t>?</w:t>
+      </w:r>
     </w:p>
     <w:p>
       <w:proofErr w:type="spellStart"/>
-      <w:proofErr w:type="gramStart"/>
       <w:r>
         <w:rPr>
           <w:b/>
@@ -2210,51 +3042,93 @@
           <w:sz w:val="28"/>
           <w:szCs w:val="28"/>
         </w:rPr>
-        <w:t xml:space="preserve"> :</w:t>
-      </w:r>
-      <w:proofErr w:type="gramEnd"/>
+        <w:t xml:space="preserve"> </w:t>
+      </w:r>
     </w:p>
     <w:p>
       <w:pPr>
+        <w:pStyle w:val="ListParagraph"/>
+        <w:numPr>
+          <w:ilvl w:val="0"/>
+          <w:numId w:val="21"/>
+        </w:numPr>
         <w:rPr>
           <w:rFonts w:ascii="Times New Roman" w:hAnsi="Times New Roman" w:cs="Times New Roman"/>
         </w:rPr>
       </w:pPr>
-      <w:r>
-        <w:br/>
-      </w:r>
+      <w:proofErr w:type="spellStart"/>
       <w:r>
         <w:rPr>
           <w:rFonts w:ascii="Times New Roman" w:hAnsi="Times New Roman" w:cs="Times New Roman"/>
         </w:rPr>
-        <w:t>- Bekerja di PT Dahana sejak Februari 2026.</w:t>
-      </w:r>
+        <w:t>Bekerja</w:t>
+      </w:r>
+      <w:proofErr w:type="spellEnd"/>
       <w:r>
         <w:rPr>
           <w:rFonts w:ascii="Times New Roman" w:hAnsi="Times New Roman" w:cs="Times New Roman"/>
         </w:rPr>
-        <w:br/>
-        <w:t>- Aktivitas utama: pengembangan aplikasi.</w:t>
-      </w:r>
+        <w:t xml:space="preserve"> di PT Dahana </w:t>
+      </w:r>
+      <w:proofErr w:type="spellStart"/>
       <w:r>
         <w:rPr>
           <w:rFonts w:ascii="Times New Roman" w:hAnsi="Times New Roman" w:cs="Times New Roman"/>
         </w:rPr>
-        <w:br/>
-        <w:t>- Tantangan: memahami proses bisnis tiap divisi.</w:t>
-      </w:r>
+        <w:t>sejak</w:t>
+      </w:r>
+      <w:proofErr w:type="spellEnd"/>
       <w:r>
         <w:rPr>
           <w:rFonts w:ascii="Times New Roman" w:hAnsi="Times New Roman" w:cs="Times New Roman"/>
         </w:rPr>
-        <w:br/>
-        <w:t xml:space="preserve">- Nilai </w:t>
+        <w:t xml:space="preserve"> </w:t>
       </w:r>
       <w:proofErr w:type="spellStart"/>
       <w:r>
         <w:rPr>
           <w:rFonts w:ascii="Times New Roman" w:hAnsi="Times New Roman" w:cs="Times New Roman"/>
         </w:rPr>
+        <w:t>Februari</w:t>
+      </w:r>
+      <w:proofErr w:type="spellEnd"/>
+      <w:r>
+        <w:rPr>
+          <w:rFonts w:ascii="Times New Roman" w:hAnsi="Times New Roman" w:cs="Times New Roman"/>
+        </w:rPr>
+        <w:t xml:space="preserve"> 2026.</w:t>
+      </w:r>
+    </w:p>
+    <w:p>
+      <w:pPr>
+        <w:pStyle w:val="ListParagraph"/>
+        <w:numPr>
+          <w:ilvl w:val="0"/>
+          <w:numId w:val="21"/>
+        </w:numPr>
+        <w:rPr>
+          <w:rFonts w:ascii="Times New Roman" w:hAnsi="Times New Roman" w:cs="Times New Roman"/>
+        </w:rPr>
+      </w:pPr>
+      <w:proofErr w:type="spellStart"/>
+      <w:r>
+        <w:rPr>
+          <w:rFonts w:ascii="Times New Roman" w:hAnsi="Times New Roman" w:cs="Times New Roman"/>
+        </w:rPr>
+        <w:t>Aktivitas</w:t>
+      </w:r>
+      <w:proofErr w:type="spellEnd"/>
+      <w:r>
+        <w:rPr>
+          <w:rFonts w:ascii="Times New Roman" w:hAnsi="Times New Roman" w:cs="Times New Roman"/>
+        </w:rPr>
+        <w:t xml:space="preserve"> </w:t>
+      </w:r>
+      <w:proofErr w:type="spellStart"/>
+      <w:r>
+        <w:rPr>
+          <w:rFonts w:ascii="Times New Roman" w:hAnsi="Times New Roman" w:cs="Times New Roman"/>
+        </w:rPr>
         <w:t>utama</w:t>
       </w:r>
       <w:proofErr w:type="spellEnd"/>
@@ -2262,34 +3136,154 @@
         <w:rPr>
           <w:rFonts w:ascii="Times New Roman" w:hAnsi="Times New Roman" w:cs="Times New Roman"/>
         </w:rPr>
-        <w:t xml:space="preserve">: </w:t>
+        <w:t xml:space="preserve"> </w:t>
       </w:r>
       <w:proofErr w:type="spellStart"/>
       <w:r>
         <w:rPr>
           <w:rFonts w:ascii="Times New Roman" w:hAnsi="Times New Roman" w:cs="Times New Roman"/>
         </w:rPr>
+        <w:t>pengembangan</w:t>
+      </w:r>
+      <w:proofErr w:type="spellEnd"/>
+      <w:r>
+        <w:rPr>
+          <w:rFonts w:ascii="Times New Roman" w:hAnsi="Times New Roman" w:cs="Times New Roman"/>
+        </w:rPr>
+        <w:t xml:space="preserve"> </w:t>
+      </w:r>
+      <w:proofErr w:type="spellStart"/>
+      <w:r>
+        <w:rPr>
+          <w:rFonts w:ascii="Times New Roman" w:hAnsi="Times New Roman" w:cs="Times New Roman"/>
+        </w:rPr>
+        <w:t>aplikasi</w:t>
+      </w:r>
+      <w:proofErr w:type="spellEnd"/>
+      <w:r>
+        <w:rPr>
+          <w:rFonts w:ascii="Times New Roman" w:hAnsi="Times New Roman" w:cs="Times New Roman"/>
+        </w:rPr>
+        <w:t>.</w:t>
+      </w:r>
+    </w:p>
+    <w:p>
+      <w:pPr>
+        <w:pStyle w:val="ListParagraph"/>
+        <w:numPr>
+          <w:ilvl w:val="0"/>
+          <w:numId w:val="21"/>
+        </w:numPr>
+        <w:rPr>
+          <w:rFonts w:ascii="Times New Roman" w:hAnsi="Times New Roman" w:cs="Times New Roman"/>
+        </w:rPr>
+      </w:pPr>
+      <w:proofErr w:type="spellStart"/>
+      <w:r>
+        <w:t>Tantangan</w:t>
+      </w:r>
+      <w:proofErr w:type="spellEnd"/>
+      <w:r>
+        <w:t xml:space="preserve"> </w:t>
+      </w:r>
+      <w:proofErr w:type="spellStart"/>
+      <w:r>
+        <w:t>utama</w:t>
+      </w:r>
+      <w:proofErr w:type="spellEnd"/>
+      <w:r>
+        <w:t xml:space="preserve"> </w:t>
+      </w:r>
+      <w:proofErr w:type="spellStart"/>
+      <w:r>
+        <w:t>adalah</w:t>
+      </w:r>
+      <w:proofErr w:type="spellEnd"/>
+      <w:r>
+        <w:t xml:space="preserve"> </w:t>
+      </w:r>
+      <w:proofErr w:type="spellStart"/>
+      <w:r>
+        <w:t>memahami</w:t>
+      </w:r>
+      <w:proofErr w:type="spellEnd"/>
+      <w:r>
+        <w:t xml:space="preserve"> proses </w:t>
+      </w:r>
+      <w:proofErr w:type="spellStart"/>
+      <w:r>
+        <w:t>bisnis</w:t>
+      </w:r>
+      <w:proofErr w:type="spellEnd"/>
+      <w:r>
+        <w:t xml:space="preserve"> pada </w:t>
+      </w:r>
+      <w:proofErr w:type="spellStart"/>
+      <w:r>
+        <w:t>setiap</w:t>
+      </w:r>
+      <w:proofErr w:type="spellEnd"/>
+      <w:r>
+        <w:t xml:space="preserve"> divisi.</w:t>
+      </w:r>
+    </w:p>
+    <w:p>
+      <w:pPr>
+        <w:pStyle w:val="ListParagraph"/>
+        <w:numPr>
+          <w:ilvl w:val="0"/>
+          <w:numId w:val="21"/>
+        </w:numPr>
+        <w:rPr>
+          <w:rFonts w:ascii="Times New Roman" w:hAnsi="Times New Roman" w:cs="Times New Roman"/>
+        </w:rPr>
+      </w:pPr>
+      <w:proofErr w:type="spellStart"/>
+      <w:r>
+        <w:t>Etos</w:t>
+      </w:r>
+      <w:proofErr w:type="spellEnd"/>
+      <w:r>
+        <w:t xml:space="preserve"> kerja yang </w:t>
+      </w:r>
+      <w:proofErr w:type="spellStart"/>
+      <w:r>
+        <w:t>baik</w:t>
+      </w:r>
+      <w:proofErr w:type="spellEnd"/>
+      <w:r>
+        <w:t xml:space="preserve"> </w:t>
+      </w:r>
+      <w:proofErr w:type="spellStart"/>
+      <w:r>
+        <w:t>dibangun</w:t>
+      </w:r>
+      <w:proofErr w:type="spellEnd"/>
+      <w:r>
+        <w:t xml:space="preserve"> </w:t>
+      </w:r>
+      <w:proofErr w:type="spellStart"/>
+      <w:r>
+        <w:t>melalui</w:t>
+      </w:r>
+      <w:proofErr w:type="spellEnd"/>
+      <w:r>
+        <w:t xml:space="preserve"> rasa </w:t>
+      </w:r>
+      <w:proofErr w:type="spellStart"/>
+      <w:r>
         <w:t>tanggung</w:t>
       </w:r>
       <w:proofErr w:type="spellEnd"/>
       <w:r>
-        <w:rPr>
-          <w:rFonts w:ascii="Times New Roman" w:hAnsi="Times New Roman" w:cs="Times New Roman"/>
-        </w:rPr>
         <w:t xml:space="preserve"> </w:t>
       </w:r>
       <w:proofErr w:type="spellStart"/>
       <w:r>
-        <w:rPr>
-          <w:rFonts w:ascii="Times New Roman" w:hAnsi="Times New Roman" w:cs="Times New Roman"/>
-        </w:rPr>
         <w:t>jawab</w:t>
       </w:r>
       <w:proofErr w:type="spellEnd"/>
       <w:r>
-        <w:rPr>
-          <w:rFonts w:ascii="Times New Roman" w:hAnsi="Times New Roman" w:cs="Times New Roman"/>
-        </w:rPr>
         <w:t>.</w:t>
       </w:r>
     </w:p>
@@ -2318,7 +3312,6 @@
           <w:sz w:val="32"/>
           <w:szCs w:val="32"/>
         </w:rPr>
-        <w:lastRenderedPageBreak/>
         <w:t>1.5 Analisis Kebutuhan Sistem</w:t>
       </w:r>
     </w:p>
@@ -2502,9 +3495,9 @@
           <w:noProof/>
         </w:rPr>
         <w:drawing>
-          <wp:inline distT="0" distB="0" distL="0" distR="0" wp14:anchorId="070B559D" wp14:editId="649422A6">
-            <wp:extent cx="916830" cy="4391025"/>
-            <wp:effectExtent l="0" t="0" r="0" b="0"/>
+          <wp:inline distT="0" distB="0" distL="0" distR="0" wp14:anchorId="070B559D" wp14:editId="16219B5F">
+            <wp:extent cx="2908998" cy="4388485"/>
+            <wp:effectExtent l="0" t="0" r="5715" b="0"/>
             <wp:docPr id="103255703" name="Picture 1"/>
             <wp:cNvGraphicFramePr>
               <a:graphicFrameLocks xmlns:a="http://schemas.openxmlformats.org/drawingml/2006/main" noChangeAspect="1"/>
@@ -2534,7 +3527,7 @@
                   <pic:spPr bwMode="auto">
                     <a:xfrm>
                       <a:off x="0" y="0"/>
-                      <a:ext cx="929788" cy="4453087"/>
+                      <a:ext cx="2956415" cy="4460018"/>
                     </a:xfrm>
                     <a:prstGeom prst="rect">
                       <a:avLst/>
@@ -3007,7 +4000,7 @@
   <w:abstractNum w:abstractNumId="8" w15:restartNumberingAfterBreak="0">
     <w:nsid w:val="FFFFFF89"/>
     <w:multiLevelType w:val="singleLevel"/>
-    <w:tmpl w:val="29761A62"/>
+    <w:tmpl w:val="384E87DA"/>
     <w:lvl w:ilvl="0">
       <w:start w:val="1"/>
       <w:numFmt w:val="bullet"/>
@@ -3022,6 +4015,1475 @@
       </w:pPr>
       <w:rPr>
         <w:rFonts w:ascii="Symbol" w:hAnsi="Symbol" w:hint="default"/>
+      </w:rPr>
+    </w:lvl>
+  </w:abstractNum>
+  <w:abstractNum w:abstractNumId="9" w15:restartNumberingAfterBreak="0">
+    <w:nsid w:val="08E275ED"/>
+    <w:multiLevelType w:val="hybridMultilevel"/>
+    <w:tmpl w:val="B1E071AA"/>
+    <w:lvl w:ilvl="0" w:tplc="38090001">
+      <w:start w:val="1"/>
+      <w:numFmt w:val="bullet"/>
+      <w:lvlText w:val=""/>
+      <w:lvlJc w:val="left"/>
+      <w:pPr>
+        <w:ind w:left="720" w:hanging="360"/>
+      </w:pPr>
+      <w:rPr>
+        <w:rFonts w:ascii="Symbol" w:hAnsi="Symbol" w:hint="default"/>
+      </w:rPr>
+    </w:lvl>
+    <w:lvl w:ilvl="1" w:tplc="38090003" w:tentative="1">
+      <w:start w:val="1"/>
+      <w:numFmt w:val="bullet"/>
+      <w:lvlText w:val="o"/>
+      <w:lvlJc w:val="left"/>
+      <w:pPr>
+        <w:ind w:left="1440" w:hanging="360"/>
+      </w:pPr>
+      <w:rPr>
+        <w:rFonts w:ascii="Courier New" w:hAnsi="Courier New" w:cs="Courier New" w:hint="default"/>
+      </w:rPr>
+    </w:lvl>
+    <w:lvl w:ilvl="2" w:tplc="38090005" w:tentative="1">
+      <w:start w:val="1"/>
+      <w:numFmt w:val="bullet"/>
+      <w:lvlText w:val=""/>
+      <w:lvlJc w:val="left"/>
+      <w:pPr>
+        <w:ind w:left="2160" w:hanging="360"/>
+      </w:pPr>
+      <w:rPr>
+        <w:rFonts w:ascii="Wingdings" w:hAnsi="Wingdings" w:hint="default"/>
+      </w:rPr>
+    </w:lvl>
+    <w:lvl w:ilvl="3" w:tplc="38090001" w:tentative="1">
+      <w:start w:val="1"/>
+      <w:numFmt w:val="bullet"/>
+      <w:lvlText w:val=""/>
+      <w:lvlJc w:val="left"/>
+      <w:pPr>
+        <w:ind w:left="2880" w:hanging="360"/>
+      </w:pPr>
+      <w:rPr>
+        <w:rFonts w:ascii="Symbol" w:hAnsi="Symbol" w:hint="default"/>
+      </w:rPr>
+    </w:lvl>
+    <w:lvl w:ilvl="4" w:tplc="38090003" w:tentative="1">
+      <w:start w:val="1"/>
+      <w:numFmt w:val="bullet"/>
+      <w:lvlText w:val="o"/>
+      <w:lvlJc w:val="left"/>
+      <w:pPr>
+        <w:ind w:left="3600" w:hanging="360"/>
+      </w:pPr>
+      <w:rPr>
+        <w:rFonts w:ascii="Courier New" w:hAnsi="Courier New" w:cs="Courier New" w:hint="default"/>
+      </w:rPr>
+    </w:lvl>
+    <w:lvl w:ilvl="5" w:tplc="38090005" w:tentative="1">
+      <w:start w:val="1"/>
+      <w:numFmt w:val="bullet"/>
+      <w:lvlText w:val=""/>
+      <w:lvlJc w:val="left"/>
+      <w:pPr>
+        <w:ind w:left="4320" w:hanging="360"/>
+      </w:pPr>
+      <w:rPr>
+        <w:rFonts w:ascii="Wingdings" w:hAnsi="Wingdings" w:hint="default"/>
+      </w:rPr>
+    </w:lvl>
+    <w:lvl w:ilvl="6" w:tplc="38090001" w:tentative="1">
+      <w:start w:val="1"/>
+      <w:numFmt w:val="bullet"/>
+      <w:lvlText w:val=""/>
+      <w:lvlJc w:val="left"/>
+      <w:pPr>
+        <w:ind w:left="5040" w:hanging="360"/>
+      </w:pPr>
+      <w:rPr>
+        <w:rFonts w:ascii="Symbol" w:hAnsi="Symbol" w:hint="default"/>
+      </w:rPr>
+    </w:lvl>
+    <w:lvl w:ilvl="7" w:tplc="38090003" w:tentative="1">
+      <w:start w:val="1"/>
+      <w:numFmt w:val="bullet"/>
+      <w:lvlText w:val="o"/>
+      <w:lvlJc w:val="left"/>
+      <w:pPr>
+        <w:ind w:left="5760" w:hanging="360"/>
+      </w:pPr>
+      <w:rPr>
+        <w:rFonts w:ascii="Courier New" w:hAnsi="Courier New" w:cs="Courier New" w:hint="default"/>
+      </w:rPr>
+    </w:lvl>
+    <w:lvl w:ilvl="8" w:tplc="38090005" w:tentative="1">
+      <w:start w:val="1"/>
+      <w:numFmt w:val="bullet"/>
+      <w:lvlText w:val=""/>
+      <w:lvlJc w:val="left"/>
+      <w:pPr>
+        <w:ind w:left="6480" w:hanging="360"/>
+      </w:pPr>
+      <w:rPr>
+        <w:rFonts w:ascii="Wingdings" w:hAnsi="Wingdings" w:hint="default"/>
+      </w:rPr>
+    </w:lvl>
+  </w:abstractNum>
+  <w:abstractNum w:abstractNumId="10" w15:restartNumberingAfterBreak="0">
+    <w:nsid w:val="0B7F3B52"/>
+    <w:multiLevelType w:val="hybridMultilevel"/>
+    <w:tmpl w:val="EEC48E78"/>
+    <w:lvl w:ilvl="0" w:tplc="38090001">
+      <w:start w:val="1"/>
+      <w:numFmt w:val="bullet"/>
+      <w:lvlText w:val=""/>
+      <w:lvlJc w:val="left"/>
+      <w:pPr>
+        <w:ind w:left="720" w:hanging="360"/>
+      </w:pPr>
+      <w:rPr>
+        <w:rFonts w:ascii="Symbol" w:hAnsi="Symbol" w:hint="default"/>
+      </w:rPr>
+    </w:lvl>
+    <w:lvl w:ilvl="1" w:tplc="38090003" w:tentative="1">
+      <w:start w:val="1"/>
+      <w:numFmt w:val="bullet"/>
+      <w:lvlText w:val="o"/>
+      <w:lvlJc w:val="left"/>
+      <w:pPr>
+        <w:ind w:left="1440" w:hanging="360"/>
+      </w:pPr>
+      <w:rPr>
+        <w:rFonts w:ascii="Courier New" w:hAnsi="Courier New" w:cs="Courier New" w:hint="default"/>
+      </w:rPr>
+    </w:lvl>
+    <w:lvl w:ilvl="2" w:tplc="38090005" w:tentative="1">
+      <w:start w:val="1"/>
+      <w:numFmt w:val="bullet"/>
+      <w:lvlText w:val=""/>
+      <w:lvlJc w:val="left"/>
+      <w:pPr>
+        <w:ind w:left="2160" w:hanging="360"/>
+      </w:pPr>
+      <w:rPr>
+        <w:rFonts w:ascii="Wingdings" w:hAnsi="Wingdings" w:hint="default"/>
+      </w:rPr>
+    </w:lvl>
+    <w:lvl w:ilvl="3" w:tplc="38090001" w:tentative="1">
+      <w:start w:val="1"/>
+      <w:numFmt w:val="bullet"/>
+      <w:lvlText w:val=""/>
+      <w:lvlJc w:val="left"/>
+      <w:pPr>
+        <w:ind w:left="2880" w:hanging="360"/>
+      </w:pPr>
+      <w:rPr>
+        <w:rFonts w:ascii="Symbol" w:hAnsi="Symbol" w:hint="default"/>
+      </w:rPr>
+    </w:lvl>
+    <w:lvl w:ilvl="4" w:tplc="38090003" w:tentative="1">
+      <w:start w:val="1"/>
+      <w:numFmt w:val="bullet"/>
+      <w:lvlText w:val="o"/>
+      <w:lvlJc w:val="left"/>
+      <w:pPr>
+        <w:ind w:left="3600" w:hanging="360"/>
+      </w:pPr>
+      <w:rPr>
+        <w:rFonts w:ascii="Courier New" w:hAnsi="Courier New" w:cs="Courier New" w:hint="default"/>
+      </w:rPr>
+    </w:lvl>
+    <w:lvl w:ilvl="5" w:tplc="38090005" w:tentative="1">
+      <w:start w:val="1"/>
+      <w:numFmt w:val="bullet"/>
+      <w:lvlText w:val=""/>
+      <w:lvlJc w:val="left"/>
+      <w:pPr>
+        <w:ind w:left="4320" w:hanging="360"/>
+      </w:pPr>
+      <w:rPr>
+        <w:rFonts w:ascii="Wingdings" w:hAnsi="Wingdings" w:hint="default"/>
+      </w:rPr>
+    </w:lvl>
+    <w:lvl w:ilvl="6" w:tplc="38090001" w:tentative="1">
+      <w:start w:val="1"/>
+      <w:numFmt w:val="bullet"/>
+      <w:lvlText w:val=""/>
+      <w:lvlJc w:val="left"/>
+      <w:pPr>
+        <w:ind w:left="5040" w:hanging="360"/>
+      </w:pPr>
+      <w:rPr>
+        <w:rFonts w:ascii="Symbol" w:hAnsi="Symbol" w:hint="default"/>
+      </w:rPr>
+    </w:lvl>
+    <w:lvl w:ilvl="7" w:tplc="38090003" w:tentative="1">
+      <w:start w:val="1"/>
+      <w:numFmt w:val="bullet"/>
+      <w:lvlText w:val="o"/>
+      <w:lvlJc w:val="left"/>
+      <w:pPr>
+        <w:ind w:left="5760" w:hanging="360"/>
+      </w:pPr>
+      <w:rPr>
+        <w:rFonts w:ascii="Courier New" w:hAnsi="Courier New" w:cs="Courier New" w:hint="default"/>
+      </w:rPr>
+    </w:lvl>
+    <w:lvl w:ilvl="8" w:tplc="38090005" w:tentative="1">
+      <w:start w:val="1"/>
+      <w:numFmt w:val="bullet"/>
+      <w:lvlText w:val=""/>
+      <w:lvlJc w:val="left"/>
+      <w:pPr>
+        <w:ind w:left="6480" w:hanging="360"/>
+      </w:pPr>
+      <w:rPr>
+        <w:rFonts w:ascii="Wingdings" w:hAnsi="Wingdings" w:hint="default"/>
+      </w:rPr>
+    </w:lvl>
+  </w:abstractNum>
+  <w:abstractNum w:abstractNumId="11" w15:restartNumberingAfterBreak="0">
+    <w:nsid w:val="0D6D4CD1"/>
+    <w:multiLevelType w:val="hybridMultilevel"/>
+    <w:tmpl w:val="86281B3E"/>
+    <w:lvl w:ilvl="0" w:tplc="38090001">
+      <w:start w:val="1"/>
+      <w:numFmt w:val="bullet"/>
+      <w:lvlText w:val=""/>
+      <w:lvlJc w:val="left"/>
+      <w:pPr>
+        <w:ind w:left="720" w:hanging="360"/>
+      </w:pPr>
+      <w:rPr>
+        <w:rFonts w:ascii="Symbol" w:hAnsi="Symbol" w:hint="default"/>
+      </w:rPr>
+    </w:lvl>
+    <w:lvl w:ilvl="1" w:tplc="38090003" w:tentative="1">
+      <w:start w:val="1"/>
+      <w:numFmt w:val="bullet"/>
+      <w:lvlText w:val="o"/>
+      <w:lvlJc w:val="left"/>
+      <w:pPr>
+        <w:ind w:left="1440" w:hanging="360"/>
+      </w:pPr>
+      <w:rPr>
+        <w:rFonts w:ascii="Courier New" w:hAnsi="Courier New" w:cs="Courier New" w:hint="default"/>
+      </w:rPr>
+    </w:lvl>
+    <w:lvl w:ilvl="2" w:tplc="38090005" w:tentative="1">
+      <w:start w:val="1"/>
+      <w:numFmt w:val="bullet"/>
+      <w:lvlText w:val=""/>
+      <w:lvlJc w:val="left"/>
+      <w:pPr>
+        <w:ind w:left="2160" w:hanging="360"/>
+      </w:pPr>
+      <w:rPr>
+        <w:rFonts w:ascii="Wingdings" w:hAnsi="Wingdings" w:hint="default"/>
+      </w:rPr>
+    </w:lvl>
+    <w:lvl w:ilvl="3" w:tplc="38090001" w:tentative="1">
+      <w:start w:val="1"/>
+      <w:numFmt w:val="bullet"/>
+      <w:lvlText w:val=""/>
+      <w:lvlJc w:val="left"/>
+      <w:pPr>
+        <w:ind w:left="2880" w:hanging="360"/>
+      </w:pPr>
+      <w:rPr>
+        <w:rFonts w:ascii="Symbol" w:hAnsi="Symbol" w:hint="default"/>
+      </w:rPr>
+    </w:lvl>
+    <w:lvl w:ilvl="4" w:tplc="38090003" w:tentative="1">
+      <w:start w:val="1"/>
+      <w:numFmt w:val="bullet"/>
+      <w:lvlText w:val="o"/>
+      <w:lvlJc w:val="left"/>
+      <w:pPr>
+        <w:ind w:left="3600" w:hanging="360"/>
+      </w:pPr>
+      <w:rPr>
+        <w:rFonts w:ascii="Courier New" w:hAnsi="Courier New" w:cs="Courier New" w:hint="default"/>
+      </w:rPr>
+    </w:lvl>
+    <w:lvl w:ilvl="5" w:tplc="38090005" w:tentative="1">
+      <w:start w:val="1"/>
+      <w:numFmt w:val="bullet"/>
+      <w:lvlText w:val=""/>
+      <w:lvlJc w:val="left"/>
+      <w:pPr>
+        <w:ind w:left="4320" w:hanging="360"/>
+      </w:pPr>
+      <w:rPr>
+        <w:rFonts w:ascii="Wingdings" w:hAnsi="Wingdings" w:hint="default"/>
+      </w:rPr>
+    </w:lvl>
+    <w:lvl w:ilvl="6" w:tplc="38090001" w:tentative="1">
+      <w:start w:val="1"/>
+      <w:numFmt w:val="bullet"/>
+      <w:lvlText w:val=""/>
+      <w:lvlJc w:val="left"/>
+      <w:pPr>
+        <w:ind w:left="5040" w:hanging="360"/>
+      </w:pPr>
+      <w:rPr>
+        <w:rFonts w:ascii="Symbol" w:hAnsi="Symbol" w:hint="default"/>
+      </w:rPr>
+    </w:lvl>
+    <w:lvl w:ilvl="7" w:tplc="38090003" w:tentative="1">
+      <w:start w:val="1"/>
+      <w:numFmt w:val="bullet"/>
+      <w:lvlText w:val="o"/>
+      <w:lvlJc w:val="left"/>
+      <w:pPr>
+        <w:ind w:left="5760" w:hanging="360"/>
+      </w:pPr>
+      <w:rPr>
+        <w:rFonts w:ascii="Courier New" w:hAnsi="Courier New" w:cs="Courier New" w:hint="default"/>
+      </w:rPr>
+    </w:lvl>
+    <w:lvl w:ilvl="8" w:tplc="38090005" w:tentative="1">
+      <w:start w:val="1"/>
+      <w:numFmt w:val="bullet"/>
+      <w:lvlText w:val=""/>
+      <w:lvlJc w:val="left"/>
+      <w:pPr>
+        <w:ind w:left="6480" w:hanging="360"/>
+      </w:pPr>
+      <w:rPr>
+        <w:rFonts w:ascii="Wingdings" w:hAnsi="Wingdings" w:hint="default"/>
+      </w:rPr>
+    </w:lvl>
+  </w:abstractNum>
+  <w:abstractNum w:abstractNumId="12" w15:restartNumberingAfterBreak="0">
+    <w:nsid w:val="150A5CAA"/>
+    <w:multiLevelType w:val="hybridMultilevel"/>
+    <w:tmpl w:val="783AC19E"/>
+    <w:lvl w:ilvl="0" w:tplc="38090001">
+      <w:start w:val="1"/>
+      <w:numFmt w:val="bullet"/>
+      <w:lvlText w:val=""/>
+      <w:lvlJc w:val="left"/>
+      <w:pPr>
+        <w:ind w:left="720" w:hanging="360"/>
+      </w:pPr>
+      <w:rPr>
+        <w:rFonts w:ascii="Symbol" w:hAnsi="Symbol" w:hint="default"/>
+      </w:rPr>
+    </w:lvl>
+    <w:lvl w:ilvl="1" w:tplc="38090003" w:tentative="1">
+      <w:start w:val="1"/>
+      <w:numFmt w:val="bullet"/>
+      <w:lvlText w:val="o"/>
+      <w:lvlJc w:val="left"/>
+      <w:pPr>
+        <w:ind w:left="1440" w:hanging="360"/>
+      </w:pPr>
+      <w:rPr>
+        <w:rFonts w:ascii="Courier New" w:hAnsi="Courier New" w:cs="Courier New" w:hint="default"/>
+      </w:rPr>
+    </w:lvl>
+    <w:lvl w:ilvl="2" w:tplc="38090005" w:tentative="1">
+      <w:start w:val="1"/>
+      <w:numFmt w:val="bullet"/>
+      <w:lvlText w:val=""/>
+      <w:lvlJc w:val="left"/>
+      <w:pPr>
+        <w:ind w:left="2160" w:hanging="360"/>
+      </w:pPr>
+      <w:rPr>
+        <w:rFonts w:ascii="Wingdings" w:hAnsi="Wingdings" w:hint="default"/>
+      </w:rPr>
+    </w:lvl>
+    <w:lvl w:ilvl="3" w:tplc="38090001" w:tentative="1">
+      <w:start w:val="1"/>
+      <w:numFmt w:val="bullet"/>
+      <w:lvlText w:val=""/>
+      <w:lvlJc w:val="left"/>
+      <w:pPr>
+        <w:ind w:left="2880" w:hanging="360"/>
+      </w:pPr>
+      <w:rPr>
+        <w:rFonts w:ascii="Symbol" w:hAnsi="Symbol" w:hint="default"/>
+      </w:rPr>
+    </w:lvl>
+    <w:lvl w:ilvl="4" w:tplc="38090003" w:tentative="1">
+      <w:start w:val="1"/>
+      <w:numFmt w:val="bullet"/>
+      <w:lvlText w:val="o"/>
+      <w:lvlJc w:val="left"/>
+      <w:pPr>
+        <w:ind w:left="3600" w:hanging="360"/>
+      </w:pPr>
+      <w:rPr>
+        <w:rFonts w:ascii="Courier New" w:hAnsi="Courier New" w:cs="Courier New" w:hint="default"/>
+      </w:rPr>
+    </w:lvl>
+    <w:lvl w:ilvl="5" w:tplc="38090005" w:tentative="1">
+      <w:start w:val="1"/>
+      <w:numFmt w:val="bullet"/>
+      <w:lvlText w:val=""/>
+      <w:lvlJc w:val="left"/>
+      <w:pPr>
+        <w:ind w:left="4320" w:hanging="360"/>
+      </w:pPr>
+      <w:rPr>
+        <w:rFonts w:ascii="Wingdings" w:hAnsi="Wingdings" w:hint="default"/>
+      </w:rPr>
+    </w:lvl>
+    <w:lvl w:ilvl="6" w:tplc="38090001" w:tentative="1">
+      <w:start w:val="1"/>
+      <w:numFmt w:val="bullet"/>
+      <w:lvlText w:val=""/>
+      <w:lvlJc w:val="left"/>
+      <w:pPr>
+        <w:ind w:left="5040" w:hanging="360"/>
+      </w:pPr>
+      <w:rPr>
+        <w:rFonts w:ascii="Symbol" w:hAnsi="Symbol" w:hint="default"/>
+      </w:rPr>
+    </w:lvl>
+    <w:lvl w:ilvl="7" w:tplc="38090003" w:tentative="1">
+      <w:start w:val="1"/>
+      <w:numFmt w:val="bullet"/>
+      <w:lvlText w:val="o"/>
+      <w:lvlJc w:val="left"/>
+      <w:pPr>
+        <w:ind w:left="5760" w:hanging="360"/>
+      </w:pPr>
+      <w:rPr>
+        <w:rFonts w:ascii="Courier New" w:hAnsi="Courier New" w:cs="Courier New" w:hint="default"/>
+      </w:rPr>
+    </w:lvl>
+    <w:lvl w:ilvl="8" w:tplc="38090005" w:tentative="1">
+      <w:start w:val="1"/>
+      <w:numFmt w:val="bullet"/>
+      <w:lvlText w:val=""/>
+      <w:lvlJc w:val="left"/>
+      <w:pPr>
+        <w:ind w:left="6480" w:hanging="360"/>
+      </w:pPr>
+      <w:rPr>
+        <w:rFonts w:ascii="Wingdings" w:hAnsi="Wingdings" w:hint="default"/>
+      </w:rPr>
+    </w:lvl>
+  </w:abstractNum>
+  <w:abstractNum w:abstractNumId="13" w15:restartNumberingAfterBreak="0">
+    <w:nsid w:val="1E607177"/>
+    <w:multiLevelType w:val="hybridMultilevel"/>
+    <w:tmpl w:val="428C8688"/>
+    <w:lvl w:ilvl="0" w:tplc="38090001">
+      <w:start w:val="1"/>
+      <w:numFmt w:val="bullet"/>
+      <w:lvlText w:val=""/>
+      <w:lvlJc w:val="left"/>
+      <w:pPr>
+        <w:ind w:left="720" w:hanging="360"/>
+      </w:pPr>
+      <w:rPr>
+        <w:rFonts w:ascii="Symbol" w:hAnsi="Symbol" w:hint="default"/>
+      </w:rPr>
+    </w:lvl>
+    <w:lvl w:ilvl="1" w:tplc="38090003" w:tentative="1">
+      <w:start w:val="1"/>
+      <w:numFmt w:val="bullet"/>
+      <w:lvlText w:val="o"/>
+      <w:lvlJc w:val="left"/>
+      <w:pPr>
+        <w:ind w:left="1440" w:hanging="360"/>
+      </w:pPr>
+      <w:rPr>
+        <w:rFonts w:ascii="Courier New" w:hAnsi="Courier New" w:cs="Courier New" w:hint="default"/>
+      </w:rPr>
+    </w:lvl>
+    <w:lvl w:ilvl="2" w:tplc="38090005" w:tentative="1">
+      <w:start w:val="1"/>
+      <w:numFmt w:val="bullet"/>
+      <w:lvlText w:val=""/>
+      <w:lvlJc w:val="left"/>
+      <w:pPr>
+        <w:ind w:left="2160" w:hanging="360"/>
+      </w:pPr>
+      <w:rPr>
+        <w:rFonts w:ascii="Wingdings" w:hAnsi="Wingdings" w:hint="default"/>
+      </w:rPr>
+    </w:lvl>
+    <w:lvl w:ilvl="3" w:tplc="38090001" w:tentative="1">
+      <w:start w:val="1"/>
+      <w:numFmt w:val="bullet"/>
+      <w:lvlText w:val=""/>
+      <w:lvlJc w:val="left"/>
+      <w:pPr>
+        <w:ind w:left="2880" w:hanging="360"/>
+      </w:pPr>
+      <w:rPr>
+        <w:rFonts w:ascii="Symbol" w:hAnsi="Symbol" w:hint="default"/>
+      </w:rPr>
+    </w:lvl>
+    <w:lvl w:ilvl="4" w:tplc="38090003" w:tentative="1">
+      <w:start w:val="1"/>
+      <w:numFmt w:val="bullet"/>
+      <w:lvlText w:val="o"/>
+      <w:lvlJc w:val="left"/>
+      <w:pPr>
+        <w:ind w:left="3600" w:hanging="360"/>
+      </w:pPr>
+      <w:rPr>
+        <w:rFonts w:ascii="Courier New" w:hAnsi="Courier New" w:cs="Courier New" w:hint="default"/>
+      </w:rPr>
+    </w:lvl>
+    <w:lvl w:ilvl="5" w:tplc="38090005" w:tentative="1">
+      <w:start w:val="1"/>
+      <w:numFmt w:val="bullet"/>
+      <w:lvlText w:val=""/>
+      <w:lvlJc w:val="left"/>
+      <w:pPr>
+        <w:ind w:left="4320" w:hanging="360"/>
+      </w:pPr>
+      <w:rPr>
+        <w:rFonts w:ascii="Wingdings" w:hAnsi="Wingdings" w:hint="default"/>
+      </w:rPr>
+    </w:lvl>
+    <w:lvl w:ilvl="6" w:tplc="38090001" w:tentative="1">
+      <w:start w:val="1"/>
+      <w:numFmt w:val="bullet"/>
+      <w:lvlText w:val=""/>
+      <w:lvlJc w:val="left"/>
+      <w:pPr>
+        <w:ind w:left="5040" w:hanging="360"/>
+      </w:pPr>
+      <w:rPr>
+        <w:rFonts w:ascii="Symbol" w:hAnsi="Symbol" w:hint="default"/>
+      </w:rPr>
+    </w:lvl>
+    <w:lvl w:ilvl="7" w:tplc="38090003" w:tentative="1">
+      <w:start w:val="1"/>
+      <w:numFmt w:val="bullet"/>
+      <w:lvlText w:val="o"/>
+      <w:lvlJc w:val="left"/>
+      <w:pPr>
+        <w:ind w:left="5760" w:hanging="360"/>
+      </w:pPr>
+      <w:rPr>
+        <w:rFonts w:ascii="Courier New" w:hAnsi="Courier New" w:cs="Courier New" w:hint="default"/>
+      </w:rPr>
+    </w:lvl>
+    <w:lvl w:ilvl="8" w:tplc="38090005" w:tentative="1">
+      <w:start w:val="1"/>
+      <w:numFmt w:val="bullet"/>
+      <w:lvlText w:val=""/>
+      <w:lvlJc w:val="left"/>
+      <w:pPr>
+        <w:ind w:left="6480" w:hanging="360"/>
+      </w:pPr>
+      <w:rPr>
+        <w:rFonts w:ascii="Wingdings" w:hAnsi="Wingdings" w:hint="default"/>
+      </w:rPr>
+    </w:lvl>
+  </w:abstractNum>
+  <w:abstractNum w:abstractNumId="14" w15:restartNumberingAfterBreak="0">
+    <w:nsid w:val="2BF51370"/>
+    <w:multiLevelType w:val="hybridMultilevel"/>
+    <w:tmpl w:val="DEAAAC98"/>
+    <w:lvl w:ilvl="0" w:tplc="38090001">
+      <w:start w:val="1"/>
+      <w:numFmt w:val="bullet"/>
+      <w:lvlText w:val=""/>
+      <w:lvlJc w:val="left"/>
+      <w:pPr>
+        <w:ind w:left="720" w:hanging="360"/>
+      </w:pPr>
+      <w:rPr>
+        <w:rFonts w:ascii="Symbol" w:hAnsi="Symbol" w:hint="default"/>
+      </w:rPr>
+    </w:lvl>
+    <w:lvl w:ilvl="1" w:tplc="38090003" w:tentative="1">
+      <w:start w:val="1"/>
+      <w:numFmt w:val="bullet"/>
+      <w:lvlText w:val="o"/>
+      <w:lvlJc w:val="left"/>
+      <w:pPr>
+        <w:ind w:left="1440" w:hanging="360"/>
+      </w:pPr>
+      <w:rPr>
+        <w:rFonts w:ascii="Courier New" w:hAnsi="Courier New" w:cs="Courier New" w:hint="default"/>
+      </w:rPr>
+    </w:lvl>
+    <w:lvl w:ilvl="2" w:tplc="38090005" w:tentative="1">
+      <w:start w:val="1"/>
+      <w:numFmt w:val="bullet"/>
+      <w:lvlText w:val=""/>
+      <w:lvlJc w:val="left"/>
+      <w:pPr>
+        <w:ind w:left="2160" w:hanging="360"/>
+      </w:pPr>
+      <w:rPr>
+        <w:rFonts w:ascii="Wingdings" w:hAnsi="Wingdings" w:hint="default"/>
+      </w:rPr>
+    </w:lvl>
+    <w:lvl w:ilvl="3" w:tplc="38090001" w:tentative="1">
+      <w:start w:val="1"/>
+      <w:numFmt w:val="bullet"/>
+      <w:lvlText w:val=""/>
+      <w:lvlJc w:val="left"/>
+      <w:pPr>
+        <w:ind w:left="2880" w:hanging="360"/>
+      </w:pPr>
+      <w:rPr>
+        <w:rFonts w:ascii="Symbol" w:hAnsi="Symbol" w:hint="default"/>
+      </w:rPr>
+    </w:lvl>
+    <w:lvl w:ilvl="4" w:tplc="38090003" w:tentative="1">
+      <w:start w:val="1"/>
+      <w:numFmt w:val="bullet"/>
+      <w:lvlText w:val="o"/>
+      <w:lvlJc w:val="left"/>
+      <w:pPr>
+        <w:ind w:left="3600" w:hanging="360"/>
+      </w:pPr>
+      <w:rPr>
+        <w:rFonts w:ascii="Courier New" w:hAnsi="Courier New" w:cs="Courier New" w:hint="default"/>
+      </w:rPr>
+    </w:lvl>
+    <w:lvl w:ilvl="5" w:tplc="38090005" w:tentative="1">
+      <w:start w:val="1"/>
+      <w:numFmt w:val="bullet"/>
+      <w:lvlText w:val=""/>
+      <w:lvlJc w:val="left"/>
+      <w:pPr>
+        <w:ind w:left="4320" w:hanging="360"/>
+      </w:pPr>
+      <w:rPr>
+        <w:rFonts w:ascii="Wingdings" w:hAnsi="Wingdings" w:hint="default"/>
+      </w:rPr>
+    </w:lvl>
+    <w:lvl w:ilvl="6" w:tplc="38090001" w:tentative="1">
+      <w:start w:val="1"/>
+      <w:numFmt w:val="bullet"/>
+      <w:lvlText w:val=""/>
+      <w:lvlJc w:val="left"/>
+      <w:pPr>
+        <w:ind w:left="5040" w:hanging="360"/>
+      </w:pPr>
+      <w:rPr>
+        <w:rFonts w:ascii="Symbol" w:hAnsi="Symbol" w:hint="default"/>
+      </w:rPr>
+    </w:lvl>
+    <w:lvl w:ilvl="7" w:tplc="38090003" w:tentative="1">
+      <w:start w:val="1"/>
+      <w:numFmt w:val="bullet"/>
+      <w:lvlText w:val="o"/>
+      <w:lvlJc w:val="left"/>
+      <w:pPr>
+        <w:ind w:left="5760" w:hanging="360"/>
+      </w:pPr>
+      <w:rPr>
+        <w:rFonts w:ascii="Courier New" w:hAnsi="Courier New" w:cs="Courier New" w:hint="default"/>
+      </w:rPr>
+    </w:lvl>
+    <w:lvl w:ilvl="8" w:tplc="38090005" w:tentative="1">
+      <w:start w:val="1"/>
+      <w:numFmt w:val="bullet"/>
+      <w:lvlText w:val=""/>
+      <w:lvlJc w:val="left"/>
+      <w:pPr>
+        <w:ind w:left="6480" w:hanging="360"/>
+      </w:pPr>
+      <w:rPr>
+        <w:rFonts w:ascii="Wingdings" w:hAnsi="Wingdings" w:hint="default"/>
+      </w:rPr>
+    </w:lvl>
+  </w:abstractNum>
+  <w:abstractNum w:abstractNumId="15" w15:restartNumberingAfterBreak="0">
+    <w:nsid w:val="38CB7E72"/>
+    <w:multiLevelType w:val="hybridMultilevel"/>
+    <w:tmpl w:val="75801796"/>
+    <w:lvl w:ilvl="0" w:tplc="38090001">
+      <w:start w:val="1"/>
+      <w:numFmt w:val="bullet"/>
+      <w:lvlText w:val=""/>
+      <w:lvlJc w:val="left"/>
+      <w:pPr>
+        <w:ind w:left="720" w:hanging="360"/>
+      </w:pPr>
+      <w:rPr>
+        <w:rFonts w:ascii="Symbol" w:hAnsi="Symbol" w:hint="default"/>
+      </w:rPr>
+    </w:lvl>
+    <w:lvl w:ilvl="1" w:tplc="38090003" w:tentative="1">
+      <w:start w:val="1"/>
+      <w:numFmt w:val="bullet"/>
+      <w:lvlText w:val="o"/>
+      <w:lvlJc w:val="left"/>
+      <w:pPr>
+        <w:ind w:left="1440" w:hanging="360"/>
+      </w:pPr>
+      <w:rPr>
+        <w:rFonts w:ascii="Courier New" w:hAnsi="Courier New" w:cs="Courier New" w:hint="default"/>
+      </w:rPr>
+    </w:lvl>
+    <w:lvl w:ilvl="2" w:tplc="38090005" w:tentative="1">
+      <w:start w:val="1"/>
+      <w:numFmt w:val="bullet"/>
+      <w:lvlText w:val=""/>
+      <w:lvlJc w:val="left"/>
+      <w:pPr>
+        <w:ind w:left="2160" w:hanging="360"/>
+      </w:pPr>
+      <w:rPr>
+        <w:rFonts w:ascii="Wingdings" w:hAnsi="Wingdings" w:hint="default"/>
+      </w:rPr>
+    </w:lvl>
+    <w:lvl w:ilvl="3" w:tplc="38090001" w:tentative="1">
+      <w:start w:val="1"/>
+      <w:numFmt w:val="bullet"/>
+      <w:lvlText w:val=""/>
+      <w:lvlJc w:val="left"/>
+      <w:pPr>
+        <w:ind w:left="2880" w:hanging="360"/>
+      </w:pPr>
+      <w:rPr>
+        <w:rFonts w:ascii="Symbol" w:hAnsi="Symbol" w:hint="default"/>
+      </w:rPr>
+    </w:lvl>
+    <w:lvl w:ilvl="4" w:tplc="38090003" w:tentative="1">
+      <w:start w:val="1"/>
+      <w:numFmt w:val="bullet"/>
+      <w:lvlText w:val="o"/>
+      <w:lvlJc w:val="left"/>
+      <w:pPr>
+        <w:ind w:left="3600" w:hanging="360"/>
+      </w:pPr>
+      <w:rPr>
+        <w:rFonts w:ascii="Courier New" w:hAnsi="Courier New" w:cs="Courier New" w:hint="default"/>
+      </w:rPr>
+    </w:lvl>
+    <w:lvl w:ilvl="5" w:tplc="38090005" w:tentative="1">
+      <w:start w:val="1"/>
+      <w:numFmt w:val="bullet"/>
+      <w:lvlText w:val=""/>
+      <w:lvlJc w:val="left"/>
+      <w:pPr>
+        <w:ind w:left="4320" w:hanging="360"/>
+      </w:pPr>
+      <w:rPr>
+        <w:rFonts w:ascii="Wingdings" w:hAnsi="Wingdings" w:hint="default"/>
+      </w:rPr>
+    </w:lvl>
+    <w:lvl w:ilvl="6" w:tplc="38090001" w:tentative="1">
+      <w:start w:val="1"/>
+      <w:numFmt w:val="bullet"/>
+      <w:lvlText w:val=""/>
+      <w:lvlJc w:val="left"/>
+      <w:pPr>
+        <w:ind w:left="5040" w:hanging="360"/>
+      </w:pPr>
+      <w:rPr>
+        <w:rFonts w:ascii="Symbol" w:hAnsi="Symbol" w:hint="default"/>
+      </w:rPr>
+    </w:lvl>
+    <w:lvl w:ilvl="7" w:tplc="38090003" w:tentative="1">
+      <w:start w:val="1"/>
+      <w:numFmt w:val="bullet"/>
+      <w:lvlText w:val="o"/>
+      <w:lvlJc w:val="left"/>
+      <w:pPr>
+        <w:ind w:left="5760" w:hanging="360"/>
+      </w:pPr>
+      <w:rPr>
+        <w:rFonts w:ascii="Courier New" w:hAnsi="Courier New" w:cs="Courier New" w:hint="default"/>
+      </w:rPr>
+    </w:lvl>
+    <w:lvl w:ilvl="8" w:tplc="38090005" w:tentative="1">
+      <w:start w:val="1"/>
+      <w:numFmt w:val="bullet"/>
+      <w:lvlText w:val=""/>
+      <w:lvlJc w:val="left"/>
+      <w:pPr>
+        <w:ind w:left="6480" w:hanging="360"/>
+      </w:pPr>
+      <w:rPr>
+        <w:rFonts w:ascii="Wingdings" w:hAnsi="Wingdings" w:hint="default"/>
+      </w:rPr>
+    </w:lvl>
+  </w:abstractNum>
+  <w:abstractNum w:abstractNumId="16" w15:restartNumberingAfterBreak="0">
+    <w:nsid w:val="3E9E6E61"/>
+    <w:multiLevelType w:val="hybridMultilevel"/>
+    <w:tmpl w:val="8EF269B6"/>
+    <w:lvl w:ilvl="0" w:tplc="38090001">
+      <w:start w:val="1"/>
+      <w:numFmt w:val="bullet"/>
+      <w:lvlText w:val=""/>
+      <w:lvlJc w:val="left"/>
+      <w:pPr>
+        <w:ind w:left="720" w:hanging="360"/>
+      </w:pPr>
+      <w:rPr>
+        <w:rFonts w:ascii="Symbol" w:hAnsi="Symbol" w:hint="default"/>
+      </w:rPr>
+    </w:lvl>
+    <w:lvl w:ilvl="1" w:tplc="38090003" w:tentative="1">
+      <w:start w:val="1"/>
+      <w:numFmt w:val="bullet"/>
+      <w:lvlText w:val="o"/>
+      <w:lvlJc w:val="left"/>
+      <w:pPr>
+        <w:ind w:left="1440" w:hanging="360"/>
+      </w:pPr>
+      <w:rPr>
+        <w:rFonts w:ascii="Courier New" w:hAnsi="Courier New" w:cs="Courier New" w:hint="default"/>
+      </w:rPr>
+    </w:lvl>
+    <w:lvl w:ilvl="2" w:tplc="38090005" w:tentative="1">
+      <w:start w:val="1"/>
+      <w:numFmt w:val="bullet"/>
+      <w:lvlText w:val=""/>
+      <w:lvlJc w:val="left"/>
+      <w:pPr>
+        <w:ind w:left="2160" w:hanging="360"/>
+      </w:pPr>
+      <w:rPr>
+        <w:rFonts w:ascii="Wingdings" w:hAnsi="Wingdings" w:hint="default"/>
+      </w:rPr>
+    </w:lvl>
+    <w:lvl w:ilvl="3" w:tplc="38090001" w:tentative="1">
+      <w:start w:val="1"/>
+      <w:numFmt w:val="bullet"/>
+      <w:lvlText w:val=""/>
+      <w:lvlJc w:val="left"/>
+      <w:pPr>
+        <w:ind w:left="2880" w:hanging="360"/>
+      </w:pPr>
+      <w:rPr>
+        <w:rFonts w:ascii="Symbol" w:hAnsi="Symbol" w:hint="default"/>
+      </w:rPr>
+    </w:lvl>
+    <w:lvl w:ilvl="4" w:tplc="38090003" w:tentative="1">
+      <w:start w:val="1"/>
+      <w:numFmt w:val="bullet"/>
+      <w:lvlText w:val="o"/>
+      <w:lvlJc w:val="left"/>
+      <w:pPr>
+        <w:ind w:left="3600" w:hanging="360"/>
+      </w:pPr>
+      <w:rPr>
+        <w:rFonts w:ascii="Courier New" w:hAnsi="Courier New" w:cs="Courier New" w:hint="default"/>
+      </w:rPr>
+    </w:lvl>
+    <w:lvl w:ilvl="5" w:tplc="38090005" w:tentative="1">
+      <w:start w:val="1"/>
+      <w:numFmt w:val="bullet"/>
+      <w:lvlText w:val=""/>
+      <w:lvlJc w:val="left"/>
+      <w:pPr>
+        <w:ind w:left="4320" w:hanging="360"/>
+      </w:pPr>
+      <w:rPr>
+        <w:rFonts w:ascii="Wingdings" w:hAnsi="Wingdings" w:hint="default"/>
+      </w:rPr>
+    </w:lvl>
+    <w:lvl w:ilvl="6" w:tplc="38090001" w:tentative="1">
+      <w:start w:val="1"/>
+      <w:numFmt w:val="bullet"/>
+      <w:lvlText w:val=""/>
+      <w:lvlJc w:val="left"/>
+      <w:pPr>
+        <w:ind w:left="5040" w:hanging="360"/>
+      </w:pPr>
+      <w:rPr>
+        <w:rFonts w:ascii="Symbol" w:hAnsi="Symbol" w:hint="default"/>
+      </w:rPr>
+    </w:lvl>
+    <w:lvl w:ilvl="7" w:tplc="38090003" w:tentative="1">
+      <w:start w:val="1"/>
+      <w:numFmt w:val="bullet"/>
+      <w:lvlText w:val="o"/>
+      <w:lvlJc w:val="left"/>
+      <w:pPr>
+        <w:ind w:left="5760" w:hanging="360"/>
+      </w:pPr>
+      <w:rPr>
+        <w:rFonts w:ascii="Courier New" w:hAnsi="Courier New" w:cs="Courier New" w:hint="default"/>
+      </w:rPr>
+    </w:lvl>
+    <w:lvl w:ilvl="8" w:tplc="38090005" w:tentative="1">
+      <w:start w:val="1"/>
+      <w:numFmt w:val="bullet"/>
+      <w:lvlText w:val=""/>
+      <w:lvlJc w:val="left"/>
+      <w:pPr>
+        <w:ind w:left="6480" w:hanging="360"/>
+      </w:pPr>
+      <w:rPr>
+        <w:rFonts w:ascii="Wingdings" w:hAnsi="Wingdings" w:hint="default"/>
+      </w:rPr>
+    </w:lvl>
+  </w:abstractNum>
+  <w:abstractNum w:abstractNumId="17" w15:restartNumberingAfterBreak="0">
+    <w:nsid w:val="4683426C"/>
+    <w:multiLevelType w:val="hybridMultilevel"/>
+    <w:tmpl w:val="D68C5862"/>
+    <w:lvl w:ilvl="0" w:tplc="38090001">
+      <w:start w:val="1"/>
+      <w:numFmt w:val="bullet"/>
+      <w:lvlText w:val=""/>
+      <w:lvlJc w:val="left"/>
+      <w:pPr>
+        <w:ind w:left="720" w:hanging="360"/>
+      </w:pPr>
+      <w:rPr>
+        <w:rFonts w:ascii="Symbol" w:hAnsi="Symbol" w:hint="default"/>
+      </w:rPr>
+    </w:lvl>
+    <w:lvl w:ilvl="1" w:tplc="38090003" w:tentative="1">
+      <w:start w:val="1"/>
+      <w:numFmt w:val="bullet"/>
+      <w:lvlText w:val="o"/>
+      <w:lvlJc w:val="left"/>
+      <w:pPr>
+        <w:ind w:left="1440" w:hanging="360"/>
+      </w:pPr>
+      <w:rPr>
+        <w:rFonts w:ascii="Courier New" w:hAnsi="Courier New" w:cs="Courier New" w:hint="default"/>
+      </w:rPr>
+    </w:lvl>
+    <w:lvl w:ilvl="2" w:tplc="38090005" w:tentative="1">
+      <w:start w:val="1"/>
+      <w:numFmt w:val="bullet"/>
+      <w:lvlText w:val=""/>
+      <w:lvlJc w:val="left"/>
+      <w:pPr>
+        <w:ind w:left="2160" w:hanging="360"/>
+      </w:pPr>
+      <w:rPr>
+        <w:rFonts w:ascii="Wingdings" w:hAnsi="Wingdings" w:hint="default"/>
+      </w:rPr>
+    </w:lvl>
+    <w:lvl w:ilvl="3" w:tplc="38090001" w:tentative="1">
+      <w:start w:val="1"/>
+      <w:numFmt w:val="bullet"/>
+      <w:lvlText w:val=""/>
+      <w:lvlJc w:val="left"/>
+      <w:pPr>
+        <w:ind w:left="2880" w:hanging="360"/>
+      </w:pPr>
+      <w:rPr>
+        <w:rFonts w:ascii="Symbol" w:hAnsi="Symbol" w:hint="default"/>
+      </w:rPr>
+    </w:lvl>
+    <w:lvl w:ilvl="4" w:tplc="38090003" w:tentative="1">
+      <w:start w:val="1"/>
+      <w:numFmt w:val="bullet"/>
+      <w:lvlText w:val="o"/>
+      <w:lvlJc w:val="left"/>
+      <w:pPr>
+        <w:ind w:left="3600" w:hanging="360"/>
+      </w:pPr>
+      <w:rPr>
+        <w:rFonts w:ascii="Courier New" w:hAnsi="Courier New" w:cs="Courier New" w:hint="default"/>
+      </w:rPr>
+    </w:lvl>
+    <w:lvl w:ilvl="5" w:tplc="38090005" w:tentative="1">
+      <w:start w:val="1"/>
+      <w:numFmt w:val="bullet"/>
+      <w:lvlText w:val=""/>
+      <w:lvlJc w:val="left"/>
+      <w:pPr>
+        <w:ind w:left="4320" w:hanging="360"/>
+      </w:pPr>
+      <w:rPr>
+        <w:rFonts w:ascii="Wingdings" w:hAnsi="Wingdings" w:hint="default"/>
+      </w:rPr>
+    </w:lvl>
+    <w:lvl w:ilvl="6" w:tplc="38090001" w:tentative="1">
+      <w:start w:val="1"/>
+      <w:numFmt w:val="bullet"/>
+      <w:lvlText w:val=""/>
+      <w:lvlJc w:val="left"/>
+      <w:pPr>
+        <w:ind w:left="5040" w:hanging="360"/>
+      </w:pPr>
+      <w:rPr>
+        <w:rFonts w:ascii="Symbol" w:hAnsi="Symbol" w:hint="default"/>
+      </w:rPr>
+    </w:lvl>
+    <w:lvl w:ilvl="7" w:tplc="38090003" w:tentative="1">
+      <w:start w:val="1"/>
+      <w:numFmt w:val="bullet"/>
+      <w:lvlText w:val="o"/>
+      <w:lvlJc w:val="left"/>
+      <w:pPr>
+        <w:ind w:left="5760" w:hanging="360"/>
+      </w:pPr>
+      <w:rPr>
+        <w:rFonts w:ascii="Courier New" w:hAnsi="Courier New" w:cs="Courier New" w:hint="default"/>
+      </w:rPr>
+    </w:lvl>
+    <w:lvl w:ilvl="8" w:tplc="38090005" w:tentative="1">
+      <w:start w:val="1"/>
+      <w:numFmt w:val="bullet"/>
+      <w:lvlText w:val=""/>
+      <w:lvlJc w:val="left"/>
+      <w:pPr>
+        <w:ind w:left="6480" w:hanging="360"/>
+      </w:pPr>
+      <w:rPr>
+        <w:rFonts w:ascii="Wingdings" w:hAnsi="Wingdings" w:hint="default"/>
+      </w:rPr>
+    </w:lvl>
+  </w:abstractNum>
+  <w:abstractNum w:abstractNumId="18" w15:restartNumberingAfterBreak="0">
+    <w:nsid w:val="58737308"/>
+    <w:multiLevelType w:val="hybridMultilevel"/>
+    <w:tmpl w:val="A386DFF2"/>
+    <w:lvl w:ilvl="0" w:tplc="38090001">
+      <w:start w:val="1"/>
+      <w:numFmt w:val="bullet"/>
+      <w:lvlText w:val=""/>
+      <w:lvlJc w:val="left"/>
+      <w:pPr>
+        <w:ind w:left="720" w:hanging="360"/>
+      </w:pPr>
+      <w:rPr>
+        <w:rFonts w:ascii="Symbol" w:hAnsi="Symbol" w:hint="default"/>
+      </w:rPr>
+    </w:lvl>
+    <w:lvl w:ilvl="1" w:tplc="38090003" w:tentative="1">
+      <w:start w:val="1"/>
+      <w:numFmt w:val="bullet"/>
+      <w:lvlText w:val="o"/>
+      <w:lvlJc w:val="left"/>
+      <w:pPr>
+        <w:ind w:left="1440" w:hanging="360"/>
+      </w:pPr>
+      <w:rPr>
+        <w:rFonts w:ascii="Courier New" w:hAnsi="Courier New" w:cs="Courier New" w:hint="default"/>
+      </w:rPr>
+    </w:lvl>
+    <w:lvl w:ilvl="2" w:tplc="38090005" w:tentative="1">
+      <w:start w:val="1"/>
+      <w:numFmt w:val="bullet"/>
+      <w:lvlText w:val=""/>
+      <w:lvlJc w:val="left"/>
+      <w:pPr>
+        <w:ind w:left="2160" w:hanging="360"/>
+      </w:pPr>
+      <w:rPr>
+        <w:rFonts w:ascii="Wingdings" w:hAnsi="Wingdings" w:hint="default"/>
+      </w:rPr>
+    </w:lvl>
+    <w:lvl w:ilvl="3" w:tplc="38090001" w:tentative="1">
+      <w:start w:val="1"/>
+      <w:numFmt w:val="bullet"/>
+      <w:lvlText w:val=""/>
+      <w:lvlJc w:val="left"/>
+      <w:pPr>
+        <w:ind w:left="2880" w:hanging="360"/>
+      </w:pPr>
+      <w:rPr>
+        <w:rFonts w:ascii="Symbol" w:hAnsi="Symbol" w:hint="default"/>
+      </w:rPr>
+    </w:lvl>
+    <w:lvl w:ilvl="4" w:tplc="38090003" w:tentative="1">
+      <w:start w:val="1"/>
+      <w:numFmt w:val="bullet"/>
+      <w:lvlText w:val="o"/>
+      <w:lvlJc w:val="left"/>
+      <w:pPr>
+        <w:ind w:left="3600" w:hanging="360"/>
+      </w:pPr>
+      <w:rPr>
+        <w:rFonts w:ascii="Courier New" w:hAnsi="Courier New" w:cs="Courier New" w:hint="default"/>
+      </w:rPr>
+    </w:lvl>
+    <w:lvl w:ilvl="5" w:tplc="38090005" w:tentative="1">
+      <w:start w:val="1"/>
+      <w:numFmt w:val="bullet"/>
+      <w:lvlText w:val=""/>
+      <w:lvlJc w:val="left"/>
+      <w:pPr>
+        <w:ind w:left="4320" w:hanging="360"/>
+      </w:pPr>
+      <w:rPr>
+        <w:rFonts w:ascii="Wingdings" w:hAnsi="Wingdings" w:hint="default"/>
+      </w:rPr>
+    </w:lvl>
+    <w:lvl w:ilvl="6" w:tplc="38090001" w:tentative="1">
+      <w:start w:val="1"/>
+      <w:numFmt w:val="bullet"/>
+      <w:lvlText w:val=""/>
+      <w:lvlJc w:val="left"/>
+      <w:pPr>
+        <w:ind w:left="5040" w:hanging="360"/>
+      </w:pPr>
+      <w:rPr>
+        <w:rFonts w:ascii="Symbol" w:hAnsi="Symbol" w:hint="default"/>
+      </w:rPr>
+    </w:lvl>
+    <w:lvl w:ilvl="7" w:tplc="38090003" w:tentative="1">
+      <w:start w:val="1"/>
+      <w:numFmt w:val="bullet"/>
+      <w:lvlText w:val="o"/>
+      <w:lvlJc w:val="left"/>
+      <w:pPr>
+        <w:ind w:left="5760" w:hanging="360"/>
+      </w:pPr>
+      <w:rPr>
+        <w:rFonts w:ascii="Courier New" w:hAnsi="Courier New" w:cs="Courier New" w:hint="default"/>
+      </w:rPr>
+    </w:lvl>
+    <w:lvl w:ilvl="8" w:tplc="38090005" w:tentative="1">
+      <w:start w:val="1"/>
+      <w:numFmt w:val="bullet"/>
+      <w:lvlText w:val=""/>
+      <w:lvlJc w:val="left"/>
+      <w:pPr>
+        <w:ind w:left="6480" w:hanging="360"/>
+      </w:pPr>
+      <w:rPr>
+        <w:rFonts w:ascii="Wingdings" w:hAnsi="Wingdings" w:hint="default"/>
+      </w:rPr>
+    </w:lvl>
+  </w:abstractNum>
+  <w:abstractNum w:abstractNumId="19" w15:restartNumberingAfterBreak="0">
+    <w:nsid w:val="5EF3552B"/>
+    <w:multiLevelType w:val="hybridMultilevel"/>
+    <w:tmpl w:val="393E4804"/>
+    <w:lvl w:ilvl="0" w:tplc="38090001">
+      <w:start w:val="1"/>
+      <w:numFmt w:val="bullet"/>
+      <w:lvlText w:val=""/>
+      <w:lvlJc w:val="left"/>
+      <w:pPr>
+        <w:ind w:left="720" w:hanging="360"/>
+      </w:pPr>
+      <w:rPr>
+        <w:rFonts w:ascii="Symbol" w:hAnsi="Symbol" w:hint="default"/>
+      </w:rPr>
+    </w:lvl>
+    <w:lvl w:ilvl="1" w:tplc="38090003" w:tentative="1">
+      <w:start w:val="1"/>
+      <w:numFmt w:val="bullet"/>
+      <w:lvlText w:val="o"/>
+      <w:lvlJc w:val="left"/>
+      <w:pPr>
+        <w:ind w:left="1440" w:hanging="360"/>
+      </w:pPr>
+      <w:rPr>
+        <w:rFonts w:ascii="Courier New" w:hAnsi="Courier New" w:cs="Courier New" w:hint="default"/>
+      </w:rPr>
+    </w:lvl>
+    <w:lvl w:ilvl="2" w:tplc="38090005" w:tentative="1">
+      <w:start w:val="1"/>
+      <w:numFmt w:val="bullet"/>
+      <w:lvlText w:val=""/>
+      <w:lvlJc w:val="left"/>
+      <w:pPr>
+        <w:ind w:left="2160" w:hanging="360"/>
+      </w:pPr>
+      <w:rPr>
+        <w:rFonts w:ascii="Wingdings" w:hAnsi="Wingdings" w:hint="default"/>
+      </w:rPr>
+    </w:lvl>
+    <w:lvl w:ilvl="3" w:tplc="38090001" w:tentative="1">
+      <w:start w:val="1"/>
+      <w:numFmt w:val="bullet"/>
+      <w:lvlText w:val=""/>
+      <w:lvlJc w:val="left"/>
+      <w:pPr>
+        <w:ind w:left="2880" w:hanging="360"/>
+      </w:pPr>
+      <w:rPr>
+        <w:rFonts w:ascii="Symbol" w:hAnsi="Symbol" w:hint="default"/>
+      </w:rPr>
+    </w:lvl>
+    <w:lvl w:ilvl="4" w:tplc="38090003" w:tentative="1">
+      <w:start w:val="1"/>
+      <w:numFmt w:val="bullet"/>
+      <w:lvlText w:val="o"/>
+      <w:lvlJc w:val="left"/>
+      <w:pPr>
+        <w:ind w:left="3600" w:hanging="360"/>
+      </w:pPr>
+      <w:rPr>
+        <w:rFonts w:ascii="Courier New" w:hAnsi="Courier New" w:cs="Courier New" w:hint="default"/>
+      </w:rPr>
+    </w:lvl>
+    <w:lvl w:ilvl="5" w:tplc="38090005" w:tentative="1">
+      <w:start w:val="1"/>
+      <w:numFmt w:val="bullet"/>
+      <w:lvlText w:val=""/>
+      <w:lvlJc w:val="left"/>
+      <w:pPr>
+        <w:ind w:left="4320" w:hanging="360"/>
+      </w:pPr>
+      <w:rPr>
+        <w:rFonts w:ascii="Wingdings" w:hAnsi="Wingdings" w:hint="default"/>
+      </w:rPr>
+    </w:lvl>
+    <w:lvl w:ilvl="6" w:tplc="38090001" w:tentative="1">
+      <w:start w:val="1"/>
+      <w:numFmt w:val="bullet"/>
+      <w:lvlText w:val=""/>
+      <w:lvlJc w:val="left"/>
+      <w:pPr>
+        <w:ind w:left="5040" w:hanging="360"/>
+      </w:pPr>
+      <w:rPr>
+        <w:rFonts w:ascii="Symbol" w:hAnsi="Symbol" w:hint="default"/>
+      </w:rPr>
+    </w:lvl>
+    <w:lvl w:ilvl="7" w:tplc="38090003" w:tentative="1">
+      <w:start w:val="1"/>
+      <w:numFmt w:val="bullet"/>
+      <w:lvlText w:val="o"/>
+      <w:lvlJc w:val="left"/>
+      <w:pPr>
+        <w:ind w:left="5760" w:hanging="360"/>
+      </w:pPr>
+      <w:rPr>
+        <w:rFonts w:ascii="Courier New" w:hAnsi="Courier New" w:cs="Courier New" w:hint="default"/>
+      </w:rPr>
+    </w:lvl>
+    <w:lvl w:ilvl="8" w:tplc="38090005" w:tentative="1">
+      <w:start w:val="1"/>
+      <w:numFmt w:val="bullet"/>
+      <w:lvlText w:val=""/>
+      <w:lvlJc w:val="left"/>
+      <w:pPr>
+        <w:ind w:left="6480" w:hanging="360"/>
+      </w:pPr>
+      <w:rPr>
+        <w:rFonts w:ascii="Wingdings" w:hAnsi="Wingdings" w:hint="default"/>
+      </w:rPr>
+    </w:lvl>
+  </w:abstractNum>
+  <w:abstractNum w:abstractNumId="20" w15:restartNumberingAfterBreak="0">
+    <w:nsid w:val="5F1575D3"/>
+    <w:multiLevelType w:val="hybridMultilevel"/>
+    <w:tmpl w:val="C92EA62A"/>
+    <w:lvl w:ilvl="0" w:tplc="38090001">
+      <w:start w:val="1"/>
+      <w:numFmt w:val="bullet"/>
+      <w:lvlText w:val=""/>
+      <w:lvlJc w:val="left"/>
+      <w:pPr>
+        <w:ind w:left="720" w:hanging="360"/>
+      </w:pPr>
+      <w:rPr>
+        <w:rFonts w:ascii="Symbol" w:hAnsi="Symbol" w:hint="default"/>
+      </w:rPr>
+    </w:lvl>
+    <w:lvl w:ilvl="1" w:tplc="38090003" w:tentative="1">
+      <w:start w:val="1"/>
+      <w:numFmt w:val="bullet"/>
+      <w:lvlText w:val="o"/>
+      <w:lvlJc w:val="left"/>
+      <w:pPr>
+        <w:ind w:left="1440" w:hanging="360"/>
+      </w:pPr>
+      <w:rPr>
+        <w:rFonts w:ascii="Courier New" w:hAnsi="Courier New" w:cs="Courier New" w:hint="default"/>
+      </w:rPr>
+    </w:lvl>
+    <w:lvl w:ilvl="2" w:tplc="38090005" w:tentative="1">
+      <w:start w:val="1"/>
+      <w:numFmt w:val="bullet"/>
+      <w:lvlText w:val=""/>
+      <w:lvlJc w:val="left"/>
+      <w:pPr>
+        <w:ind w:left="2160" w:hanging="360"/>
+      </w:pPr>
+      <w:rPr>
+        <w:rFonts w:ascii="Wingdings" w:hAnsi="Wingdings" w:hint="default"/>
+      </w:rPr>
+    </w:lvl>
+    <w:lvl w:ilvl="3" w:tplc="38090001" w:tentative="1">
+      <w:start w:val="1"/>
+      <w:numFmt w:val="bullet"/>
+      <w:lvlText w:val=""/>
+      <w:lvlJc w:val="left"/>
+      <w:pPr>
+        <w:ind w:left="2880" w:hanging="360"/>
+      </w:pPr>
+      <w:rPr>
+        <w:rFonts w:ascii="Symbol" w:hAnsi="Symbol" w:hint="default"/>
+      </w:rPr>
+    </w:lvl>
+    <w:lvl w:ilvl="4" w:tplc="38090003" w:tentative="1">
+      <w:start w:val="1"/>
+      <w:numFmt w:val="bullet"/>
+      <w:lvlText w:val="o"/>
+      <w:lvlJc w:val="left"/>
+      <w:pPr>
+        <w:ind w:left="3600" w:hanging="360"/>
+      </w:pPr>
+      <w:rPr>
+        <w:rFonts w:ascii="Courier New" w:hAnsi="Courier New" w:cs="Courier New" w:hint="default"/>
+      </w:rPr>
+    </w:lvl>
+    <w:lvl w:ilvl="5" w:tplc="38090005" w:tentative="1">
+      <w:start w:val="1"/>
+      <w:numFmt w:val="bullet"/>
+      <w:lvlText w:val=""/>
+      <w:lvlJc w:val="left"/>
+      <w:pPr>
+        <w:ind w:left="4320" w:hanging="360"/>
+      </w:pPr>
+      <w:rPr>
+        <w:rFonts w:ascii="Wingdings" w:hAnsi="Wingdings" w:hint="default"/>
+      </w:rPr>
+    </w:lvl>
+    <w:lvl w:ilvl="6" w:tplc="38090001" w:tentative="1">
+      <w:start w:val="1"/>
+      <w:numFmt w:val="bullet"/>
+      <w:lvlText w:val=""/>
+      <w:lvlJc w:val="left"/>
+      <w:pPr>
+        <w:ind w:left="5040" w:hanging="360"/>
+      </w:pPr>
+      <w:rPr>
+        <w:rFonts w:ascii="Symbol" w:hAnsi="Symbol" w:hint="default"/>
+      </w:rPr>
+    </w:lvl>
+    <w:lvl w:ilvl="7" w:tplc="38090003" w:tentative="1">
+      <w:start w:val="1"/>
+      <w:numFmt w:val="bullet"/>
+      <w:lvlText w:val="o"/>
+      <w:lvlJc w:val="left"/>
+      <w:pPr>
+        <w:ind w:left="5760" w:hanging="360"/>
+      </w:pPr>
+      <w:rPr>
+        <w:rFonts w:ascii="Courier New" w:hAnsi="Courier New" w:cs="Courier New" w:hint="default"/>
+      </w:rPr>
+    </w:lvl>
+    <w:lvl w:ilvl="8" w:tplc="38090005" w:tentative="1">
+      <w:start w:val="1"/>
+      <w:numFmt w:val="bullet"/>
+      <w:lvlText w:val=""/>
+      <w:lvlJc w:val="left"/>
+      <w:pPr>
+        <w:ind w:left="6480" w:hanging="360"/>
+      </w:pPr>
+      <w:rPr>
+        <w:rFonts w:ascii="Wingdings" w:hAnsi="Wingdings" w:hint="default"/>
+      </w:rPr>
+    </w:lvl>
+  </w:abstractNum>
+  <w:abstractNum w:abstractNumId="21" w15:restartNumberingAfterBreak="0">
+    <w:nsid w:val="6FF60EDB"/>
+    <w:multiLevelType w:val="hybridMultilevel"/>
+    <w:tmpl w:val="36DA9F04"/>
+    <w:lvl w:ilvl="0" w:tplc="38090001">
+      <w:start w:val="1"/>
+      <w:numFmt w:val="bullet"/>
+      <w:lvlText w:val=""/>
+      <w:lvlJc w:val="left"/>
+      <w:pPr>
+        <w:ind w:left="720" w:hanging="360"/>
+      </w:pPr>
+      <w:rPr>
+        <w:rFonts w:ascii="Symbol" w:hAnsi="Symbol" w:hint="default"/>
+      </w:rPr>
+    </w:lvl>
+    <w:lvl w:ilvl="1" w:tplc="38090003" w:tentative="1">
+      <w:start w:val="1"/>
+      <w:numFmt w:val="bullet"/>
+      <w:lvlText w:val="o"/>
+      <w:lvlJc w:val="left"/>
+      <w:pPr>
+        <w:ind w:left="1440" w:hanging="360"/>
+      </w:pPr>
+      <w:rPr>
+        <w:rFonts w:ascii="Courier New" w:hAnsi="Courier New" w:cs="Courier New" w:hint="default"/>
+      </w:rPr>
+    </w:lvl>
+    <w:lvl w:ilvl="2" w:tplc="38090005" w:tentative="1">
+      <w:start w:val="1"/>
+      <w:numFmt w:val="bullet"/>
+      <w:lvlText w:val=""/>
+      <w:lvlJc w:val="left"/>
+      <w:pPr>
+        <w:ind w:left="2160" w:hanging="360"/>
+      </w:pPr>
+      <w:rPr>
+        <w:rFonts w:ascii="Wingdings" w:hAnsi="Wingdings" w:hint="default"/>
+      </w:rPr>
+    </w:lvl>
+    <w:lvl w:ilvl="3" w:tplc="38090001" w:tentative="1">
+      <w:start w:val="1"/>
+      <w:numFmt w:val="bullet"/>
+      <w:lvlText w:val=""/>
+      <w:lvlJc w:val="left"/>
+      <w:pPr>
+        <w:ind w:left="2880" w:hanging="360"/>
+      </w:pPr>
+      <w:rPr>
+        <w:rFonts w:ascii="Symbol" w:hAnsi="Symbol" w:hint="default"/>
+      </w:rPr>
+    </w:lvl>
+    <w:lvl w:ilvl="4" w:tplc="38090003" w:tentative="1">
+      <w:start w:val="1"/>
+      <w:numFmt w:val="bullet"/>
+      <w:lvlText w:val="o"/>
+      <w:lvlJc w:val="left"/>
+      <w:pPr>
+        <w:ind w:left="3600" w:hanging="360"/>
+      </w:pPr>
+      <w:rPr>
+        <w:rFonts w:ascii="Courier New" w:hAnsi="Courier New" w:cs="Courier New" w:hint="default"/>
+      </w:rPr>
+    </w:lvl>
+    <w:lvl w:ilvl="5" w:tplc="38090005" w:tentative="1">
+      <w:start w:val="1"/>
+      <w:numFmt w:val="bullet"/>
+      <w:lvlText w:val=""/>
+      <w:lvlJc w:val="left"/>
+      <w:pPr>
+        <w:ind w:left="4320" w:hanging="360"/>
+      </w:pPr>
+      <w:rPr>
+        <w:rFonts w:ascii="Wingdings" w:hAnsi="Wingdings" w:hint="default"/>
+      </w:rPr>
+    </w:lvl>
+    <w:lvl w:ilvl="6" w:tplc="38090001" w:tentative="1">
+      <w:start w:val="1"/>
+      <w:numFmt w:val="bullet"/>
+      <w:lvlText w:val=""/>
+      <w:lvlJc w:val="left"/>
+      <w:pPr>
+        <w:ind w:left="5040" w:hanging="360"/>
+      </w:pPr>
+      <w:rPr>
+        <w:rFonts w:ascii="Symbol" w:hAnsi="Symbol" w:hint="default"/>
+      </w:rPr>
+    </w:lvl>
+    <w:lvl w:ilvl="7" w:tplc="38090003" w:tentative="1">
+      <w:start w:val="1"/>
+      <w:numFmt w:val="bullet"/>
+      <w:lvlText w:val="o"/>
+      <w:lvlJc w:val="left"/>
+      <w:pPr>
+        <w:ind w:left="5760" w:hanging="360"/>
+      </w:pPr>
+      <w:rPr>
+        <w:rFonts w:ascii="Courier New" w:hAnsi="Courier New" w:cs="Courier New" w:hint="default"/>
+      </w:rPr>
+    </w:lvl>
+    <w:lvl w:ilvl="8" w:tplc="38090005" w:tentative="1">
+      <w:start w:val="1"/>
+      <w:numFmt w:val="bullet"/>
+      <w:lvlText w:val=""/>
+      <w:lvlJc w:val="left"/>
+      <w:pPr>
+        <w:ind w:left="6480" w:hanging="360"/>
+      </w:pPr>
+      <w:rPr>
+        <w:rFonts w:ascii="Wingdings" w:hAnsi="Wingdings" w:hint="default"/>
       </w:rPr>
     </w:lvl>
   </w:abstractNum>
@@ -3051,6 +5513,48 @@
   </w:num>
   <w:num w:numId="9" w16cid:durableId="1059596598">
     <w:abstractNumId w:val="0"/>
+  </w:num>
+  <w:num w:numId="10" w16cid:durableId="2115512910">
+    <w:abstractNumId w:val="8"/>
+  </w:num>
+  <w:num w:numId="11" w16cid:durableId="2034917767">
+    <w:abstractNumId w:val="17"/>
+  </w:num>
+  <w:num w:numId="12" w16cid:durableId="1133871085">
+    <w:abstractNumId w:val="9"/>
+  </w:num>
+  <w:num w:numId="13" w16cid:durableId="867107715">
+    <w:abstractNumId w:val="19"/>
+  </w:num>
+  <w:num w:numId="14" w16cid:durableId="1937404548">
+    <w:abstractNumId w:val="21"/>
+  </w:num>
+  <w:num w:numId="15" w16cid:durableId="1962616119">
+    <w:abstractNumId w:val="18"/>
+  </w:num>
+  <w:num w:numId="16" w16cid:durableId="86118690">
+    <w:abstractNumId w:val="10"/>
+  </w:num>
+  <w:num w:numId="17" w16cid:durableId="254830683">
+    <w:abstractNumId w:val="16"/>
+  </w:num>
+  <w:num w:numId="18" w16cid:durableId="1156726177">
+    <w:abstractNumId w:val="12"/>
+  </w:num>
+  <w:num w:numId="19" w16cid:durableId="950362526">
+    <w:abstractNumId w:val="14"/>
+  </w:num>
+  <w:num w:numId="20" w16cid:durableId="915628138">
+    <w:abstractNumId w:val="13"/>
+  </w:num>
+  <w:num w:numId="21" w16cid:durableId="209922925">
+    <w:abstractNumId w:val="15"/>
+  </w:num>
+  <w:num w:numId="22" w16cid:durableId="595402013">
+    <w:abstractNumId w:val="11"/>
+  </w:num>
+  <w:num w:numId="23" w16cid:durableId="1234706405">
+    <w:abstractNumId w:val="20"/>
   </w:num>
 </w:numbering>
 </file>
@@ -3501,7 +6005,7 @@
     <w:uiPriority w:val="9"/>
     <w:unhideWhenUsed/>
     <w:qFormat/>
-    <w:rsid w:val="00FC693F"/>
+    <w:rsid w:val="00890642"/>
     <w:pPr>
       <w:keepNext/>
       <w:keepLines/>
@@ -3509,10 +6013,11 @@
       <w:outlineLvl w:val="2"/>
     </w:pPr>
     <w:rPr>
-      <w:rFonts w:asciiTheme="majorHAnsi" w:eastAsiaTheme="majorEastAsia" w:hAnsiTheme="majorHAnsi" w:cstheme="majorBidi"/>
+      <w:rFonts w:ascii="Times New Roman" w:eastAsiaTheme="majorEastAsia" w:hAnsi="Times New Roman" w:cstheme="majorBidi"/>
       <w:b/>
       <w:bCs/>
       <w:color w:val="4F81BD" w:themeColor="accent1"/>
+      <w:sz w:val="24"/>
     </w:rPr>
   </w:style>
   <w:style w:type="paragraph" w:styleId="Heading4">
@@ -3521,7 +6026,6 @@
     <w:next w:val="Normal"/>
     <w:link w:val="Heading4Char"/>
     <w:uiPriority w:val="9"/>
-    <w:semiHidden/>
     <w:unhideWhenUsed/>
     <w:qFormat/>
     <w:rsid w:val="00FC693F"/>
@@ -3658,7 +6162,6 @@
   <w:style w:type="character" w:default="1" w:styleId="DefaultParagraphFont">
     <w:name w:val="Default Paragraph Font"/>
     <w:uiPriority w:val="1"/>
-    <w:semiHidden/>
     <w:unhideWhenUsed/>
   </w:style>
   <w:style w:type="table" w:default="1" w:styleId="TableNormal">
@@ -3770,12 +6273,13 @@
     <w:basedOn w:val="DefaultParagraphFont"/>
     <w:link w:val="Heading3"/>
     <w:uiPriority w:val="9"/>
-    <w:rsid w:val="00FC693F"/>
+    <w:rsid w:val="00890642"/>
     <w:rPr>
-      <w:rFonts w:asciiTheme="majorHAnsi" w:eastAsiaTheme="majorEastAsia" w:hAnsiTheme="majorHAnsi" w:cstheme="majorBidi"/>
+      <w:rFonts w:ascii="Times New Roman" w:eastAsiaTheme="majorEastAsia" w:hAnsi="Times New Roman" w:cstheme="majorBidi"/>
       <w:b/>
       <w:bCs/>
       <w:color w:val="4F81BD" w:themeColor="accent1"/>
+      <w:sz w:val="24"/>
     </w:rPr>
   </w:style>
   <w:style w:type="paragraph" w:styleId="Title">
@@ -4142,7 +6646,6 @@
     <w:basedOn w:val="DefaultParagraphFont"/>
     <w:link w:val="Heading4"/>
     <w:uiPriority w:val="9"/>
-    <w:semiHidden/>
     <w:rsid w:val="00FC693F"/>
     <w:rPr>
       <w:rFonts w:asciiTheme="majorHAnsi" w:eastAsiaTheme="majorEastAsia" w:hAnsiTheme="majorHAnsi" w:cstheme="majorBidi"/>
